--- a/新泰週報20260719[2629]B4F.docx
+++ b/新泰週報20260719[2629]B4F.docx
@@ -658,19 +658,8 @@
                 <w:sz w:val="26"/>
                 <w:szCs w:val="26"/>
               </w:rPr>
-              <w:t>台北中</w:t>
-            </w:r>
-            <w:proofErr w:type="gramStart"/>
-            <w:r>
-              <w:rPr>
-                <w:rFonts w:ascii="Barlow Condensed Medium" w:eastAsia="標楷體" w:hAnsi="Barlow Condensed Medium" w:cs="Segoe UI Symbol" w:hint="eastAsia"/>
-                <w:w w:val="90"/>
-                <w:sz w:val="26"/>
-                <w:szCs w:val="26"/>
-              </w:rPr>
-              <w:t>會松年部主辨</w:t>
-            </w:r>
-            <w:proofErr w:type="gramEnd"/>
+              <w:t>台北中會松年部主辨</w:t>
+            </w:r>
             <w:r>
               <w:rPr>
                 <w:rFonts w:ascii="Barlow Condensed Medium" w:eastAsia="標楷體" w:hAnsi="Barlow Condensed Medium" w:cs="Segoe UI Symbol" w:hint="eastAsia"/>
@@ -852,230 +841,58 @@
             </w:pPr>
             <w:r>
               <w:rPr>
-                <w:rFonts w:ascii="Barlow Condensed Medium" w:eastAsia="標楷體" w:hAnsi="Barlow Condensed Medium" w:cs="Segoe UI Symbol" w:hint="eastAsia"/>
+                <w:rFonts w:ascii="Segoe UI Symbol" w:eastAsia="標楷體" w:hAnsi="Segoe UI Symbol" w:cs="Segoe UI Symbol"/>
                 <w:w w:val="90"/>
                 <w:sz w:val="26"/>
                 <w:szCs w:val="26"/>
               </w:rPr>
-              <w:t>台北中</w:t>
-            </w:r>
-            <w:proofErr w:type="gramStart"/>
+              <w:t>★</w:t>
+            </w:r>
             <w:r>
               <w:rPr>
                 <w:rFonts w:ascii="Barlow Condensed Medium" w:eastAsia="標楷體" w:hAnsi="Barlow Condensed Medium" w:cs="Segoe UI Symbol" w:hint="eastAsia"/>
+                <w:noProof/>
                 <w:w w:val="90"/>
                 <w:sz w:val="26"/>
                 <w:szCs w:val="26"/>
-              </w:rPr>
-              <w:t>會松年部主辨</w:t>
+                <w:lang w:bidi="he-IL"/>
+              </w:rPr>
+              <w:t>馬偕紀念教會將於</w:t>
             </w:r>
             <w:r>
               <w:rPr>
                 <w:rFonts w:ascii="Barlow Condensed Medium" w:eastAsia="標楷體" w:hAnsi="Barlow Condensed Medium" w:cs="Segoe UI Symbol" w:hint="eastAsia"/>
+                <w:noProof/>
                 <w:w w:val="90"/>
                 <w:sz w:val="26"/>
                 <w:szCs w:val="26"/>
-              </w:rPr>
-              <w:t>2026</w:t>
+                <w:lang w:bidi="he-IL"/>
+              </w:rPr>
+              <w:t>8/30</w:t>
             </w:r>
             <w:r>
               <w:rPr>
                 <w:rFonts w:ascii="Barlow Condensed Medium" w:eastAsia="標楷體" w:hAnsi="Barlow Condensed Medium" w:cs="Segoe UI Symbol" w:hint="eastAsia"/>
+                <w:noProof/>
                 <w:w w:val="90"/>
                 <w:sz w:val="26"/>
                 <w:szCs w:val="26"/>
-              </w:rPr>
-              <w:t>年秋季國內靈修──</w:t>
-            </w:r>
-            <w:proofErr w:type="gramEnd"/>
+                <w:lang w:bidi="he-IL"/>
+              </w:rPr>
+              <w:t>主日上午</w:t>
+            </w:r>
             <w:r>
               <w:rPr>
                 <w:rFonts w:ascii="Barlow Condensed Medium" w:eastAsia="標楷體" w:hAnsi="Barlow Condensed Medium" w:cs="Segoe UI Symbol" w:hint="eastAsia"/>
+                <w:noProof/>
                 <w:w w:val="90"/>
                 <w:sz w:val="26"/>
                 <w:szCs w:val="26"/>
-              </w:rPr>
-              <w:t>金門三日遊，將於</w:t>
-            </w:r>
-            <w:r>
-              <w:rPr>
-                <w:rFonts w:ascii="Barlow Condensed Medium" w:eastAsia="標楷體" w:hAnsi="Barlow Condensed Medium" w:cs="Segoe UI Symbol" w:hint="eastAsia"/>
-                <w:w w:val="90"/>
-                <w:sz w:val="26"/>
-                <w:szCs w:val="26"/>
-              </w:rPr>
-              <w:t>9/29</w:t>
-            </w:r>
-            <w:r>
-              <w:rPr>
-                <w:rFonts w:ascii="Barlow Condensed Medium" w:eastAsia="標楷體" w:hAnsi="Barlow Condensed Medium" w:cs="Segoe UI Symbol"/>
-                <w:w w:val="90"/>
-                <w:sz w:val="26"/>
-                <w:szCs w:val="26"/>
-              </w:rPr>
-              <w:t>~</w:t>
-            </w:r>
-            <w:r>
-              <w:rPr>
-                <w:rFonts w:ascii="Barlow Condensed Medium" w:eastAsia="標楷體" w:hAnsi="Barlow Condensed Medium" w:cs="Segoe UI Symbol" w:hint="eastAsia"/>
-                <w:w w:val="90"/>
-                <w:sz w:val="26"/>
-                <w:szCs w:val="26"/>
-              </w:rPr>
-              <w:t>10/1(</w:t>
-            </w:r>
-            <w:r>
-              <w:rPr>
-                <w:rFonts w:ascii="Barlow Condensed Medium" w:eastAsia="標楷體" w:hAnsi="Barlow Condensed Medium" w:cs="Segoe UI Symbol" w:hint="eastAsia"/>
-                <w:w w:val="90"/>
-                <w:sz w:val="26"/>
-                <w:szCs w:val="26"/>
-              </w:rPr>
-              <w:t>二</w:t>
-            </w:r>
-            <w:r>
-              <w:rPr>
-                <w:rFonts w:ascii="Barlow Condensed Medium" w:eastAsia="標楷體" w:hAnsi="Barlow Condensed Medium" w:cs="Segoe UI Symbol" w:hint="eastAsia"/>
-                <w:w w:val="90"/>
-                <w:sz w:val="26"/>
-                <w:szCs w:val="26"/>
-              </w:rPr>
-              <w:t>~</w:t>
-            </w:r>
-            <w:r>
-              <w:rPr>
-                <w:rFonts w:ascii="Barlow Condensed Medium" w:eastAsia="標楷體" w:hAnsi="Barlow Condensed Medium" w:cs="Segoe UI Symbol" w:hint="eastAsia"/>
-                <w:w w:val="90"/>
-                <w:sz w:val="26"/>
-                <w:szCs w:val="26"/>
-              </w:rPr>
-              <w:t>四</w:t>
-            </w:r>
-            <w:r>
-              <w:rPr>
-                <w:rFonts w:ascii="Barlow Condensed Medium" w:eastAsia="標楷體" w:hAnsi="Barlow Condensed Medium" w:cs="Segoe UI Symbol" w:hint="eastAsia"/>
-                <w:w w:val="90"/>
-                <w:sz w:val="26"/>
-                <w:szCs w:val="26"/>
-              </w:rPr>
-              <w:t>)</w:t>
-            </w:r>
-            <w:r>
-              <w:rPr>
-                <w:rFonts w:ascii="Barlow Condensed Medium" w:eastAsia="標楷體" w:hAnsi="Barlow Condensed Medium" w:cs="Segoe UI Symbol" w:hint="eastAsia"/>
-                <w:w w:val="90"/>
-                <w:sz w:val="26"/>
-                <w:szCs w:val="26"/>
-              </w:rPr>
-              <w:t>舉行。報名至</w:t>
-            </w:r>
-            <w:r>
-              <w:rPr>
-                <w:rFonts w:ascii="Barlow Condensed Medium" w:eastAsia="標楷體" w:hAnsi="Barlow Condensed Medium" w:cs="Segoe UI Symbol" w:hint="eastAsia"/>
-                <w:w w:val="90"/>
-                <w:sz w:val="26"/>
-                <w:szCs w:val="26"/>
-              </w:rPr>
-              <w:t>7/</w:t>
-            </w:r>
-            <w:r>
-              <w:rPr>
-                <w:rFonts w:ascii="Barlow Condensed Medium" w:eastAsia="標楷體" w:hAnsi="Barlow Condensed Medium" w:cs="Segoe UI Symbol"/>
-                <w:w w:val="90"/>
-                <w:sz w:val="26"/>
-                <w:szCs w:val="26"/>
-              </w:rPr>
-              <w:t>18</w:t>
-            </w:r>
-            <w:r>
-              <w:rPr>
-                <w:rFonts w:ascii="Barlow Condensed Medium" w:eastAsia="標楷體" w:hAnsi="Barlow Condensed Medium" w:cs="Segoe UI Symbol" w:hint="eastAsia"/>
-                <w:w w:val="90"/>
-                <w:sz w:val="26"/>
-                <w:szCs w:val="26"/>
-              </w:rPr>
-              <w:t>(</w:t>
-            </w:r>
-            <w:r>
-              <w:rPr>
-                <w:rFonts w:ascii="Barlow Condensed Medium" w:eastAsia="標楷體" w:hAnsi="Barlow Condensed Medium" w:cs="Segoe UI Symbol" w:hint="eastAsia"/>
-                <w:w w:val="90"/>
-                <w:sz w:val="26"/>
-                <w:szCs w:val="26"/>
-              </w:rPr>
-              <w:t>五</w:t>
-            </w:r>
-            <w:r>
-              <w:rPr>
-                <w:rFonts w:ascii="Barlow Condensed Medium" w:eastAsia="標楷體" w:hAnsi="Barlow Condensed Medium" w:cs="Segoe UI Symbol" w:hint="eastAsia"/>
-                <w:w w:val="90"/>
-                <w:sz w:val="26"/>
-                <w:szCs w:val="26"/>
-              </w:rPr>
-              <w:t>)</w:t>
-            </w:r>
-            <w:r>
-              <w:rPr>
-                <w:rFonts w:ascii="Barlow Condensed Medium" w:eastAsia="標楷體" w:hAnsi="Barlow Condensed Medium" w:cs="Segoe UI Symbol" w:hint="eastAsia"/>
-                <w:w w:val="90"/>
-                <w:sz w:val="26"/>
-                <w:szCs w:val="26"/>
-              </w:rPr>
-              <w:t>，費用和行程詳見公佈欄。</w:t>
-            </w:r>
-          </w:p>
-        </w:tc>
-      </w:tr>
-      <w:tr>
-        <w:tc>
-          <w:tcPr>
-            <w:tcW w:w="299" w:type="dxa"/>
-            <w:tcBorders>
-              <w:top w:val="nil"/>
-              <w:left w:val="nil"/>
-              <w:bottom w:val="nil"/>
-              <w:right w:val="nil"/>
-            </w:tcBorders>
-            <w:tcMar>
-              <w:left w:w="28" w:type="dxa"/>
-              <w:right w:w="28" w:type="dxa"/>
-            </w:tcMar>
-          </w:tcPr>
-          <w:p>
-            <w:pPr>
-              <w:snapToGrid w:val="0"/>
-              <w:spacing w:line="300" w:lineRule="exact"/>
-              <w:ind w:rightChars="11" w:right="26"/>
-              <w:jc w:val="right"/>
-              <w:rPr>
-                <w:rFonts w:ascii="Barlow Condensed Medium" w:eastAsia="華康細黑體" w:hAnsi="Barlow Condensed Medium"/>
-                <w:w w:val="90"/>
-                <w:sz w:val="26"/>
-                <w:szCs w:val="26"/>
-              </w:rPr>
-            </w:pPr>
-          </w:p>
-        </w:tc>
-        <w:tc>
-          <w:tcPr>
-            <w:tcW w:w="5622" w:type="dxa"/>
-            <w:tcBorders>
-              <w:top w:val="nil"/>
-              <w:left w:val="nil"/>
-              <w:bottom w:val="nil"/>
-              <w:right w:val="nil"/>
-            </w:tcBorders>
-            <w:tcMar>
-              <w:left w:w="28" w:type="dxa"/>
-              <w:right w:w="28" w:type="dxa"/>
-            </w:tcMar>
-          </w:tcPr>
-          <w:p>
-            <w:pPr>
-              <w:kinsoku w:val="0"/>
-              <w:snapToGrid w:val="0"/>
-              <w:spacing w:line="300" w:lineRule="exact"/>
-              <w:jc w:val="both"/>
+                <w:lang w:bidi="he-IL"/>
+              </w:rPr>
+              <w:t>9:30</w:t>
+            </w:r>
+            <w:r>
               <w:rPr>
                 <w:rFonts w:ascii="Barlow Condensed Medium" w:eastAsia="標楷體" w:hAnsi="Barlow Condensed Medium" w:cs="Segoe UI Symbol"/>
                 <w:noProof/>
@@ -1084,7 +901,118 @@
                 <w:szCs w:val="26"/>
                 <w:lang w:bidi="he-IL"/>
               </w:rPr>
-            </w:pPr>
+              <w:t xml:space="preserve"> </w:t>
+            </w:r>
+            <w:r>
+              <w:rPr>
+                <w:rFonts w:ascii="Barlow Condensed Medium" w:eastAsia="標楷體" w:hAnsi="Barlow Condensed Medium" w:cs="Segoe UI Symbol" w:hint="eastAsia"/>
+                <w:noProof/>
+                <w:w w:val="90"/>
+                <w:sz w:val="26"/>
+                <w:szCs w:val="26"/>
+                <w:lang w:bidi="he-IL"/>
+              </w:rPr>
+              <w:t>舉行設教</w:t>
+            </w:r>
+            <w:r>
+              <w:rPr>
+                <w:rFonts w:ascii="Barlow Condensed Medium" w:eastAsia="標楷體" w:hAnsi="Barlow Condensed Medium" w:cs="Segoe UI Symbol" w:hint="eastAsia"/>
+                <w:noProof/>
+                <w:w w:val="90"/>
+                <w:sz w:val="26"/>
+                <w:szCs w:val="26"/>
+                <w:lang w:bidi="he-IL"/>
+              </w:rPr>
+              <w:t>30</w:t>
+            </w:r>
+            <w:r>
+              <w:rPr>
+                <w:rFonts w:ascii="Barlow Condensed Medium" w:eastAsia="標楷體" w:hAnsi="Barlow Condensed Medium" w:cs="Segoe UI Symbol" w:hint="eastAsia"/>
+                <w:noProof/>
+                <w:w w:val="90"/>
+                <w:sz w:val="26"/>
+                <w:szCs w:val="26"/>
+                <w:lang w:bidi="he-IL"/>
+              </w:rPr>
+              <w:t>週年感恩禮拜，敬邀參加。</w:t>
+            </w:r>
+            <w:r>
+              <w:rPr>
+                <w:rFonts w:ascii="Barlow Condensed Medium" w:eastAsia="標楷體" w:hAnsi="Barlow Condensed Medium" w:cs="Segoe UI Symbol" w:hint="eastAsia"/>
+                <w:noProof/>
+                <w:w w:val="90"/>
+                <w:sz w:val="26"/>
+                <w:szCs w:val="26"/>
+                <w:lang w:bidi="he-IL"/>
+              </w:rPr>
+              <w:t>(</w:t>
+            </w:r>
+            <w:r>
+              <w:rPr>
+                <w:rFonts w:ascii="Barlow Condensed Medium" w:eastAsia="標楷體" w:hAnsi="Barlow Condensed Medium" w:cs="Segoe UI Symbol" w:hint="eastAsia"/>
+                <w:noProof/>
+                <w:w w:val="90"/>
+                <w:sz w:val="26"/>
+                <w:szCs w:val="26"/>
+                <w:lang w:bidi="he-IL"/>
+              </w:rPr>
+              <w:t>馬偕醫院福音樓</w:t>
+            </w:r>
+            <w:r>
+              <w:rPr>
+                <w:rFonts w:ascii="Barlow Condensed Medium" w:eastAsia="標楷體" w:hAnsi="Barlow Condensed Medium" w:cs="Segoe UI Symbol" w:hint="eastAsia"/>
+                <w:noProof/>
+                <w:w w:val="90"/>
+                <w:sz w:val="26"/>
+                <w:szCs w:val="26"/>
+                <w:lang w:bidi="he-IL"/>
+              </w:rPr>
+              <w:t>9F</w:t>
+            </w:r>
+            <w:r>
+              <w:rPr>
+                <w:rFonts w:ascii="Barlow Condensed Medium" w:eastAsia="標楷體" w:hAnsi="Barlow Condensed Medium" w:cs="Segoe UI Symbol" w:hint="eastAsia"/>
+                <w:noProof/>
+                <w:w w:val="90"/>
+                <w:sz w:val="26"/>
+                <w:szCs w:val="26"/>
+                <w:lang w:bidi="he-IL"/>
+              </w:rPr>
+              <w:t>第</w:t>
+            </w:r>
+            <w:r>
+              <w:rPr>
+                <w:rFonts w:ascii="Barlow Condensed Medium" w:eastAsia="標楷體" w:hAnsi="Barlow Condensed Medium" w:cs="Segoe UI Symbol" w:hint="eastAsia"/>
+                <w:noProof/>
+                <w:w w:val="90"/>
+                <w:sz w:val="26"/>
+                <w:szCs w:val="26"/>
+                <w:lang w:bidi="he-IL"/>
+              </w:rPr>
+              <w:t>1</w:t>
+            </w:r>
+            <w:r>
+              <w:rPr>
+                <w:rFonts w:ascii="Barlow Condensed Medium" w:eastAsia="標楷體" w:hAnsi="Barlow Condensed Medium" w:cs="Segoe UI Symbol" w:hint="eastAsia"/>
+                <w:noProof/>
+                <w:w w:val="90"/>
+                <w:sz w:val="26"/>
+                <w:szCs w:val="26"/>
+                <w:lang w:bidi="he-IL"/>
+              </w:rPr>
+              <w:t>講堂</w:t>
+            </w:r>
+            <w:r>
+              <w:rPr>
+                <w:rFonts w:ascii="Barlow Condensed Medium" w:eastAsia="標楷體" w:hAnsi="Barlow Condensed Medium" w:cs="Segoe UI Symbol" w:hint="eastAsia"/>
+                <w:noProof/>
+                <w:w w:val="90"/>
+                <w:sz w:val="26"/>
+                <w:szCs w:val="26"/>
+                <w:lang w:bidi="he-IL"/>
+              </w:rPr>
+              <w:t>)</w:t>
+            </w:r>
           </w:p>
         </w:tc>
       </w:tr>
@@ -1280,7 +1208,7 @@
                 <w:sz w:val="26"/>
                 <w:szCs w:val="26"/>
               </w:rPr>
-              <w:t>(7/12)</w:t>
+              <w:t>(7/1</w:t>
             </w:r>
             <w:r>
               <w:rPr>
@@ -1289,7 +1217,7 @@
                 <w:sz w:val="26"/>
                 <w:szCs w:val="26"/>
               </w:rPr>
-              <w:t>下午</w:t>
+              <w:t>9</w:t>
             </w:r>
             <w:r>
               <w:rPr>
@@ -1298,7 +1226,7 @@
                 <w:sz w:val="26"/>
                 <w:szCs w:val="26"/>
               </w:rPr>
-              <w:t>3:00</w:t>
+              <w:t>)</w:t>
             </w:r>
             <w:r>
               <w:rPr>
@@ -1307,27 +1235,7 @@
                 <w:sz w:val="26"/>
                 <w:szCs w:val="26"/>
               </w:rPr>
-              <w:t>召開</w:t>
-            </w:r>
-            <w:proofErr w:type="gramStart"/>
-            <w:r>
-              <w:rPr>
-                <w:rFonts w:ascii="Barlow Condensed Medium" w:eastAsia="標楷體" w:hAnsi="Barlow Condensed Medium" w:cs="Segoe UI Symbol" w:hint="eastAsia"/>
-                <w:w w:val="90"/>
-                <w:sz w:val="26"/>
-                <w:szCs w:val="26"/>
-              </w:rPr>
-              <w:t>定期長執會</w:t>
-            </w:r>
-            <w:proofErr w:type="gramEnd"/>
-            <w:r>
-              <w:rPr>
-                <w:rFonts w:ascii="Barlow Condensed Medium" w:eastAsia="標楷體" w:hAnsi="Barlow Condensed Medium" w:cs="Segoe UI Symbol" w:hint="eastAsia"/>
-                <w:w w:val="90"/>
-                <w:sz w:val="26"/>
-                <w:szCs w:val="26"/>
-              </w:rPr>
-              <w:t>和小會，請長、執預備心出席</w:t>
+              <w:t>為文字傳道奉獻主日</w:t>
             </w:r>
             <w:r>
               <w:rPr>
@@ -1391,12 +1299,21 @@
             </w:pPr>
             <w:r>
               <w:rPr>
+                <w:rFonts w:ascii="Segoe UI Symbol" w:eastAsia="標楷體" w:hAnsi="Segoe UI Symbol" w:cs="Segoe UI Symbol"/>
+                <w:w w:val="90"/>
+                <w:sz w:val="26"/>
+                <w:szCs w:val="26"/>
+              </w:rPr>
+              <w:t>★</w:t>
+            </w:r>
+            <w:r>
+              <w:rPr>
                 <w:rFonts w:ascii="Barlow Condensed Medium" w:eastAsia="標楷體" w:hAnsi="Barlow Condensed Medium" w:cs="Segoe UI Symbol" w:hint="eastAsia"/>
                 <w:w w:val="90"/>
                 <w:sz w:val="26"/>
                 <w:szCs w:val="26"/>
               </w:rPr>
-              <w:t>本會參加母會</w:t>
+              <w:t>本主日禮拜中邀請賴玟玲姐妹分享她的生命見證</w:t>
             </w:r>
             <w:r>
               <w:rPr>
@@ -1407,7 +1324,7 @@
                 <w:szCs w:val="26"/>
                 <w:lang w:bidi="he-IL"/>
               </w:rPr>
-              <w:t>艋舺教會設教</w:t>
+              <w:t>。八月要邀請黃花香姐妹。每月一次的主日見證分享，有感動的兄姐可以向王牧師報名，並準備約</w:t>
             </w:r>
             <w:r>
               <w:rPr>
@@ -1418,7 +1335,7 @@
                 <w:szCs w:val="26"/>
                 <w:lang w:bidi="he-IL"/>
               </w:rPr>
-              <w:t>150</w:t>
+              <w:t>5-10</w:t>
             </w:r>
             <w:r>
               <w:rPr>
@@ -1429,7 +1346,101 @@
                 <w:szCs w:val="26"/>
                 <w:lang w:bidi="he-IL"/>
               </w:rPr>
-              <w:t>週年於</w:t>
+              <w:t>鐘的見證。</w:t>
+            </w:r>
+          </w:p>
+        </w:tc>
+      </w:tr>
+      <w:tr>
+        <w:tc>
+          <w:tcPr>
+            <w:tcW w:w="280" w:type="dxa"/>
+          </w:tcPr>
+          <w:p>
+            <w:pPr>
+              <w:snapToGrid w:val="0"/>
+              <w:spacing w:line="300" w:lineRule="exact"/>
+              <w:ind w:rightChars="11" w:right="26"/>
+              <w:jc w:val="right"/>
+              <w:rPr>
+                <w:rFonts w:ascii="Barlow Condensed Medium" w:eastAsia="華康細黑體" w:hAnsi="Barlow Condensed Medium"/>
+                <w:w w:val="90"/>
+                <w:sz w:val="26"/>
+                <w:szCs w:val="26"/>
+              </w:rPr>
+            </w:pPr>
+            <w:r>
+              <w:rPr>
+                <w:rFonts w:ascii="Barlow Condensed Medium" w:eastAsia="華康細黑體" w:hAnsi="Barlow Condensed Medium" w:hint="eastAsia"/>
+                <w:w w:val="90"/>
+                <w:sz w:val="26"/>
+                <w:szCs w:val="26"/>
+              </w:rPr>
+              <w:t>3</w:t>
+            </w:r>
+            <w:r>
+              <w:rPr>
+                <w:rFonts w:ascii="Barlow Condensed Medium" w:eastAsia="華康細黑體" w:hAnsi="Barlow Condensed Medium" w:hint="eastAsia"/>
+                <w:w w:val="90"/>
+                <w:sz w:val="26"/>
+                <w:szCs w:val="26"/>
+              </w:rPr>
+              <w:t>.</w:t>
+            </w:r>
+          </w:p>
+        </w:tc>
+        <w:tc>
+          <w:tcPr>
+            <w:tcW w:w="5641" w:type="dxa"/>
+          </w:tcPr>
+          <w:p>
+            <w:pPr>
+              <w:kinsoku w:val="0"/>
+              <w:snapToGrid w:val="0"/>
+              <w:spacing w:line="300" w:lineRule="exact"/>
+              <w:jc w:val="both"/>
+              <w:rPr>
+                <w:rFonts w:ascii="Barlow Condensed Medium" w:eastAsia="標楷體" w:hAnsi="Barlow Condensed Medium" w:cs="Segoe UI Symbol"/>
+                <w:w w:val="90"/>
+                <w:sz w:val="26"/>
+                <w:szCs w:val="26"/>
+              </w:rPr>
+            </w:pPr>
+            <w:r>
+              <w:rPr>
+                <w:rFonts w:ascii="Segoe UI Symbol" w:eastAsia="標楷體" w:hAnsi="Segoe UI Symbol" w:cs="Segoe UI Symbol"/>
+                <w:w w:val="90"/>
+                <w:sz w:val="26"/>
+                <w:szCs w:val="26"/>
+              </w:rPr>
+              <w:t>★</w:t>
+            </w:r>
+            <w:r>
+              <w:rPr>
+                <w:rFonts w:ascii="Barlow Condensed Medium" w:eastAsia="標楷體" w:hAnsi="Barlow Condensed Medium" w:cs="Segoe UI Symbol" w:hint="eastAsia"/>
+                <w:w w:val="90"/>
+                <w:sz w:val="26"/>
+                <w:szCs w:val="26"/>
+              </w:rPr>
+              <w:t>本會</w:t>
+            </w:r>
+            <w:r>
+              <w:rPr>
+                <w:rFonts w:ascii="Barlow Condensed Medium" w:eastAsia="標楷體" w:hAnsi="Barlow Condensed Medium" w:cs="Segoe UI Symbol" w:hint="eastAsia"/>
+                <w:w w:val="90"/>
+                <w:sz w:val="26"/>
+                <w:szCs w:val="26"/>
+              </w:rPr>
+              <w:t>將</w:t>
+            </w:r>
+            <w:r>
+              <w:rPr>
+                <w:rFonts w:ascii="Barlow Condensed Medium" w:eastAsia="標楷體" w:hAnsi="Barlow Condensed Medium" w:cs="Segoe UI Symbol" w:hint="eastAsia"/>
+                <w:w w:val="90"/>
+                <w:sz w:val="26"/>
+                <w:szCs w:val="26"/>
+              </w:rPr>
+              <w:t>參加母會</w:t>
             </w:r>
             <w:r>
               <w:rPr>
@@ -1440,7 +1451,7 @@
                 <w:szCs w:val="26"/>
                 <w:lang w:bidi="he-IL"/>
               </w:rPr>
-              <w:t>9/20</w:t>
+              <w:t>艋舺教會</w:t>
             </w:r>
             <w:r>
               <w:rPr>
@@ -1451,7 +1462,84 @@
                 <w:szCs w:val="26"/>
                 <w:lang w:bidi="he-IL"/>
               </w:rPr>
+              <w:t>150</w:t>
+            </w:r>
+            <w:r>
+              <w:rPr>
+                <w:rFonts w:ascii="Barlow Condensed Medium" w:eastAsia="標楷體" w:hAnsi="Barlow Condensed Medium" w:cs="Segoe UI Symbol" w:hint="eastAsia"/>
+                <w:noProof/>
+                <w:w w:val="90"/>
+                <w:sz w:val="26"/>
+                <w:szCs w:val="26"/>
+                <w:lang w:bidi="he-IL"/>
+              </w:rPr>
+              <w:t>週年於</w:t>
+            </w:r>
+            <w:r>
+              <w:rPr>
+                <w:rFonts w:ascii="Barlow Condensed Medium" w:eastAsia="標楷體" w:hAnsi="Barlow Condensed Medium" w:cs="Segoe UI Symbol" w:hint="eastAsia"/>
+                <w:noProof/>
+                <w:w w:val="90"/>
+                <w:sz w:val="26"/>
+                <w:szCs w:val="26"/>
+                <w:lang w:bidi="he-IL"/>
+              </w:rPr>
+              <w:t>9/20</w:t>
+            </w:r>
+            <w:r>
+              <w:rPr>
+                <w:rFonts w:ascii="Barlow Condensed Medium" w:eastAsia="標楷體" w:hAnsi="Barlow Condensed Medium" w:cs="Segoe UI Symbol" w:hint="eastAsia"/>
+                <w:noProof/>
+                <w:w w:val="90"/>
+                <w:sz w:val="26"/>
+                <w:szCs w:val="26"/>
+                <w:lang w:bidi="he-IL"/>
+              </w:rPr>
               <w:t>在中原大學舉行的野外禮拜，當日本會禮拜暫停，請於招待桌報名。</w:t>
+            </w:r>
+            <w:r>
+              <w:rPr>
+                <w:rFonts w:ascii="Barlow Condensed Medium" w:eastAsia="標楷體" w:hAnsi="Barlow Condensed Medium" w:cs="Segoe UI Symbol" w:hint="eastAsia"/>
+                <w:noProof/>
+                <w:w w:val="90"/>
+                <w:sz w:val="26"/>
+                <w:szCs w:val="26"/>
+                <w:lang w:bidi="he-IL"/>
+              </w:rPr>
+              <w:t>免費用，但是每人要先繳二百元</w:t>
+            </w:r>
+            <w:r>
+              <w:rPr>
+                <w:rFonts w:ascii="Barlow Condensed Medium" w:eastAsia="標楷體" w:hAnsi="Barlow Condensed Medium" w:cs="Segoe UI Symbol" w:hint="eastAsia"/>
+                <w:noProof/>
+                <w:w w:val="90"/>
+                <w:sz w:val="26"/>
+                <w:szCs w:val="26"/>
+                <w:lang w:bidi="he-IL"/>
+              </w:rPr>
+              <w:t>報名費，當日出席則全額退費。自行開車者也請報名，註記，要統計中餐數量。下午本會自己安排行程，約下午</w:t>
+            </w:r>
+            <w:r>
+              <w:rPr>
+                <w:rFonts w:ascii="Barlow Condensed Medium" w:eastAsia="標楷體" w:hAnsi="Barlow Condensed Medium" w:cs="Segoe UI Symbol" w:hint="eastAsia"/>
+                <w:noProof/>
+                <w:w w:val="90"/>
+                <w:sz w:val="26"/>
+                <w:szCs w:val="26"/>
+                <w:lang w:bidi="he-IL"/>
+              </w:rPr>
+              <w:t>5</w:t>
+            </w:r>
+            <w:r>
+              <w:rPr>
+                <w:rFonts w:ascii="Barlow Condensed Medium" w:eastAsia="標楷體" w:hAnsi="Barlow Condensed Medium" w:cs="Segoe UI Symbol" w:hint="eastAsia"/>
+                <w:noProof/>
+                <w:w w:val="90"/>
+                <w:sz w:val="26"/>
+                <w:szCs w:val="26"/>
+                <w:lang w:bidi="he-IL"/>
+              </w:rPr>
+              <w:t>點回到教會。</w:t>
             </w:r>
           </w:p>
         </w:tc>
@@ -1515,7 +1603,6 @@
         </w:rPr>
         <w:t>§</w:t>
       </w:r>
-      <w:proofErr w:type="gramStart"/>
       <w:r>
         <w:rPr>
           <w:rFonts w:ascii="Barlow Condensed Medium" w:eastAsia="華康正顏楷體W9" w:hAnsi="Barlow Condensed Medium" w:cstheme="minorHAnsi"/>
@@ -1523,7 +1610,6 @@
         </w:rPr>
         <w:t>公禱事項</w:t>
       </w:r>
-      <w:proofErr w:type="gramEnd"/>
     </w:p>
     <w:tbl>
       <w:tblPr>
@@ -1666,9 +1752,8 @@
                 <w:sz w:val="26"/>
                 <w:szCs w:val="26"/>
               </w:rPr>
-              <w:t xml:space="preserve">、人權和生態永續，願　</w:t>
-            </w:r>
-            <w:proofErr w:type="gramStart"/>
+              <w:t>、人權和生態永續，願　神公義的國度降臨</w:t>
+            </w:r>
             <w:r>
               <w:rPr>
                 <w:rFonts w:ascii="Barlow Condensed Medium" w:eastAsia="標楷體" w:hAnsi="Barlow Condensed Medium" w:cstheme="minorHAnsi" w:hint="eastAsia"/>
@@ -1676,9 +1761,32 @@
                 <w:sz w:val="26"/>
                 <w:szCs w:val="26"/>
               </w:rPr>
-              <w:t>神公義</w:t>
-            </w:r>
-            <w:proofErr w:type="gramEnd"/>
+              <w:t>。</w:t>
+            </w:r>
+          </w:p>
+        </w:tc>
+      </w:tr>
+      <w:tr>
+        <w:tc>
+          <w:tcPr>
+            <w:tcW w:w="266" w:type="dxa"/>
+            <w:tcMar>
+              <w:left w:w="28" w:type="dxa"/>
+              <w:right w:w="28" w:type="dxa"/>
+            </w:tcMar>
+          </w:tcPr>
+          <w:p>
+            <w:pPr>
+              <w:snapToGrid w:val="0"/>
+              <w:spacing w:line="300" w:lineRule="exact"/>
+              <w:jc w:val="right"/>
+              <w:rPr>
+                <w:rFonts w:ascii="Barlow Condensed Medium" w:eastAsia="標楷體" w:hAnsi="Barlow Condensed Medium" w:cstheme="minorHAnsi"/>
+                <w:w w:val="90"/>
+                <w:sz w:val="26"/>
+                <w:szCs w:val="26"/>
+              </w:rPr>
+            </w:pPr>
             <w:r>
               <w:rPr>
                 <w:rFonts w:ascii="Barlow Condensed Medium" w:eastAsia="標楷體" w:hAnsi="Barlow Condensed Medium" w:cstheme="minorHAnsi" w:hint="eastAsia"/>
@@ -1686,8 +1794,39 @@
                 <w:sz w:val="26"/>
                 <w:szCs w:val="26"/>
               </w:rPr>
-              <w:t>的國度降臨</w:t>
-            </w:r>
+              <w:t>2</w:t>
+            </w:r>
+            <w:r>
+              <w:rPr>
+                <w:rFonts w:ascii="Barlow Condensed Medium" w:eastAsia="標楷體" w:hAnsi="Barlow Condensed Medium" w:cstheme="minorHAnsi"/>
+                <w:w w:val="90"/>
+                <w:sz w:val="26"/>
+                <w:szCs w:val="26"/>
+              </w:rPr>
+              <w:t>.</w:t>
+            </w:r>
+          </w:p>
+        </w:tc>
+        <w:tc>
+          <w:tcPr>
+            <w:tcW w:w="5669" w:type="dxa"/>
+            <w:tcMar>
+              <w:left w:w="28" w:type="dxa"/>
+              <w:right w:w="28" w:type="dxa"/>
+            </w:tcMar>
+          </w:tcPr>
+          <w:p>
+            <w:pPr>
+              <w:snapToGrid w:val="0"/>
+              <w:spacing w:line="300" w:lineRule="exact"/>
+              <w:jc w:val="both"/>
+              <w:rPr>
+                <w:rFonts w:ascii="Barlow Condensed Medium" w:eastAsia="標楷體" w:hAnsi="Barlow Condensed Medium" w:cstheme="minorHAnsi"/>
+                <w:w w:val="90"/>
+                <w:sz w:val="26"/>
+                <w:szCs w:val="26"/>
+              </w:rPr>
+            </w:pPr>
             <w:r>
               <w:rPr>
                 <w:rFonts w:ascii="Barlow Condensed Medium" w:eastAsia="標楷體" w:hAnsi="Barlow Condensed Medium" w:cstheme="minorHAnsi" w:hint="eastAsia"/>
@@ -1695,31 +1834,40 @@
                 <w:sz w:val="26"/>
                 <w:szCs w:val="26"/>
               </w:rPr>
-              <w:t>。</w:t>
-            </w:r>
-          </w:p>
-        </w:tc>
-      </w:tr>
-      <w:tr>
-        <w:tc>
-          <w:tcPr>
-            <w:tcW w:w="266" w:type="dxa"/>
-            <w:tcMar>
-              <w:left w:w="28" w:type="dxa"/>
-              <w:right w:w="28" w:type="dxa"/>
-            </w:tcMar>
-          </w:tcPr>
-          <w:p>
-            <w:pPr>
-              <w:snapToGrid w:val="0"/>
-              <w:spacing w:line="300" w:lineRule="exact"/>
-              <w:jc w:val="right"/>
+              <w:t>為非洲伊波拉病毒疫情代禱</w:t>
+            </w:r>
+            <w:r>
               <w:rPr>
                 <w:rFonts w:ascii="Barlow Condensed Medium" w:eastAsia="標楷體" w:hAnsi="Barlow Condensed Medium" w:cstheme="minorHAnsi"/>
                 <w:w w:val="90"/>
                 <w:sz w:val="26"/>
                 <w:szCs w:val="26"/>
               </w:rPr>
+              <w:t>。</w:t>
+            </w:r>
+          </w:p>
+        </w:tc>
+      </w:tr>
+      <w:tr>
+        <w:tc>
+          <w:tcPr>
+            <w:tcW w:w="266" w:type="dxa"/>
+            <w:tcMar>
+              <w:left w:w="28" w:type="dxa"/>
+              <w:right w:w="28" w:type="dxa"/>
+            </w:tcMar>
+          </w:tcPr>
+          <w:p>
+            <w:pPr>
+              <w:snapToGrid w:val="0"/>
+              <w:spacing w:line="300" w:lineRule="exact"/>
+              <w:jc w:val="right"/>
+              <w:rPr>
+                <w:rFonts w:ascii="Barlow Condensed Medium" w:eastAsia="標楷體" w:hAnsi="Barlow Condensed Medium" w:cstheme="minorHAnsi"/>
+                <w:w w:val="90"/>
+                <w:sz w:val="26"/>
+                <w:szCs w:val="26"/>
+              </w:rPr>
             </w:pPr>
             <w:r>
               <w:rPr>
@@ -1728,7 +1876,7 @@
                 <w:sz w:val="26"/>
                 <w:szCs w:val="26"/>
               </w:rPr>
-              <w:t>2</w:t>
+              <w:t>3</w:t>
             </w:r>
             <w:r>
               <w:rPr>
@@ -1768,9 +1916,41 @@
                 <w:sz w:val="26"/>
                 <w:szCs w:val="26"/>
               </w:rPr>
-              <w:t>為非洲伊波拉病毒</w:t>
-            </w:r>
-            <w:proofErr w:type="gramStart"/>
+              <w:t>為委內瑞拉連續強震災情代禱</w:t>
+            </w:r>
+            <w:r>
+              <w:rPr>
+                <w:rFonts w:ascii="Barlow Condensed Medium" w:eastAsia="標楷體" w:hAnsi="Barlow Condensed Medium" w:cstheme="minorHAnsi"/>
+                <w:w w:val="90"/>
+                <w:sz w:val="26"/>
+                <w:szCs w:val="26"/>
+              </w:rPr>
+              <w:t>。</w:t>
+            </w:r>
+          </w:p>
+        </w:tc>
+      </w:tr>
+      <w:tr>
+        <w:tc>
+          <w:tcPr>
+            <w:tcW w:w="266" w:type="dxa"/>
+            <w:tcMar>
+              <w:left w:w="28" w:type="dxa"/>
+              <w:right w:w="28" w:type="dxa"/>
+            </w:tcMar>
+          </w:tcPr>
+          <w:p>
+            <w:pPr>
+              <w:snapToGrid w:val="0"/>
+              <w:spacing w:line="300" w:lineRule="exact"/>
+              <w:jc w:val="right"/>
+              <w:rPr>
+                <w:rFonts w:ascii="Barlow Condensed Medium" w:eastAsia="標楷體" w:hAnsi="Barlow Condensed Medium" w:cstheme="minorHAnsi"/>
+                <w:w w:val="90"/>
+                <w:sz w:val="26"/>
+                <w:szCs w:val="26"/>
+              </w:rPr>
+            </w:pPr>
             <w:r>
               <w:rPr>
                 <w:rFonts w:ascii="Barlow Condensed Medium" w:eastAsia="標楷體" w:hAnsi="Barlow Condensed Medium" w:cstheme="minorHAnsi" w:hint="eastAsia"/>
@@ -1778,9 +1958,8 @@
                 <w:sz w:val="26"/>
                 <w:szCs w:val="26"/>
               </w:rPr>
-              <w:t>疫情代禱</w:t>
-            </w:r>
-            <w:proofErr w:type="gramEnd"/>
+              <w:t>4</w:t>
+            </w:r>
             <w:r>
               <w:rPr>
                 <w:rFonts w:ascii="Barlow Condensed Medium" w:eastAsia="標楷體" w:hAnsi="Barlow Condensed Medium" w:cstheme="minorHAnsi"/>
@@ -1788,15 +1967,13 @@
                 <w:sz w:val="26"/>
                 <w:szCs w:val="26"/>
               </w:rPr>
-              <w:t>。</w:t>
-            </w:r>
-          </w:p>
-        </w:tc>
-      </w:tr>
-      <w:tr>
-        <w:tc>
-          <w:tcPr>
-            <w:tcW w:w="266" w:type="dxa"/>
+              <w:t>.</w:t>
+            </w:r>
+          </w:p>
+        </w:tc>
+        <w:tc>
+          <w:tcPr>
+            <w:tcW w:w="5669" w:type="dxa"/>
             <w:tcMar>
               <w:left w:w="28" w:type="dxa"/>
               <w:right w:w="28" w:type="dxa"/>
@@ -1806,7 +1983,7 @@
             <w:pPr>
               <w:snapToGrid w:val="0"/>
               <w:spacing w:line="300" w:lineRule="exact"/>
-              <w:jc w:val="right"/>
+              <w:jc w:val="both"/>
               <w:rPr>
                 <w:rFonts w:ascii="Barlow Condensed Medium" w:eastAsia="標楷體" w:hAnsi="Barlow Condensed Medium" w:cstheme="minorHAnsi"/>
                 <w:w w:val="90"/>
@@ -1821,7 +1998,34 @@
                 <w:sz w:val="26"/>
                 <w:szCs w:val="26"/>
               </w:rPr>
-              <w:t>3</w:t>
+              <w:t>為</w:t>
+            </w:r>
+            <w:r>
+              <w:rPr>
+                <w:rFonts w:ascii="Barlow Condensed Medium" w:eastAsia="標楷體" w:hAnsi="Barlow Condensed Medium" w:cstheme="minorHAnsi" w:hint="eastAsia"/>
+                <w:w w:val="90"/>
+                <w:sz w:val="26"/>
+                <w:szCs w:val="26"/>
+              </w:rPr>
+              <w:t>歐洲熱浪</w:t>
+            </w:r>
+            <w:r>
+              <w:rPr>
+                <w:rFonts w:ascii="Barlow Condensed Medium" w:eastAsia="標楷體" w:hAnsi="Barlow Condensed Medium" w:cstheme="minorHAnsi" w:hint="eastAsia"/>
+                <w:w w:val="90"/>
+                <w:sz w:val="26"/>
+                <w:szCs w:val="26"/>
+              </w:rPr>
+              <w:t>、森林大火</w:t>
+            </w:r>
+            <w:r>
+              <w:rPr>
+                <w:rFonts w:ascii="Barlow Condensed Medium" w:eastAsia="標楷體" w:hAnsi="Barlow Condensed Medium" w:cstheme="minorHAnsi" w:hint="eastAsia"/>
+                <w:w w:val="90"/>
+                <w:sz w:val="26"/>
+                <w:szCs w:val="26"/>
+              </w:rPr>
+              <w:t>和全球極端氣候代禱</w:t>
             </w:r>
             <w:r>
               <w:rPr>
@@ -1830,13 +2034,15 @@
                 <w:sz w:val="26"/>
                 <w:szCs w:val="26"/>
               </w:rPr>
-              <w:t>.</w:t>
-            </w:r>
-          </w:p>
-        </w:tc>
-        <w:tc>
-          <w:tcPr>
-            <w:tcW w:w="5669" w:type="dxa"/>
+              <w:t>。</w:t>
+            </w:r>
+          </w:p>
+        </w:tc>
+      </w:tr>
+      <w:tr>
+        <w:tc>
+          <w:tcPr>
+            <w:tcW w:w="266" w:type="dxa"/>
             <w:tcMar>
               <w:left w:w="28" w:type="dxa"/>
               <w:right w:w="28" w:type="dxa"/>
@@ -1846,7 +2052,7 @@
             <w:pPr>
               <w:snapToGrid w:val="0"/>
               <w:spacing w:line="300" w:lineRule="exact"/>
-              <w:jc w:val="both"/>
+              <w:jc w:val="right"/>
               <w:rPr>
                 <w:rFonts w:ascii="Barlow Condensed Medium" w:eastAsia="標楷體" w:hAnsi="Barlow Condensed Medium" w:cstheme="minorHAnsi"/>
                 <w:w w:val="90"/>
@@ -1861,9 +2067,39 @@
                 <w:sz w:val="26"/>
                 <w:szCs w:val="26"/>
               </w:rPr>
-              <w:t>為委內瑞拉連續強震</w:t>
-            </w:r>
-            <w:proofErr w:type="gramStart"/>
+              <w:t>5</w:t>
+            </w:r>
+            <w:r>
+              <w:rPr>
+                <w:rFonts w:ascii="Barlow Condensed Medium" w:eastAsia="標楷體" w:hAnsi="Barlow Condensed Medium" w:cstheme="minorHAnsi"/>
+                <w:w w:val="90"/>
+                <w:sz w:val="26"/>
+                <w:szCs w:val="26"/>
+              </w:rPr>
+              <w:t>.</w:t>
+            </w:r>
+          </w:p>
+        </w:tc>
+        <w:tc>
+          <w:tcPr>
+            <w:tcW w:w="5669" w:type="dxa"/>
+            <w:tcMar>
+              <w:left w:w="28" w:type="dxa"/>
+              <w:right w:w="28" w:type="dxa"/>
+            </w:tcMar>
+          </w:tcPr>
+          <w:p>
+            <w:pPr>
+              <w:snapToGrid w:val="0"/>
+              <w:spacing w:line="300" w:lineRule="exact"/>
+              <w:jc w:val="both"/>
+              <w:rPr>
+                <w:rFonts w:ascii="Barlow Condensed Medium" w:eastAsia="標楷體" w:hAnsi="Barlow Condensed Medium" w:cstheme="minorHAnsi"/>
+                <w:w w:val="90"/>
+                <w:sz w:val="26"/>
+                <w:szCs w:val="26"/>
+              </w:rPr>
+            </w:pPr>
             <w:r>
               <w:rPr>
                 <w:rFonts w:ascii="Barlow Condensed Medium" w:eastAsia="標楷體" w:hAnsi="Barlow Condensed Medium" w:cstheme="minorHAnsi" w:hint="eastAsia"/>
@@ -1871,9 +2107,26 @@
                 <w:sz w:val="26"/>
                 <w:szCs w:val="26"/>
               </w:rPr>
-              <w:t>災情代禱</w:t>
-            </w:r>
-            <w:proofErr w:type="gramEnd"/>
+              <w:t>為台灣祈福，願</w:t>
+            </w:r>
+            <w:r>
+              <w:rPr>
+                <w:rFonts w:ascii="Barlow Condensed Medium" w:eastAsia="標楷體" w:hAnsi="Barlow Condensed Medium" w:cstheme="minorHAnsi" w:hint="eastAsia"/>
+                <w:w w:val="90"/>
+                <w:sz w:val="26"/>
+                <w:szCs w:val="26"/>
+              </w:rPr>
+              <w:t>2026</w:t>
+            </w:r>
+            <w:r>
+              <w:rPr>
+                <w:rFonts w:ascii="Barlow Condensed Medium" w:eastAsia="標楷體" w:hAnsi="Barlow Condensed Medium" w:cstheme="minorHAnsi" w:hint="eastAsia"/>
+                <w:w w:val="90"/>
+                <w:sz w:val="26"/>
+                <w:szCs w:val="26"/>
+              </w:rPr>
+              <w:t>年全民為守護台灣更同心、更團結，求真相除詐騙，以及求真　神棄偶像</w:t>
+            </w:r>
             <w:r>
               <w:rPr>
                 <w:rFonts w:ascii="Barlow Condensed Medium" w:eastAsia="標楷體" w:hAnsi="Barlow Condensed Medium" w:cstheme="minorHAnsi"/>
@@ -1914,7 +2167,7 @@
                 <w:sz w:val="26"/>
                 <w:szCs w:val="26"/>
               </w:rPr>
-              <w:t>4</w:t>
+              <w:t>6</w:t>
             </w:r>
             <w:r>
               <w:rPr>
@@ -1949,11 +2202,129 @@
             </w:pPr>
             <w:r>
               <w:rPr>
+                <w:rFonts w:ascii="Barlow Condensed Medium" w:eastAsia="標楷體" w:hAnsi="Barlow Condensed Medium" w:cs="Segoe UI Symbol"/>
+                <w:w w:val="90"/>
+                <w:sz w:val="26"/>
+                <w:szCs w:val="26"/>
+              </w:rPr>
+              <w:t>為</w:t>
+            </w:r>
+            <w:r>
+              <w:rPr>
+                <w:rFonts w:ascii="Barlow Condensed Medium" w:eastAsia="標楷體" w:hAnsi="Barlow Condensed Medium" w:cs="Segoe UI Symbol"/>
+                <w:w w:val="90"/>
+                <w:sz w:val="26"/>
+                <w:szCs w:val="26"/>
+              </w:rPr>
+              <w:t>2026</w:t>
+            </w:r>
+            <w:r>
+              <w:rPr>
+                <w:rFonts w:ascii="Barlow Condensed Medium" w:eastAsia="標楷體" w:hAnsi="Barlow Condensed Medium" w:cs="Segoe UI Symbol"/>
+                <w:w w:val="90"/>
+                <w:sz w:val="26"/>
+                <w:szCs w:val="26"/>
+              </w:rPr>
+              <w:t>年本會</w:t>
+            </w:r>
+            <w:r>
+              <w:rPr>
+                <w:rFonts w:ascii="Barlow Condensed Medium" w:eastAsia="標楷體" w:hAnsi="Barlow Condensed Medium" w:cs="Segoe UI Symbol" w:hint="eastAsia"/>
+                <w:w w:val="90"/>
+                <w:sz w:val="26"/>
+                <w:szCs w:val="26"/>
+              </w:rPr>
+              <w:t>各項</w:t>
+            </w:r>
+            <w:r>
+              <w:rPr>
+                <w:rFonts w:ascii="Barlow Condensed Medium" w:eastAsia="標楷體" w:hAnsi="Barlow Condensed Medium" w:cs="Segoe UI Symbol"/>
+                <w:w w:val="90"/>
+                <w:sz w:val="26"/>
+                <w:szCs w:val="26"/>
+              </w:rPr>
+              <w:t>事工代禱</w:t>
+            </w:r>
+            <w:r>
+              <w:rPr>
+                <w:rFonts w:ascii="Barlow Condensed Medium" w:eastAsia="標楷體" w:hAnsi="Barlow Condensed Medium" w:cstheme="minorHAnsi"/>
+                <w:w w:val="90"/>
+                <w:sz w:val="26"/>
+                <w:szCs w:val="26"/>
+              </w:rPr>
+              <w:t>。</w:t>
+            </w:r>
+          </w:p>
+        </w:tc>
+      </w:tr>
+      <w:tr>
+        <w:tc>
+          <w:tcPr>
+            <w:tcW w:w="266" w:type="dxa"/>
+            <w:tcMar>
+              <w:left w:w="28" w:type="dxa"/>
+              <w:right w:w="28" w:type="dxa"/>
+            </w:tcMar>
+          </w:tcPr>
+          <w:p>
+            <w:pPr>
+              <w:snapToGrid w:val="0"/>
+              <w:spacing w:line="300" w:lineRule="exact"/>
+              <w:jc w:val="right"/>
+              <w:rPr>
+                <w:rFonts w:ascii="Barlow Condensed Medium" w:eastAsia="標楷體" w:hAnsi="Barlow Condensed Medium" w:cstheme="minorHAnsi"/>
+                <w:w w:val="90"/>
+                <w:sz w:val="26"/>
+                <w:szCs w:val="26"/>
+              </w:rPr>
+            </w:pPr>
+            <w:r>
+              <w:rPr>
                 <w:rFonts w:ascii="Barlow Condensed Medium" w:eastAsia="標楷體" w:hAnsi="Barlow Condensed Medium" w:cstheme="minorHAnsi" w:hint="eastAsia"/>
                 <w:w w:val="90"/>
                 <w:sz w:val="26"/>
                 <w:szCs w:val="26"/>
               </w:rPr>
+              <w:t>7</w:t>
+            </w:r>
+            <w:r>
+              <w:rPr>
+                <w:rFonts w:ascii="Barlow Condensed Medium" w:eastAsia="標楷體" w:hAnsi="Barlow Condensed Medium" w:cstheme="minorHAnsi"/>
+                <w:w w:val="90"/>
+                <w:sz w:val="26"/>
+                <w:szCs w:val="26"/>
+              </w:rPr>
+              <w:t>.</w:t>
+            </w:r>
+          </w:p>
+        </w:tc>
+        <w:tc>
+          <w:tcPr>
+            <w:tcW w:w="5669" w:type="dxa"/>
+            <w:tcMar>
+              <w:left w:w="28" w:type="dxa"/>
+              <w:right w:w="28" w:type="dxa"/>
+            </w:tcMar>
+          </w:tcPr>
+          <w:p>
+            <w:pPr>
+              <w:snapToGrid w:val="0"/>
+              <w:spacing w:line="300" w:lineRule="exact"/>
+              <w:jc w:val="both"/>
+              <w:rPr>
+                <w:rFonts w:ascii="Barlow Condensed Medium" w:eastAsia="標楷體" w:hAnsi="Barlow Condensed Medium" w:cstheme="minorHAnsi"/>
+                <w:w w:val="90"/>
+                <w:sz w:val="26"/>
+                <w:szCs w:val="26"/>
+              </w:rPr>
+            </w:pPr>
+            <w:r>
+              <w:rPr>
+                <w:rFonts w:ascii="Barlow Condensed Medium" w:eastAsia="標楷體" w:hAnsi="Barlow Condensed Medium" w:cstheme="minorHAnsi"/>
+                <w:w w:val="90"/>
+                <w:sz w:val="26"/>
+                <w:szCs w:val="26"/>
+              </w:rPr>
               <w:t>為</w:t>
             </w:r>
             <w:r>
@@ -1963,7 +2334,16 @@
                 <w:sz w:val="26"/>
                 <w:szCs w:val="26"/>
               </w:rPr>
-              <w:t>歐洲熱浪</w:t>
+              <w:t>教會所有</w:t>
+            </w:r>
+            <w:r>
+              <w:rPr>
+                <w:rFonts w:ascii="Barlow Condensed Medium" w:eastAsia="標楷體" w:hAnsi="Barlow Condensed Medium" w:cstheme="minorHAnsi"/>
+                <w:w w:val="90"/>
+                <w:sz w:val="26"/>
+                <w:szCs w:val="26"/>
+              </w:rPr>
+              <w:t>任職同工的事奉</w:t>
             </w:r>
             <w:r>
               <w:rPr>
@@ -1972,28 +2352,8 @@
                 <w:sz w:val="26"/>
                 <w:szCs w:val="26"/>
               </w:rPr>
-              <w:t>、森林大火</w:t>
-            </w:r>
-            <w:r>
-              <w:rPr>
-                <w:rFonts w:ascii="Barlow Condensed Medium" w:eastAsia="標楷體" w:hAnsi="Barlow Condensed Medium" w:cstheme="minorHAnsi" w:hint="eastAsia"/>
-                <w:w w:val="90"/>
-                <w:sz w:val="26"/>
-                <w:szCs w:val="26"/>
-              </w:rPr>
-              <w:t>和全球極端</w:t>
-            </w:r>
-            <w:proofErr w:type="gramStart"/>
-            <w:r>
-              <w:rPr>
-                <w:rFonts w:ascii="Barlow Condensed Medium" w:eastAsia="標楷體" w:hAnsi="Barlow Condensed Medium" w:cstheme="minorHAnsi" w:hint="eastAsia"/>
-                <w:w w:val="90"/>
-                <w:sz w:val="26"/>
-                <w:szCs w:val="26"/>
-              </w:rPr>
-              <w:t>氣候代禱</w:t>
-            </w:r>
-            <w:proofErr w:type="gramEnd"/>
+              <w:t>、工作</w:t>
+            </w:r>
             <w:r>
               <w:rPr>
                 <w:rFonts w:ascii="Barlow Condensed Medium" w:eastAsia="標楷體" w:hAnsi="Barlow Condensed Medium" w:cstheme="minorHAnsi"/>
@@ -2001,525 +2361,7 @@
                 <w:sz w:val="26"/>
                 <w:szCs w:val="26"/>
               </w:rPr>
-              <w:t>。</w:t>
-            </w:r>
-          </w:p>
-        </w:tc>
-      </w:tr>
-      <w:tr>
-        <w:tc>
-          <w:tcPr>
-            <w:tcW w:w="266" w:type="dxa"/>
-            <w:tcMar>
-              <w:left w:w="28" w:type="dxa"/>
-              <w:right w:w="28" w:type="dxa"/>
-            </w:tcMar>
-          </w:tcPr>
-          <w:p>
-            <w:pPr>
-              <w:snapToGrid w:val="0"/>
-              <w:spacing w:line="300" w:lineRule="exact"/>
-              <w:jc w:val="right"/>
-              <w:rPr>
-                <w:rFonts w:ascii="Barlow Condensed Medium" w:eastAsia="標楷體" w:hAnsi="Barlow Condensed Medium" w:cstheme="minorHAnsi"/>
-                <w:w w:val="90"/>
-                <w:sz w:val="26"/>
-                <w:szCs w:val="26"/>
-              </w:rPr>
-            </w:pPr>
-            <w:r>
-              <w:rPr>
-                <w:rFonts w:ascii="Barlow Condensed Medium" w:eastAsia="標楷體" w:hAnsi="Barlow Condensed Medium" w:cstheme="minorHAnsi" w:hint="eastAsia"/>
-                <w:w w:val="90"/>
-                <w:sz w:val="26"/>
-                <w:szCs w:val="26"/>
-              </w:rPr>
-              <w:t>5</w:t>
-            </w:r>
-            <w:r>
-              <w:rPr>
-                <w:rFonts w:ascii="Barlow Condensed Medium" w:eastAsia="標楷體" w:hAnsi="Barlow Condensed Medium" w:cstheme="minorHAnsi"/>
-                <w:w w:val="90"/>
-                <w:sz w:val="26"/>
-                <w:szCs w:val="26"/>
-              </w:rPr>
-              <w:t>.</w:t>
-            </w:r>
-          </w:p>
-        </w:tc>
-        <w:tc>
-          <w:tcPr>
-            <w:tcW w:w="5669" w:type="dxa"/>
-            <w:tcMar>
-              <w:left w:w="28" w:type="dxa"/>
-              <w:right w:w="28" w:type="dxa"/>
-            </w:tcMar>
-          </w:tcPr>
-          <w:p>
-            <w:pPr>
-              <w:snapToGrid w:val="0"/>
-              <w:spacing w:line="300" w:lineRule="exact"/>
-              <w:jc w:val="both"/>
-              <w:rPr>
-                <w:rFonts w:ascii="Barlow Condensed Medium" w:eastAsia="標楷體" w:hAnsi="Barlow Condensed Medium" w:cstheme="minorHAnsi"/>
-                <w:w w:val="90"/>
-                <w:sz w:val="26"/>
-                <w:szCs w:val="26"/>
-              </w:rPr>
-            </w:pPr>
-            <w:r>
-              <w:rPr>
-                <w:rFonts w:ascii="Barlow Condensed Medium" w:eastAsia="標楷體" w:hAnsi="Barlow Condensed Medium" w:cstheme="minorHAnsi" w:hint="eastAsia"/>
-                <w:w w:val="90"/>
-                <w:sz w:val="26"/>
-                <w:szCs w:val="26"/>
-              </w:rPr>
-              <w:t>為台灣祈福，願</w:t>
-            </w:r>
-            <w:r>
-              <w:rPr>
-                <w:rFonts w:ascii="Barlow Condensed Medium" w:eastAsia="標楷體" w:hAnsi="Barlow Condensed Medium" w:cstheme="minorHAnsi" w:hint="eastAsia"/>
-                <w:w w:val="90"/>
-                <w:sz w:val="26"/>
-                <w:szCs w:val="26"/>
-              </w:rPr>
-              <w:t>2026</w:t>
-            </w:r>
-            <w:r>
-              <w:rPr>
-                <w:rFonts w:ascii="Barlow Condensed Medium" w:eastAsia="標楷體" w:hAnsi="Barlow Condensed Medium" w:cstheme="minorHAnsi" w:hint="eastAsia"/>
-                <w:w w:val="90"/>
-                <w:sz w:val="26"/>
-                <w:szCs w:val="26"/>
-              </w:rPr>
-              <w:t xml:space="preserve">年全民為守護台灣更同心、更團結，求真相除詐騙，以及求真　</w:t>
-            </w:r>
-            <w:proofErr w:type="gramStart"/>
-            <w:r>
-              <w:rPr>
-                <w:rFonts w:ascii="Barlow Condensed Medium" w:eastAsia="標楷體" w:hAnsi="Barlow Condensed Medium" w:cstheme="minorHAnsi" w:hint="eastAsia"/>
-                <w:w w:val="90"/>
-                <w:sz w:val="26"/>
-                <w:szCs w:val="26"/>
-              </w:rPr>
-              <w:t>神棄偶像</w:t>
-            </w:r>
-            <w:proofErr w:type="gramEnd"/>
-            <w:r>
-              <w:rPr>
-                <w:rFonts w:ascii="Barlow Condensed Medium" w:eastAsia="標楷體" w:hAnsi="Barlow Condensed Medium" w:cstheme="minorHAnsi"/>
-                <w:w w:val="90"/>
-                <w:sz w:val="26"/>
-                <w:szCs w:val="26"/>
-              </w:rPr>
-              <w:t>。</w:t>
-            </w:r>
-          </w:p>
-        </w:tc>
-      </w:tr>
-      <w:tr>
-        <w:tc>
-          <w:tcPr>
-            <w:tcW w:w="266" w:type="dxa"/>
-            <w:tcMar>
-              <w:left w:w="28" w:type="dxa"/>
-              <w:right w:w="28" w:type="dxa"/>
-            </w:tcMar>
-          </w:tcPr>
-          <w:p>
-            <w:pPr>
-              <w:snapToGrid w:val="0"/>
-              <w:spacing w:line="300" w:lineRule="exact"/>
-              <w:jc w:val="right"/>
-              <w:rPr>
-                <w:rFonts w:ascii="Barlow Condensed Medium" w:eastAsia="標楷體" w:hAnsi="Barlow Condensed Medium" w:cstheme="minorHAnsi"/>
-                <w:w w:val="90"/>
-                <w:sz w:val="26"/>
-                <w:szCs w:val="26"/>
-              </w:rPr>
-            </w:pPr>
-            <w:r>
-              <w:rPr>
-                <w:rFonts w:ascii="Barlow Condensed Medium" w:eastAsia="標楷體" w:hAnsi="Barlow Condensed Medium" w:cstheme="minorHAnsi" w:hint="eastAsia"/>
-                <w:w w:val="90"/>
-                <w:sz w:val="26"/>
-                <w:szCs w:val="26"/>
-              </w:rPr>
-              <w:t>6</w:t>
-            </w:r>
-            <w:r>
-              <w:rPr>
-                <w:rFonts w:ascii="Barlow Condensed Medium" w:eastAsia="標楷體" w:hAnsi="Barlow Condensed Medium" w:cstheme="minorHAnsi"/>
-                <w:w w:val="90"/>
-                <w:sz w:val="26"/>
-                <w:szCs w:val="26"/>
-              </w:rPr>
-              <w:t>.</w:t>
-            </w:r>
-          </w:p>
-        </w:tc>
-        <w:tc>
-          <w:tcPr>
-            <w:tcW w:w="5669" w:type="dxa"/>
-            <w:tcMar>
-              <w:left w:w="28" w:type="dxa"/>
-              <w:right w:w="28" w:type="dxa"/>
-            </w:tcMar>
-          </w:tcPr>
-          <w:p>
-            <w:pPr>
-              <w:snapToGrid w:val="0"/>
-              <w:spacing w:line="300" w:lineRule="exact"/>
-              <w:jc w:val="both"/>
-              <w:rPr>
-                <w:rFonts w:ascii="Barlow Condensed Medium" w:eastAsia="標楷體" w:hAnsi="Barlow Condensed Medium" w:cstheme="minorHAnsi"/>
-                <w:w w:val="90"/>
-                <w:sz w:val="26"/>
-                <w:szCs w:val="26"/>
-              </w:rPr>
-            </w:pPr>
-            <w:r>
-              <w:rPr>
-                <w:rFonts w:ascii="Barlow Condensed Medium" w:eastAsia="標楷體" w:hAnsi="Barlow Condensed Medium" w:cs="Segoe UI Symbol"/>
-                <w:w w:val="90"/>
-                <w:sz w:val="26"/>
-                <w:szCs w:val="26"/>
-              </w:rPr>
-              <w:t>為</w:t>
-            </w:r>
-            <w:r>
-              <w:rPr>
-                <w:rFonts w:ascii="Barlow Condensed Medium" w:eastAsia="標楷體" w:hAnsi="Barlow Condensed Medium" w:cs="Segoe UI Symbol"/>
-                <w:w w:val="90"/>
-                <w:sz w:val="26"/>
-                <w:szCs w:val="26"/>
-              </w:rPr>
-              <w:t>2026</w:t>
-            </w:r>
-            <w:r>
-              <w:rPr>
-                <w:rFonts w:ascii="Barlow Condensed Medium" w:eastAsia="標楷體" w:hAnsi="Barlow Condensed Medium" w:cs="Segoe UI Symbol"/>
-                <w:w w:val="90"/>
-                <w:sz w:val="26"/>
-                <w:szCs w:val="26"/>
-              </w:rPr>
-              <w:t>年本會</w:t>
-            </w:r>
-            <w:r>
-              <w:rPr>
-                <w:rFonts w:ascii="Barlow Condensed Medium" w:eastAsia="標楷體" w:hAnsi="Barlow Condensed Medium" w:cs="Segoe UI Symbol" w:hint="eastAsia"/>
-                <w:w w:val="90"/>
-                <w:sz w:val="26"/>
-                <w:szCs w:val="26"/>
-              </w:rPr>
-              <w:t>各項</w:t>
-            </w:r>
-            <w:r>
-              <w:rPr>
-                <w:rFonts w:ascii="Barlow Condensed Medium" w:eastAsia="標楷體" w:hAnsi="Barlow Condensed Medium" w:cs="Segoe UI Symbol"/>
-                <w:w w:val="90"/>
-                <w:sz w:val="26"/>
-                <w:szCs w:val="26"/>
-              </w:rPr>
-              <w:t>事</w:t>
-            </w:r>
-            <w:proofErr w:type="gramStart"/>
-            <w:r>
-              <w:rPr>
-                <w:rFonts w:ascii="Barlow Condensed Medium" w:eastAsia="標楷體" w:hAnsi="Barlow Condensed Medium" w:cs="Segoe UI Symbol"/>
-                <w:w w:val="90"/>
-                <w:sz w:val="26"/>
-                <w:szCs w:val="26"/>
-              </w:rPr>
-              <w:t>工代禱</w:t>
-            </w:r>
-            <w:proofErr w:type="gramEnd"/>
-            <w:r>
-              <w:rPr>
-                <w:rFonts w:ascii="Barlow Condensed Medium" w:eastAsia="標楷體" w:hAnsi="Barlow Condensed Medium" w:cstheme="minorHAnsi"/>
-                <w:w w:val="90"/>
-                <w:sz w:val="26"/>
-                <w:szCs w:val="26"/>
-              </w:rPr>
-              <w:t>。</w:t>
-            </w:r>
-          </w:p>
-        </w:tc>
-      </w:tr>
-      <w:tr>
-        <w:tc>
-          <w:tcPr>
-            <w:tcW w:w="266" w:type="dxa"/>
-            <w:tcMar>
-              <w:left w:w="28" w:type="dxa"/>
-              <w:right w:w="28" w:type="dxa"/>
-            </w:tcMar>
-          </w:tcPr>
-          <w:p>
-            <w:pPr>
-              <w:snapToGrid w:val="0"/>
-              <w:spacing w:line="300" w:lineRule="exact"/>
-              <w:jc w:val="right"/>
-              <w:rPr>
-                <w:rFonts w:ascii="Barlow Condensed Medium" w:eastAsia="標楷體" w:hAnsi="Barlow Condensed Medium" w:cstheme="minorHAnsi"/>
-                <w:w w:val="90"/>
-                <w:sz w:val="26"/>
-                <w:szCs w:val="26"/>
-              </w:rPr>
-            </w:pPr>
-            <w:r>
-              <w:rPr>
-                <w:rFonts w:ascii="Barlow Condensed Medium" w:eastAsia="標楷體" w:hAnsi="Barlow Condensed Medium" w:cstheme="minorHAnsi" w:hint="eastAsia"/>
-                <w:w w:val="90"/>
-                <w:sz w:val="26"/>
-                <w:szCs w:val="26"/>
-              </w:rPr>
-              <w:t>7</w:t>
-            </w:r>
-            <w:r>
-              <w:rPr>
-                <w:rFonts w:ascii="Barlow Condensed Medium" w:eastAsia="標楷體" w:hAnsi="Barlow Condensed Medium" w:cstheme="minorHAnsi"/>
-                <w:w w:val="90"/>
-                <w:sz w:val="26"/>
-                <w:szCs w:val="26"/>
-              </w:rPr>
-              <w:t>.</w:t>
-            </w:r>
-          </w:p>
-        </w:tc>
-        <w:tc>
-          <w:tcPr>
-            <w:tcW w:w="5669" w:type="dxa"/>
-            <w:tcMar>
-              <w:left w:w="28" w:type="dxa"/>
-              <w:right w:w="28" w:type="dxa"/>
-            </w:tcMar>
-          </w:tcPr>
-          <w:p>
-            <w:pPr>
-              <w:snapToGrid w:val="0"/>
-              <w:spacing w:line="300" w:lineRule="exact"/>
-              <w:jc w:val="both"/>
-              <w:rPr>
-                <w:rFonts w:ascii="Barlow Condensed Medium" w:eastAsia="標楷體" w:hAnsi="Barlow Condensed Medium" w:cstheme="minorHAnsi"/>
-                <w:w w:val="90"/>
-                <w:sz w:val="26"/>
-                <w:szCs w:val="26"/>
-              </w:rPr>
-            </w:pPr>
-            <w:r>
-              <w:rPr>
-                <w:rFonts w:ascii="Barlow Condensed Medium" w:eastAsia="標楷體" w:hAnsi="Barlow Condensed Medium" w:cstheme="minorHAnsi"/>
-                <w:w w:val="90"/>
-                <w:sz w:val="26"/>
-                <w:szCs w:val="26"/>
-              </w:rPr>
-              <w:t>為</w:t>
-            </w:r>
-            <w:r>
-              <w:rPr>
-                <w:rFonts w:ascii="Barlow Condensed Medium" w:eastAsia="標楷體" w:hAnsi="Barlow Condensed Medium" w:cstheme="minorHAnsi" w:hint="eastAsia"/>
-                <w:w w:val="90"/>
-                <w:sz w:val="26"/>
-                <w:szCs w:val="26"/>
-              </w:rPr>
-              <w:t>教會所有</w:t>
-            </w:r>
-            <w:r>
-              <w:rPr>
-                <w:rFonts w:ascii="Barlow Condensed Medium" w:eastAsia="標楷體" w:hAnsi="Barlow Condensed Medium" w:cstheme="minorHAnsi"/>
-                <w:w w:val="90"/>
-                <w:sz w:val="26"/>
-                <w:szCs w:val="26"/>
-              </w:rPr>
-              <w:t>任職同工的事奉</w:t>
-            </w:r>
-            <w:r>
-              <w:rPr>
-                <w:rFonts w:ascii="Barlow Condensed Medium" w:eastAsia="標楷體" w:hAnsi="Barlow Condensed Medium" w:cstheme="minorHAnsi" w:hint="eastAsia"/>
-                <w:w w:val="90"/>
-                <w:sz w:val="26"/>
-                <w:szCs w:val="26"/>
-              </w:rPr>
-              <w:t>、工作</w:t>
-            </w:r>
-            <w:r>
-              <w:rPr>
-                <w:rFonts w:ascii="Barlow Condensed Medium" w:eastAsia="標楷體" w:hAnsi="Barlow Condensed Medium" w:cstheme="minorHAnsi"/>
-                <w:w w:val="90"/>
-                <w:sz w:val="26"/>
-                <w:szCs w:val="26"/>
-              </w:rPr>
-              <w:t>和</w:t>
-            </w:r>
-            <w:proofErr w:type="gramStart"/>
-            <w:r>
-              <w:rPr>
-                <w:rFonts w:ascii="Barlow Condensed Medium" w:eastAsia="標楷體" w:hAnsi="Barlow Condensed Medium" w:cstheme="minorHAnsi"/>
-                <w:w w:val="90"/>
-                <w:sz w:val="26"/>
-                <w:szCs w:val="26"/>
-              </w:rPr>
-              <w:t>家庭代禱</w:t>
-            </w:r>
-            <w:proofErr w:type="gramEnd"/>
-            <w:r>
-              <w:rPr>
-                <w:rFonts w:ascii="Barlow Condensed Medium" w:eastAsia="標楷體" w:hAnsi="Barlow Condensed Medium" w:cstheme="minorHAnsi"/>
-                <w:w w:val="90"/>
-                <w:sz w:val="26"/>
-                <w:szCs w:val="26"/>
-              </w:rPr>
-              <w:t>。</w:t>
-            </w:r>
-          </w:p>
-        </w:tc>
-      </w:tr>
-      <w:tr>
-        <w:tc>
-          <w:tcPr>
-            <w:tcW w:w="266" w:type="dxa"/>
-            <w:tcMar>
-              <w:left w:w="28" w:type="dxa"/>
-              <w:right w:w="28" w:type="dxa"/>
-            </w:tcMar>
-          </w:tcPr>
-          <w:p>
-            <w:pPr>
-              <w:snapToGrid w:val="0"/>
-              <w:spacing w:line="300" w:lineRule="exact"/>
-              <w:jc w:val="right"/>
-              <w:rPr>
-                <w:rFonts w:ascii="Barlow Condensed Medium" w:eastAsia="標楷體" w:hAnsi="Barlow Condensed Medium" w:cstheme="minorHAnsi"/>
-                <w:w w:val="90"/>
-                <w:sz w:val="26"/>
-                <w:szCs w:val="26"/>
-              </w:rPr>
-            </w:pPr>
-            <w:r>
-              <w:rPr>
-                <w:rFonts w:ascii="Barlow Condensed Medium" w:eastAsia="標楷體" w:hAnsi="Barlow Condensed Medium" w:cstheme="minorHAnsi" w:hint="eastAsia"/>
-                <w:w w:val="90"/>
-                <w:sz w:val="26"/>
-                <w:szCs w:val="26"/>
-              </w:rPr>
-              <w:t>8</w:t>
-            </w:r>
-            <w:r>
-              <w:rPr>
-                <w:rFonts w:ascii="Barlow Condensed Medium" w:eastAsia="標楷體" w:hAnsi="Barlow Condensed Medium" w:cstheme="minorHAnsi"/>
-                <w:w w:val="90"/>
-                <w:sz w:val="26"/>
-                <w:szCs w:val="26"/>
-              </w:rPr>
-              <w:t>.</w:t>
-            </w:r>
-          </w:p>
-        </w:tc>
-        <w:tc>
-          <w:tcPr>
-            <w:tcW w:w="5669" w:type="dxa"/>
-            <w:tcMar>
-              <w:left w:w="28" w:type="dxa"/>
-              <w:right w:w="28" w:type="dxa"/>
-            </w:tcMar>
-          </w:tcPr>
-          <w:p>
-            <w:pPr>
-              <w:snapToGrid w:val="0"/>
-              <w:spacing w:line="300" w:lineRule="exact"/>
-              <w:jc w:val="both"/>
-              <w:rPr>
-                <w:rFonts w:ascii="Barlow Condensed Medium" w:eastAsia="標楷體" w:hAnsi="Barlow Condensed Medium" w:cstheme="minorHAnsi"/>
-                <w:w w:val="90"/>
-                <w:sz w:val="26"/>
-                <w:szCs w:val="26"/>
-              </w:rPr>
-            </w:pPr>
-            <w:r>
-              <w:rPr>
-                <w:rFonts w:ascii="Segoe UI Symbol" w:eastAsia="標楷體" w:hAnsi="Segoe UI Symbol" w:cs="Segoe UI Symbol"/>
-                <w:w w:val="90"/>
-                <w:sz w:val="26"/>
-                <w:szCs w:val="26"/>
-              </w:rPr>
-              <w:t>★</w:t>
-            </w:r>
-            <w:r>
-              <w:rPr>
-                <w:rFonts w:ascii="Barlow Condensed Medium" w:eastAsia="標楷體" w:hAnsi="Barlow Condensed Medium" w:cstheme="minorHAnsi"/>
-                <w:w w:val="90"/>
-                <w:sz w:val="26"/>
-                <w:szCs w:val="26"/>
-              </w:rPr>
-              <w:t>為</w:t>
-            </w:r>
-            <w:r>
-              <w:rPr>
-                <w:rFonts w:ascii="Barlow Condensed Medium" w:eastAsia="標楷體" w:hAnsi="Barlow Condensed Medium" w:cstheme="minorHAnsi" w:hint="eastAsia"/>
-                <w:w w:val="90"/>
-                <w:sz w:val="26"/>
-                <w:szCs w:val="26"/>
-              </w:rPr>
-              <w:t>本會</w:t>
-            </w:r>
-            <w:proofErr w:type="gramStart"/>
-            <w:r>
-              <w:rPr>
-                <w:rFonts w:ascii="Barlow Condensed Medium" w:eastAsia="標楷體" w:hAnsi="Barlow Condensed Medium" w:cstheme="minorHAnsi" w:hint="eastAsia"/>
-                <w:w w:val="90"/>
-                <w:sz w:val="26"/>
-                <w:szCs w:val="26"/>
-              </w:rPr>
-              <w:t>大學直考</w:t>
-            </w:r>
-            <w:proofErr w:type="gramEnd"/>
-            <w:r>
-              <w:rPr>
-                <w:rFonts w:ascii="Barlow Condensed Medium" w:eastAsia="標楷體" w:hAnsi="Barlow Condensed Medium" w:cstheme="minorHAnsi" w:hint="eastAsia"/>
-                <w:w w:val="90"/>
-                <w:sz w:val="26"/>
-                <w:szCs w:val="26"/>
-              </w:rPr>
-              <w:t>(7/13-14)</w:t>
-            </w:r>
-            <w:r>
-              <w:rPr>
-                <w:rFonts w:ascii="Barlow Condensed Medium" w:eastAsia="標楷體" w:hAnsi="Barlow Condensed Medium" w:cstheme="minorHAnsi" w:hint="eastAsia"/>
-                <w:w w:val="90"/>
-                <w:sz w:val="26"/>
-                <w:szCs w:val="26"/>
-              </w:rPr>
-              <w:t>的學</w:t>
-            </w:r>
-            <w:proofErr w:type="gramStart"/>
-            <w:r>
-              <w:rPr>
-                <w:rFonts w:ascii="Barlow Condensed Medium" w:eastAsia="標楷體" w:hAnsi="Barlow Condensed Medium" w:cstheme="minorHAnsi" w:hint="eastAsia"/>
-                <w:w w:val="90"/>
-                <w:sz w:val="26"/>
-                <w:szCs w:val="26"/>
-              </w:rPr>
-              <w:t>子代禱</w:t>
-            </w:r>
-            <w:proofErr w:type="gramEnd"/>
-            <w:r>
-              <w:rPr>
-                <w:rFonts w:ascii="Barlow Condensed Medium" w:eastAsia="標楷體" w:hAnsi="Barlow Condensed Medium" w:cstheme="minorHAnsi" w:hint="eastAsia"/>
-                <w:w w:val="90"/>
-                <w:sz w:val="26"/>
-                <w:szCs w:val="26"/>
-              </w:rPr>
-              <w:t>：盧品瑄、胡辰瑋</w:t>
-            </w:r>
-            <w:r>
-              <w:rPr>
-                <w:rFonts w:ascii="Barlow Condensed Medium" w:eastAsia="標楷體" w:hAnsi="Barlow Condensed Medium" w:cstheme="minorHAnsi"/>
-                <w:w w:val="90"/>
-                <w:sz w:val="26"/>
-                <w:szCs w:val="26"/>
-              </w:rPr>
-              <w:t>。</w:t>
+              <w:t>和家庭代禱。</w:t>
             </w:r>
           </w:p>
         </w:tc>
@@ -2635,9 +2477,8 @@
                 <w:sz w:val="26"/>
                 <w:szCs w:val="26"/>
               </w:rPr>
-              <w:t>兄</w:t>
-            </w:r>
-            <w:proofErr w:type="gramStart"/>
+              <w:t>兄姊</w:t>
+            </w:r>
             <w:r>
               <w:rPr>
                 <w:rFonts w:ascii="Barlow Condensed Medium" w:eastAsia="華康中黑體" w:hAnsi="Barlow Condensed Medium" w:cs="Segoe UI Symbol"/>
@@ -2645,9 +2486,8 @@
                 <w:sz w:val="26"/>
                 <w:szCs w:val="26"/>
               </w:rPr>
-              <w:t>姊</w:t>
-            </w:r>
-            <w:proofErr w:type="gramEnd"/>
+              <w:t>利用代禱卡</w:t>
+            </w:r>
             <w:r>
               <w:rPr>
                 <w:rFonts w:ascii="Barlow Condensed Medium" w:eastAsia="華康中黑體" w:hAnsi="Barlow Condensed Medium" w:cs="Segoe UI Symbol"/>
@@ -2655,9 +2495,8 @@
                 <w:sz w:val="26"/>
                 <w:szCs w:val="26"/>
               </w:rPr>
-              <w:t>利用</w:t>
-            </w:r>
-            <w:proofErr w:type="gramStart"/>
+              <w:t>(</w:t>
+            </w:r>
             <w:r>
               <w:rPr>
                 <w:rFonts w:ascii="Barlow Condensed Medium" w:eastAsia="華康中黑體" w:hAnsi="Barlow Condensed Medium" w:cs="Segoe UI Symbol"/>
@@ -2665,9 +2504,8 @@
                 <w:sz w:val="26"/>
                 <w:szCs w:val="26"/>
               </w:rPr>
-              <w:t>代禱卡</w:t>
-            </w:r>
-            <w:proofErr w:type="gramEnd"/>
+              <w:t>於招待桌上</w:t>
+            </w:r>
             <w:r>
               <w:rPr>
                 <w:rFonts w:ascii="Barlow Condensed Medium" w:eastAsia="華康中黑體" w:hAnsi="Barlow Condensed Medium" w:cs="Segoe UI Symbol"/>
@@ -2675,7 +2513,7 @@
                 <w:sz w:val="26"/>
                 <w:szCs w:val="26"/>
               </w:rPr>
-              <w:t>(</w:t>
+              <w:t>)</w:t>
             </w:r>
             <w:r>
               <w:rPr>
@@ -2684,36 +2522,7 @@
                 <w:sz w:val="26"/>
                 <w:szCs w:val="26"/>
               </w:rPr>
-              <w:t>於招待桌上</w:t>
-            </w:r>
-            <w:r>
-              <w:rPr>
-                <w:rFonts w:ascii="Barlow Condensed Medium" w:eastAsia="華康中黑體" w:hAnsi="Barlow Condensed Medium" w:cs="Segoe UI Symbol"/>
-                <w:w w:val="90"/>
-                <w:sz w:val="26"/>
-                <w:szCs w:val="26"/>
-              </w:rPr>
-              <w:t>)</w:t>
-            </w:r>
-            <w:proofErr w:type="gramStart"/>
-            <w:r>
-              <w:rPr>
-                <w:rFonts w:ascii="Barlow Condensed Medium" w:eastAsia="華康中黑體" w:hAnsi="Barlow Condensed Medium" w:cs="Segoe UI Symbol"/>
-                <w:w w:val="90"/>
-                <w:sz w:val="26"/>
-                <w:szCs w:val="26"/>
-              </w:rPr>
-              <w:t>投代禱</w:t>
-            </w:r>
-            <w:proofErr w:type="gramEnd"/>
-            <w:r>
-              <w:rPr>
-                <w:rFonts w:ascii="Barlow Condensed Medium" w:eastAsia="華康中黑體" w:hAnsi="Barlow Condensed Medium" w:cs="Segoe UI Symbol"/>
-                <w:w w:val="90"/>
-                <w:sz w:val="26"/>
-                <w:szCs w:val="26"/>
-              </w:rPr>
-              <w:t>信箱。</w:t>
+              <w:t>投代禱信箱。</w:t>
             </w:r>
           </w:p>
         </w:tc>
@@ -3003,9 +2812,9 @@
         <w:spacing w:line="300" w:lineRule="exact"/>
         <w:ind w:leftChars="-59" w:left="-142"/>
         <w:rPr>
-          <w:rFonts w:ascii="標楷體" w:eastAsia="標楷體" w:hAnsi="標楷體" w:cs="Arial"/>
+          <w:rFonts w:ascii="標楷體" w:eastAsia="標楷體" w:hAnsi="標楷體" w:cs="Arial" w:hint="eastAsia"/>
           <w:b/>
-          <w:w w:val="80"/>
+          <w:w w:val="90"/>
           <w:sz w:val="26"/>
           <w:szCs w:val="26"/>
         </w:rPr>
@@ -3014,7 +2823,7 @@
         <w:rPr>
           <w:rFonts w:ascii="標楷體" w:eastAsia="標楷體" w:hAnsi="標楷體" w:cs="Arial" w:hint="eastAsia"/>
           <w:b/>
-          <w:w w:val="80"/>
+          <w:w w:val="90"/>
           <w:sz w:val="26"/>
           <w:szCs w:val="26"/>
         </w:rPr>
@@ -3025,21 +2834,45 @@
           <w:rFonts w:ascii="標楷體" w:eastAsia="標楷體" w:hAnsi="標楷體" w:cs="Arial" w:hint="eastAsia"/>
           <w:b/>
           <w:bCs/>
-          <w:w w:val="80"/>
+          <w:w w:val="90"/>
           <w:sz w:val="26"/>
           <w:szCs w:val="26"/>
         </w:rPr>
-        <w:t>我是何人</w:t>
+        <w:t>替我打破石磐身</w:t>
       </w:r>
       <w:r>
         <w:rPr>
           <w:rFonts w:ascii="標楷體" w:eastAsia="標楷體" w:hAnsi="標楷體" w:cs="Arial" w:hint="eastAsia"/>
           <w:b/>
-          <w:w w:val="80"/>
+          <w:w w:val="90"/>
           <w:sz w:val="26"/>
           <w:szCs w:val="26"/>
         </w:rPr>
         <w:t>】</w:t>
+      </w:r>
+    </w:p>
+    <w:p>
+      <w:pPr>
+        <w:snapToGrid w:val="0"/>
+        <w:spacing w:beforeLines="50" w:before="165" w:line="300" w:lineRule="exact"/>
+        <w:ind w:leftChars="-59" w:left="-142"/>
+        <w:rPr>
+          <w:rFonts w:asciiTheme="majorBidi" w:eastAsia="標楷體" w:hAnsiTheme="majorBidi" w:cstheme="majorBidi"/>
+          <w:bCs/>
+          <w:w w:val="90"/>
+          <w:sz w:val="26"/>
+          <w:szCs w:val="26"/>
+        </w:rPr>
+      </w:pPr>
+      <w:r>
+        <w:rPr>
+          <w:rFonts w:asciiTheme="majorBidi" w:eastAsia="標楷體" w:hAnsiTheme="majorBidi" w:cstheme="majorBidi" w:hint="eastAsia"/>
+          <w:bCs/>
+          <w:w w:val="90"/>
+          <w:sz w:val="26"/>
+          <w:szCs w:val="26"/>
+        </w:rPr>
+        <w:t>替我打破石磐身，</w:t>
       </w:r>
     </w:p>
     <w:p>
@@ -3050,7 +2883,7 @@
         <w:rPr>
           <w:rFonts w:asciiTheme="majorBidi" w:eastAsia="標楷體" w:hAnsiTheme="majorBidi" w:cstheme="majorBidi"/>
           <w:bCs/>
-          <w:w w:val="80"/>
+          <w:w w:val="90"/>
           <w:sz w:val="26"/>
           <w:szCs w:val="26"/>
         </w:rPr>
@@ -3059,99 +2892,11 @@
         <w:rPr>
           <w:rFonts w:asciiTheme="majorBidi" w:eastAsia="標楷體" w:hAnsiTheme="majorBidi" w:cstheme="majorBidi" w:hint="eastAsia"/>
           <w:bCs/>
-          <w:w w:val="80"/>
+          <w:w w:val="90"/>
           <w:sz w:val="26"/>
           <w:szCs w:val="26"/>
         </w:rPr>
-        <w:t>我是</w:t>
-      </w:r>
-      <w:proofErr w:type="gramStart"/>
-      <w:r>
-        <w:rPr>
-          <w:rFonts w:asciiTheme="majorBidi" w:eastAsia="標楷體" w:hAnsiTheme="majorBidi" w:cstheme="majorBidi" w:hint="eastAsia"/>
-          <w:bCs/>
-          <w:w w:val="80"/>
-          <w:sz w:val="26"/>
-          <w:szCs w:val="26"/>
-        </w:rPr>
-        <w:t>何人，</w:t>
-      </w:r>
-      <w:proofErr w:type="gramEnd"/>
-      <w:r>
-        <w:rPr>
-          <w:rFonts w:asciiTheme="majorBidi" w:eastAsia="標楷體" w:hAnsiTheme="majorBidi" w:cstheme="majorBidi" w:hint="eastAsia"/>
-          <w:bCs/>
-          <w:w w:val="80"/>
-          <w:sz w:val="26"/>
-          <w:szCs w:val="26"/>
-        </w:rPr>
-        <w:t>竟然能夠得著救主這麼</w:t>
-      </w:r>
-      <w:proofErr w:type="gramStart"/>
-      <w:r>
-        <w:rPr>
-          <w:rFonts w:asciiTheme="majorBidi" w:eastAsia="標楷體" w:hAnsiTheme="majorBidi" w:cstheme="majorBidi" w:hint="eastAsia"/>
-          <w:bCs/>
-          <w:w w:val="80"/>
-          <w:sz w:val="26"/>
-          <w:szCs w:val="26"/>
-        </w:rPr>
-        <w:t>大愛疼</w:t>
-      </w:r>
-      <w:proofErr w:type="gramEnd"/>
-      <w:r>
-        <w:rPr>
-          <w:rFonts w:asciiTheme="majorBidi" w:eastAsia="標楷體" w:hAnsiTheme="majorBidi" w:cstheme="majorBidi" w:hint="eastAsia"/>
-          <w:bCs/>
-          <w:w w:val="80"/>
-          <w:sz w:val="26"/>
-          <w:szCs w:val="26"/>
-        </w:rPr>
-        <w:t>？我是何人，</w:t>
-      </w:r>
-      <w:proofErr w:type="gramStart"/>
-      <w:r>
-        <w:rPr>
-          <w:rFonts w:asciiTheme="majorBidi" w:eastAsia="標楷體" w:hAnsiTheme="majorBidi" w:cstheme="majorBidi" w:hint="eastAsia"/>
-          <w:bCs/>
-          <w:w w:val="80"/>
-          <w:sz w:val="26"/>
-          <w:szCs w:val="26"/>
-        </w:rPr>
-        <w:t>祂</w:t>
-      </w:r>
-      <w:proofErr w:type="gramEnd"/>
-      <w:r>
-        <w:rPr>
-          <w:rFonts w:asciiTheme="majorBidi" w:eastAsia="標楷體" w:hAnsiTheme="majorBidi" w:cstheme="majorBidi" w:hint="eastAsia"/>
-          <w:bCs/>
-          <w:w w:val="80"/>
-          <w:sz w:val="26"/>
-          <w:szCs w:val="26"/>
-        </w:rPr>
-        <w:t>甘願</w:t>
-      </w:r>
-      <w:proofErr w:type="gramStart"/>
-      <w:r>
-        <w:rPr>
-          <w:rFonts w:asciiTheme="majorBidi" w:eastAsia="標楷體" w:hAnsiTheme="majorBidi" w:cstheme="majorBidi" w:hint="eastAsia"/>
-          <w:bCs/>
-          <w:w w:val="80"/>
-          <w:sz w:val="26"/>
-          <w:szCs w:val="26"/>
-        </w:rPr>
-        <w:t>為著</w:t>
-      </w:r>
-      <w:proofErr w:type="gramEnd"/>
-      <w:r>
-        <w:rPr>
-          <w:rFonts w:asciiTheme="majorBidi" w:eastAsia="標楷體" w:hAnsiTheme="majorBidi" w:cstheme="majorBidi" w:hint="eastAsia"/>
-          <w:bCs/>
-          <w:w w:val="80"/>
-          <w:sz w:val="26"/>
-          <w:szCs w:val="26"/>
-        </w:rPr>
-        <w:t>拯救我來到世間？</w:t>
+        <w:t>使我匿在祢內面，</w:t>
       </w:r>
     </w:p>
     <w:p>
@@ -3162,7 +2907,7 @@
         <w:rPr>
           <w:rFonts w:asciiTheme="majorBidi" w:eastAsia="標楷體" w:hAnsiTheme="majorBidi" w:cstheme="majorBidi"/>
           <w:bCs/>
-          <w:w w:val="80"/>
+          <w:w w:val="90"/>
           <w:sz w:val="26"/>
           <w:szCs w:val="26"/>
         </w:rPr>
@@ -3171,55 +2916,11 @@
         <w:rPr>
           <w:rFonts w:asciiTheme="majorBidi" w:eastAsia="標楷體" w:hAnsiTheme="majorBidi" w:cstheme="majorBidi" w:hint="eastAsia"/>
           <w:bCs/>
-          <w:w w:val="80"/>
+          <w:w w:val="90"/>
           <w:sz w:val="26"/>
           <w:szCs w:val="26"/>
         </w:rPr>
-        <w:t>我的才能、機會、成就，</w:t>
-      </w:r>
-      <w:proofErr w:type="gramStart"/>
-      <w:r>
-        <w:rPr>
-          <w:rFonts w:asciiTheme="majorBidi" w:eastAsia="標楷體" w:hAnsiTheme="majorBidi" w:cstheme="majorBidi" w:hint="eastAsia"/>
-          <w:bCs/>
-          <w:w w:val="80"/>
-          <w:sz w:val="26"/>
-          <w:szCs w:val="26"/>
-        </w:rPr>
-        <w:t>豈攏靠</w:t>
-      </w:r>
-      <w:proofErr w:type="gramEnd"/>
-      <w:r>
-        <w:rPr>
-          <w:rFonts w:asciiTheme="majorBidi" w:eastAsia="標楷體" w:hAnsiTheme="majorBidi" w:cstheme="majorBidi" w:hint="eastAsia"/>
-          <w:bCs/>
-          <w:w w:val="80"/>
-          <w:sz w:val="26"/>
-          <w:szCs w:val="26"/>
-        </w:rPr>
-        <w:t>我自己來賺得？謙卑來主面前，感謝</w:t>
-      </w:r>
-      <w:proofErr w:type="gramStart"/>
-      <w:r>
-        <w:rPr>
-          <w:rFonts w:asciiTheme="majorBidi" w:eastAsia="標楷體" w:hAnsiTheme="majorBidi" w:cstheme="majorBidi" w:hint="eastAsia"/>
-          <w:bCs/>
-          <w:w w:val="80"/>
-          <w:sz w:val="26"/>
-          <w:szCs w:val="26"/>
-        </w:rPr>
-        <w:t>祂</w:t>
-      </w:r>
-      <w:proofErr w:type="gramEnd"/>
-      <w:r>
-        <w:rPr>
-          <w:rFonts w:asciiTheme="majorBidi" w:eastAsia="標楷體" w:hAnsiTheme="majorBidi" w:cstheme="majorBidi" w:hint="eastAsia"/>
-          <w:bCs/>
-          <w:w w:val="80"/>
-          <w:sz w:val="26"/>
-          <w:szCs w:val="26"/>
-        </w:rPr>
-        <w:t>極大恩惠。</w:t>
+        <w:t>祢受鎗鑿脅下開，</w:t>
       </w:r>
     </w:p>
     <w:p>
@@ -3230,7 +2931,7 @@
         <w:rPr>
           <w:rFonts w:asciiTheme="majorBidi" w:eastAsia="標楷體" w:hAnsiTheme="majorBidi" w:cstheme="majorBidi"/>
           <w:bCs/>
-          <w:w w:val="80"/>
+          <w:w w:val="90"/>
           <w:sz w:val="26"/>
           <w:szCs w:val="26"/>
         </w:rPr>
@@ -3239,121 +2940,11 @@
         <w:rPr>
           <w:rFonts w:asciiTheme="majorBidi" w:eastAsia="標楷體" w:hAnsiTheme="majorBidi" w:cstheme="majorBidi" w:hint="eastAsia"/>
           <w:bCs/>
-          <w:w w:val="80"/>
+          <w:w w:val="90"/>
           <w:sz w:val="26"/>
           <w:szCs w:val="26"/>
         </w:rPr>
-        <w:t>我是</w:t>
-      </w:r>
-      <w:proofErr w:type="gramStart"/>
-      <w:r>
-        <w:rPr>
-          <w:rFonts w:asciiTheme="majorBidi" w:eastAsia="標楷體" w:hAnsiTheme="majorBidi" w:cstheme="majorBidi" w:hint="eastAsia"/>
-          <w:bCs/>
-          <w:w w:val="80"/>
-          <w:sz w:val="26"/>
-          <w:szCs w:val="26"/>
-        </w:rPr>
-        <w:t>何人，</w:t>
-      </w:r>
-      <w:proofErr w:type="gramEnd"/>
-      <w:r>
-        <w:rPr>
-          <w:rFonts w:asciiTheme="majorBidi" w:eastAsia="標楷體" w:hAnsiTheme="majorBidi" w:cstheme="majorBidi" w:hint="eastAsia"/>
-          <w:bCs/>
-          <w:w w:val="80"/>
-          <w:sz w:val="26"/>
-          <w:szCs w:val="26"/>
-        </w:rPr>
-        <w:t>能夠得著榮耀權柄成做</w:t>
-      </w:r>
-      <w:proofErr w:type="gramStart"/>
-      <w:r>
-        <w:rPr>
-          <w:rFonts w:asciiTheme="majorBidi" w:eastAsia="標楷體" w:hAnsiTheme="majorBidi" w:cstheme="majorBidi" w:hint="eastAsia"/>
-          <w:bCs/>
-          <w:w w:val="80"/>
-          <w:sz w:val="26"/>
-          <w:szCs w:val="26"/>
-        </w:rPr>
-        <w:t>祂</w:t>
-      </w:r>
-      <w:proofErr w:type="gramEnd"/>
-      <w:r>
-        <w:rPr>
-          <w:rFonts w:asciiTheme="majorBidi" w:eastAsia="標楷體" w:hAnsiTheme="majorBidi" w:cstheme="majorBidi" w:hint="eastAsia"/>
-          <w:bCs/>
-          <w:w w:val="80"/>
-          <w:sz w:val="26"/>
-          <w:szCs w:val="26"/>
-        </w:rPr>
-        <w:t>子兒？我是</w:t>
-      </w:r>
-      <w:proofErr w:type="gramStart"/>
-      <w:r>
-        <w:rPr>
-          <w:rFonts w:asciiTheme="majorBidi" w:eastAsia="標楷體" w:hAnsiTheme="majorBidi" w:cstheme="majorBidi" w:hint="eastAsia"/>
-          <w:bCs/>
-          <w:w w:val="80"/>
-          <w:sz w:val="26"/>
-          <w:szCs w:val="26"/>
-        </w:rPr>
-        <w:t>何人，</w:t>
-      </w:r>
-      <w:proofErr w:type="gramEnd"/>
-      <w:r>
-        <w:rPr>
-          <w:rFonts w:asciiTheme="majorBidi" w:eastAsia="標楷體" w:hAnsiTheme="majorBidi" w:cstheme="majorBidi" w:hint="eastAsia"/>
-          <w:bCs/>
-          <w:w w:val="80"/>
-          <w:sz w:val="26"/>
-          <w:szCs w:val="26"/>
-        </w:rPr>
-        <w:t>能夠進入</w:t>
-      </w:r>
-      <w:proofErr w:type="gramStart"/>
-      <w:r>
-        <w:rPr>
-          <w:rFonts w:asciiTheme="majorBidi" w:eastAsia="標楷體" w:hAnsiTheme="majorBidi" w:cstheme="majorBidi" w:hint="eastAsia"/>
-          <w:bCs/>
-          <w:w w:val="80"/>
-          <w:sz w:val="26"/>
-          <w:szCs w:val="26"/>
-        </w:rPr>
-        <w:t>祂</w:t>
-      </w:r>
-      <w:proofErr w:type="gramEnd"/>
-      <w:r>
-        <w:rPr>
-          <w:rFonts w:asciiTheme="majorBidi" w:eastAsia="標楷體" w:hAnsiTheme="majorBidi" w:cstheme="majorBidi" w:hint="eastAsia"/>
-          <w:bCs/>
-          <w:w w:val="80"/>
-          <w:sz w:val="26"/>
-          <w:szCs w:val="26"/>
-        </w:rPr>
-        <w:t>的國度來服事</w:t>
-      </w:r>
-      <w:proofErr w:type="gramStart"/>
-      <w:r>
-        <w:rPr>
-          <w:rFonts w:asciiTheme="majorBidi" w:eastAsia="標楷體" w:hAnsiTheme="majorBidi" w:cstheme="majorBidi" w:hint="eastAsia"/>
-          <w:bCs/>
-          <w:w w:val="80"/>
-          <w:sz w:val="26"/>
-          <w:szCs w:val="26"/>
-        </w:rPr>
-        <w:t>祂</w:t>
-      </w:r>
-      <w:proofErr w:type="gramEnd"/>
-      <w:r>
-        <w:rPr>
-          <w:rFonts w:asciiTheme="majorBidi" w:eastAsia="標楷體" w:hAnsiTheme="majorBidi" w:cstheme="majorBidi" w:hint="eastAsia"/>
-          <w:bCs/>
-          <w:w w:val="80"/>
-          <w:sz w:val="26"/>
-          <w:szCs w:val="26"/>
-        </w:rPr>
-        <w:t>？</w:t>
+        <w:t>孔嘴流出血與水，</w:t>
       </w:r>
     </w:p>
     <w:p>
@@ -3364,7 +2955,7 @@
         <w:rPr>
           <w:rFonts w:asciiTheme="majorBidi" w:eastAsia="標楷體" w:hAnsiTheme="majorBidi" w:cstheme="majorBidi"/>
           <w:bCs/>
-          <w:w w:val="80"/>
+          <w:w w:val="90"/>
           <w:sz w:val="26"/>
           <w:szCs w:val="26"/>
         </w:rPr>
@@ -3373,33 +2964,11 @@
         <w:rPr>
           <w:rFonts w:asciiTheme="majorBidi" w:eastAsia="標楷體" w:hAnsiTheme="majorBidi" w:cstheme="majorBidi" w:hint="eastAsia"/>
           <w:bCs/>
-          <w:w w:val="80"/>
+          <w:w w:val="90"/>
           <w:sz w:val="26"/>
           <w:szCs w:val="26"/>
         </w:rPr>
-        <w:t>我的家庭、朋友、健康，攏是主的賞賜。歡喜來主面前，感謝</w:t>
-      </w:r>
-      <w:proofErr w:type="gramStart"/>
-      <w:r>
-        <w:rPr>
-          <w:rFonts w:asciiTheme="majorBidi" w:eastAsia="標楷體" w:hAnsiTheme="majorBidi" w:cstheme="majorBidi" w:hint="eastAsia"/>
-          <w:bCs/>
-          <w:w w:val="80"/>
-          <w:sz w:val="26"/>
-          <w:szCs w:val="26"/>
-        </w:rPr>
-        <w:t>祂</w:t>
-      </w:r>
-      <w:proofErr w:type="gramEnd"/>
-      <w:r>
-        <w:rPr>
-          <w:rFonts w:asciiTheme="majorBidi" w:eastAsia="標楷體" w:hAnsiTheme="majorBidi" w:cstheme="majorBidi" w:hint="eastAsia"/>
-          <w:bCs/>
-          <w:w w:val="80"/>
-          <w:sz w:val="26"/>
-          <w:szCs w:val="26"/>
-        </w:rPr>
-        <w:t>極大恩惠。</w:t>
+        <w:t>二項功效我攏愛，</w:t>
       </w:r>
     </w:p>
     <w:p>
@@ -3408,34 +2977,46 @@
         <w:spacing w:line="300" w:lineRule="exact"/>
         <w:ind w:leftChars="-59" w:left="-142"/>
         <w:rPr>
+          <w:rFonts w:asciiTheme="majorBidi" w:eastAsia="標楷體" w:hAnsiTheme="majorBidi" w:cstheme="majorBidi" w:hint="eastAsia"/>
+          <w:bCs/>
+          <w:w w:val="90"/>
+          <w:sz w:val="26"/>
+          <w:szCs w:val="26"/>
+        </w:rPr>
+      </w:pPr>
+      <w:r>
+        <w:rPr>
+          <w:rFonts w:asciiTheme="majorBidi" w:eastAsia="標楷體" w:hAnsiTheme="majorBidi" w:cstheme="majorBidi" w:hint="eastAsia"/>
+          <w:bCs/>
+          <w:w w:val="90"/>
+          <w:sz w:val="26"/>
+          <w:szCs w:val="26"/>
+        </w:rPr>
+        <w:t>赦罪洗心除歹代。</w:t>
+      </w:r>
+    </w:p>
+    <w:p>
+      <w:pPr>
+        <w:snapToGrid w:val="0"/>
+        <w:spacing w:beforeLines="50" w:before="165" w:line="300" w:lineRule="exact"/>
+        <w:ind w:leftChars="-59" w:left="-142"/>
+        <w:rPr>
           <w:rFonts w:asciiTheme="majorBidi" w:eastAsia="標楷體" w:hAnsiTheme="majorBidi" w:cstheme="majorBidi"/>
           <w:bCs/>
-          <w:w w:val="80"/>
+          <w:w w:val="90"/>
           <w:sz w:val="26"/>
           <w:szCs w:val="26"/>
         </w:rPr>
       </w:pPr>
-      <w:proofErr w:type="gramStart"/>
       <w:r>
         <w:rPr>
           <w:rFonts w:asciiTheme="majorBidi" w:eastAsia="標楷體" w:hAnsiTheme="majorBidi" w:cstheme="majorBidi" w:hint="eastAsia"/>
           <w:bCs/>
-          <w:w w:val="80"/>
+          <w:w w:val="90"/>
           <w:sz w:val="26"/>
           <w:szCs w:val="26"/>
         </w:rPr>
-        <w:t>主啊</w:t>
-      </w:r>
-      <w:proofErr w:type="gramEnd"/>
-      <w:r>
-        <w:rPr>
-          <w:rFonts w:asciiTheme="majorBidi" w:eastAsia="標楷體" w:hAnsiTheme="majorBidi" w:cstheme="majorBidi" w:hint="eastAsia"/>
-          <w:bCs/>
-          <w:w w:val="80"/>
-          <w:sz w:val="26"/>
-          <w:szCs w:val="26"/>
-        </w:rPr>
-        <w:t>，我感謝祢，我感謝祢的愛疼！祢願意揀選我，祢揀選我做祢的工！</w:t>
+        <w:t>我雖然盡力著磨，</w:t>
       </w:r>
     </w:p>
     <w:p>
@@ -3444,9 +3025,9 @@
         <w:spacing w:line="300" w:lineRule="exact"/>
         <w:ind w:leftChars="-59" w:left="-142"/>
         <w:rPr>
-          <w:rFonts w:asciiTheme="majorBidi" w:eastAsia="標楷體" w:hAnsiTheme="majorBidi" w:cstheme="majorBidi"/>
+          <w:rFonts w:asciiTheme="majorBidi" w:eastAsia="標楷體" w:hAnsiTheme="majorBidi" w:cstheme="majorBidi" w:hint="eastAsia"/>
           <w:bCs/>
-          <w:w w:val="80"/>
+          <w:w w:val="90"/>
           <w:sz w:val="26"/>
           <w:szCs w:val="26"/>
         </w:rPr>
@@ -3455,11 +3036,11 @@
         <w:rPr>
           <w:rFonts w:asciiTheme="majorBidi" w:eastAsia="標楷體" w:hAnsiTheme="majorBidi" w:cstheme="majorBidi" w:hint="eastAsia"/>
           <w:bCs/>
-          <w:w w:val="80"/>
+          <w:w w:val="90"/>
           <w:sz w:val="26"/>
           <w:szCs w:val="26"/>
         </w:rPr>
-        <w:t>我要聽祢的聲，隨祢來行，為祢來活！我深知我是祢所疼的人。</w:t>
+        <w:t>也未守法到一半，</w:t>
       </w:r>
     </w:p>
     <w:p>
@@ -3470,7 +3051,7 @@
         <w:rPr>
           <w:rFonts w:asciiTheme="majorBidi" w:eastAsia="標楷體" w:hAnsiTheme="majorBidi" w:cstheme="majorBidi"/>
           <w:bCs/>
-          <w:w w:val="80"/>
+          <w:w w:val="90"/>
           <w:sz w:val="26"/>
           <w:szCs w:val="26"/>
         </w:rPr>
@@ -3479,95 +3060,11 @@
         <w:rPr>
           <w:rFonts w:asciiTheme="majorBidi" w:eastAsia="標楷體" w:hAnsiTheme="majorBidi" w:cstheme="majorBidi" w:hint="eastAsia"/>
           <w:bCs/>
-          <w:w w:val="80"/>
+          <w:w w:val="90"/>
           <w:sz w:val="26"/>
           <w:szCs w:val="26"/>
         </w:rPr>
-        <w:t>我拿什麼</w:t>
-      </w:r>
-      <w:r>
-        <w:rPr>
-          <w:rFonts w:asciiTheme="majorBidi" w:eastAsia="標楷體" w:hAnsiTheme="majorBidi" w:cstheme="majorBidi" w:hint="eastAsia"/>
-          <w:bCs/>
-          <w:w w:val="80"/>
-          <w:sz w:val="26"/>
-          <w:szCs w:val="26"/>
-        </w:rPr>
-        <w:t xml:space="preserve"> </w:t>
-      </w:r>
-      <w:r>
-        <w:rPr>
-          <w:rFonts w:asciiTheme="majorBidi" w:eastAsia="標楷體" w:hAnsiTheme="majorBidi" w:cstheme="majorBidi" w:hint="eastAsia"/>
-          <w:bCs/>
-          <w:w w:val="80"/>
-          <w:sz w:val="26"/>
-          <w:szCs w:val="26"/>
-        </w:rPr>
-        <w:t>來獻給親愛的救主做永遠禮物？我拿什麼</w:t>
-      </w:r>
-      <w:r>
-        <w:rPr>
-          <w:rFonts w:asciiTheme="majorBidi" w:eastAsia="標楷體" w:hAnsiTheme="majorBidi" w:cstheme="majorBidi" w:hint="eastAsia"/>
-          <w:bCs/>
-          <w:w w:val="80"/>
-          <w:sz w:val="26"/>
-          <w:szCs w:val="26"/>
-        </w:rPr>
-        <w:t xml:space="preserve"> </w:t>
-      </w:r>
-      <w:r>
-        <w:rPr>
-          <w:rFonts w:asciiTheme="majorBidi" w:eastAsia="標楷體" w:hAnsiTheme="majorBidi" w:cstheme="majorBidi" w:hint="eastAsia"/>
-          <w:bCs/>
-          <w:w w:val="80"/>
-          <w:sz w:val="26"/>
-          <w:szCs w:val="26"/>
-        </w:rPr>
-        <w:t>來</w:t>
-      </w:r>
-      <w:proofErr w:type="gramStart"/>
-      <w:r>
-        <w:rPr>
-          <w:rFonts w:asciiTheme="majorBidi" w:eastAsia="標楷體" w:hAnsiTheme="majorBidi" w:cstheme="majorBidi" w:hint="eastAsia"/>
-          <w:bCs/>
-          <w:w w:val="80"/>
-          <w:sz w:val="26"/>
-          <w:szCs w:val="26"/>
-        </w:rPr>
-        <w:t>報答疼</w:t>
-      </w:r>
-      <w:proofErr w:type="gramEnd"/>
-      <w:r>
-        <w:rPr>
-          <w:rFonts w:asciiTheme="majorBidi" w:eastAsia="標楷體" w:hAnsiTheme="majorBidi" w:cstheme="majorBidi" w:hint="eastAsia"/>
-          <w:bCs/>
-          <w:w w:val="80"/>
-          <w:sz w:val="26"/>
-          <w:szCs w:val="26"/>
-        </w:rPr>
-        <w:t>我的救主，能使</w:t>
-      </w:r>
-      <w:proofErr w:type="gramStart"/>
-      <w:r>
-        <w:rPr>
-          <w:rFonts w:asciiTheme="majorBidi" w:eastAsia="標楷體" w:hAnsiTheme="majorBidi" w:cstheme="majorBidi" w:hint="eastAsia"/>
-          <w:bCs/>
-          <w:w w:val="80"/>
-          <w:sz w:val="26"/>
-          <w:szCs w:val="26"/>
-        </w:rPr>
-        <w:t>祂</w:t>
-      </w:r>
-      <w:proofErr w:type="gramEnd"/>
-      <w:r>
-        <w:rPr>
-          <w:rFonts w:asciiTheme="majorBidi" w:eastAsia="標楷體" w:hAnsiTheme="majorBidi" w:cstheme="majorBidi" w:hint="eastAsia"/>
-          <w:bCs/>
-          <w:w w:val="80"/>
-          <w:sz w:val="26"/>
-          <w:szCs w:val="26"/>
-        </w:rPr>
-        <w:t>歡喜？</w:t>
+        <w:t>雖是殷勤無厭懶，</w:t>
       </w:r>
     </w:p>
     <w:p>
@@ -3576,9 +3073,9 @@
         <w:spacing w:line="300" w:lineRule="exact"/>
         <w:ind w:leftChars="-59" w:left="-142"/>
         <w:rPr>
-          <w:rFonts w:asciiTheme="majorBidi" w:eastAsia="標楷體" w:hAnsiTheme="majorBidi" w:cstheme="majorBidi"/>
+          <w:rFonts w:asciiTheme="majorBidi" w:eastAsia="標楷體" w:hAnsiTheme="majorBidi" w:cstheme="majorBidi" w:hint="eastAsia"/>
           <w:bCs/>
-          <w:w w:val="80"/>
+          <w:w w:val="90"/>
           <w:sz w:val="26"/>
           <w:szCs w:val="26"/>
         </w:rPr>
@@ -3587,11 +3084,11 @@
         <w:rPr>
           <w:rFonts w:asciiTheme="majorBidi" w:eastAsia="標楷體" w:hAnsiTheme="majorBidi" w:cstheme="majorBidi" w:hint="eastAsia"/>
           <w:bCs/>
-          <w:w w:val="80"/>
+          <w:w w:val="90"/>
           <w:sz w:val="26"/>
           <w:szCs w:val="26"/>
         </w:rPr>
-        <w:t>喔，主耶穌，我要盡一生服事祢，日日隨祢來行，見證祢極大恩惠。</w:t>
+        <w:t>眼淚常流心未安，</w:t>
       </w:r>
     </w:p>
     <w:p>
@@ -3602,32 +3099,20 @@
         <w:rPr>
           <w:rFonts w:asciiTheme="majorBidi" w:eastAsia="標楷體" w:hAnsiTheme="majorBidi" w:cstheme="majorBidi"/>
           <w:bCs/>
-          <w:w w:val="80"/>
+          <w:w w:val="90"/>
           <w:sz w:val="26"/>
           <w:szCs w:val="26"/>
         </w:rPr>
       </w:pPr>
-      <w:proofErr w:type="gramStart"/>
       <w:r>
         <w:rPr>
           <w:rFonts w:asciiTheme="majorBidi" w:eastAsia="標楷體" w:hAnsiTheme="majorBidi" w:cstheme="majorBidi" w:hint="eastAsia"/>
           <w:bCs/>
-          <w:w w:val="80"/>
+          <w:w w:val="90"/>
           <w:sz w:val="26"/>
           <w:szCs w:val="26"/>
         </w:rPr>
-        <w:t>主啊</w:t>
-      </w:r>
-      <w:proofErr w:type="gramEnd"/>
-      <w:r>
-        <w:rPr>
-          <w:rFonts w:asciiTheme="majorBidi" w:eastAsia="標楷體" w:hAnsiTheme="majorBidi" w:cstheme="majorBidi" w:hint="eastAsia"/>
-          <w:bCs/>
-          <w:w w:val="80"/>
-          <w:sz w:val="26"/>
-          <w:szCs w:val="26"/>
-        </w:rPr>
-        <w:t>，我感謝祢，我感謝祢的愛疼！祢願意揀選我，祢揀選我做祢的工！</w:t>
+        <w:t>靠這攏未贖我罪，</w:t>
       </w:r>
     </w:p>
     <w:p>
@@ -3636,9 +3121,9 @@
         <w:spacing w:line="300" w:lineRule="exact"/>
         <w:ind w:leftChars="-59" w:left="-142"/>
         <w:rPr>
-          <w:rFonts w:asciiTheme="majorBidi" w:eastAsia="標楷體" w:hAnsiTheme="majorBidi" w:cstheme="majorBidi"/>
+          <w:rFonts w:asciiTheme="majorBidi" w:eastAsia="標楷體" w:hAnsiTheme="majorBidi" w:cstheme="majorBidi" w:hint="eastAsia"/>
           <w:bCs/>
-          <w:w w:val="80"/>
+          <w:w w:val="90"/>
           <w:sz w:val="26"/>
           <w:szCs w:val="26"/>
         </w:rPr>
@@ -3647,11 +3132,11 @@
         <w:rPr>
           <w:rFonts w:asciiTheme="majorBidi" w:eastAsia="標楷體" w:hAnsiTheme="majorBidi" w:cstheme="majorBidi" w:hint="eastAsia"/>
           <w:bCs/>
-          <w:w w:val="80"/>
+          <w:w w:val="90"/>
           <w:sz w:val="26"/>
           <w:szCs w:val="26"/>
         </w:rPr>
-        <w:t>我要聽祢的聲，隨祢來行，為祢來活！我深知我是祢所疼的人。</w:t>
+        <w:t>只有救主耶穌會。</w:t>
       </w:r>
     </w:p>
     <w:p>
@@ -3662,7 +3147,7 @@
         <w:rPr>
           <w:rFonts w:asciiTheme="majorBidi" w:eastAsia="標楷體" w:hAnsiTheme="majorBidi" w:cstheme="majorBidi"/>
           <w:bCs/>
-          <w:w w:val="80"/>
+          <w:w w:val="90"/>
           <w:sz w:val="26"/>
           <w:szCs w:val="26"/>
         </w:rPr>
@@ -3671,11 +3156,311 @@
         <w:rPr>
           <w:rFonts w:asciiTheme="majorBidi" w:eastAsia="標楷體" w:hAnsiTheme="majorBidi" w:cstheme="majorBidi" w:hint="eastAsia"/>
           <w:bCs/>
-          <w:w w:val="80"/>
+          <w:w w:val="90"/>
           <w:sz w:val="26"/>
           <w:szCs w:val="26"/>
         </w:rPr>
-        <w:t>祢的愛感動我！祢的愛充滿我！喔，主，我永遠屬於祢。我永遠屬於祢。</w:t>
+        <w:t>我今空手來就近，</w:t>
+      </w:r>
+    </w:p>
+    <w:p>
+      <w:pPr>
+        <w:snapToGrid w:val="0"/>
+        <w:spacing w:beforeLines="50" w:before="165" w:line="300" w:lineRule="exact"/>
+        <w:ind w:leftChars="-59" w:left="-142"/>
+        <w:rPr>
+          <w:rFonts w:asciiTheme="majorBidi" w:eastAsia="標楷體" w:hAnsiTheme="majorBidi" w:cstheme="majorBidi" w:hint="eastAsia"/>
+          <w:bCs/>
+          <w:w w:val="90"/>
+          <w:sz w:val="26"/>
+          <w:szCs w:val="26"/>
+        </w:rPr>
+      </w:pPr>
+      <w:r>
+        <w:rPr>
+          <w:rFonts w:asciiTheme="majorBidi" w:eastAsia="標楷體" w:hAnsiTheme="majorBidi" w:cstheme="majorBidi" w:hint="eastAsia"/>
+          <w:bCs/>
+          <w:w w:val="90"/>
+          <w:sz w:val="26"/>
+          <w:szCs w:val="26"/>
+        </w:rPr>
+        <w:t>十字架下求施恩，</w:t>
+      </w:r>
+    </w:p>
+    <w:p>
+      <w:pPr>
+        <w:snapToGrid w:val="0"/>
+        <w:spacing w:line="300" w:lineRule="exact"/>
+        <w:ind w:leftChars="-59" w:left="-142"/>
+        <w:rPr>
+          <w:rFonts w:asciiTheme="majorBidi" w:eastAsia="標楷體" w:hAnsiTheme="majorBidi" w:cstheme="majorBidi"/>
+          <w:bCs/>
+          <w:w w:val="90"/>
+          <w:sz w:val="26"/>
+          <w:szCs w:val="26"/>
+        </w:rPr>
+      </w:pPr>
+      <w:r>
+        <w:rPr>
+          <w:rFonts w:asciiTheme="majorBidi" w:eastAsia="標楷體" w:hAnsiTheme="majorBidi" w:cstheme="majorBidi" w:hint="eastAsia"/>
+          <w:bCs/>
+          <w:w w:val="90"/>
+          <w:sz w:val="26"/>
+          <w:szCs w:val="26"/>
+        </w:rPr>
+        <w:t>赤體望祢賜衣裳，</w:t>
+      </w:r>
+    </w:p>
+    <w:p>
+      <w:pPr>
+        <w:snapToGrid w:val="0"/>
+        <w:spacing w:line="300" w:lineRule="exact"/>
+        <w:ind w:leftChars="-59" w:left="-142"/>
+        <w:rPr>
+          <w:rFonts w:asciiTheme="majorBidi" w:eastAsia="標楷體" w:hAnsiTheme="majorBidi" w:cstheme="majorBidi"/>
+          <w:bCs/>
+          <w:w w:val="90"/>
+          <w:sz w:val="26"/>
+          <w:szCs w:val="26"/>
+        </w:rPr>
+      </w:pPr>
+      <w:r>
+        <w:rPr>
+          <w:rFonts w:asciiTheme="majorBidi" w:eastAsia="標楷體" w:hAnsiTheme="majorBidi" w:cstheme="majorBidi" w:hint="eastAsia"/>
+          <w:bCs/>
+          <w:w w:val="90"/>
+          <w:sz w:val="26"/>
+          <w:szCs w:val="26"/>
+        </w:rPr>
+        <w:t>軟弱望祢肯培養，</w:t>
+      </w:r>
+    </w:p>
+    <w:p>
+      <w:pPr>
+        <w:snapToGrid w:val="0"/>
+        <w:spacing w:line="300" w:lineRule="exact"/>
+        <w:ind w:leftChars="-59" w:left="-142"/>
+        <w:rPr>
+          <w:rFonts w:asciiTheme="majorBidi" w:eastAsia="標楷體" w:hAnsiTheme="majorBidi" w:cstheme="majorBidi"/>
+          <w:bCs/>
+          <w:w w:val="90"/>
+          <w:sz w:val="26"/>
+          <w:szCs w:val="26"/>
+        </w:rPr>
+      </w:pPr>
+      <w:r>
+        <w:rPr>
+          <w:rFonts w:asciiTheme="majorBidi" w:eastAsia="標楷體" w:hAnsiTheme="majorBidi" w:cstheme="majorBidi" w:hint="eastAsia"/>
+          <w:bCs/>
+          <w:w w:val="90"/>
+          <w:sz w:val="26"/>
+          <w:szCs w:val="26"/>
+        </w:rPr>
+        <w:t>污穢進到活泉邊，</w:t>
+      </w:r>
+    </w:p>
+    <w:p>
+      <w:pPr>
+        <w:snapToGrid w:val="0"/>
+        <w:spacing w:line="300" w:lineRule="exact"/>
+        <w:ind w:leftChars="-59" w:left="-142"/>
+        <w:rPr>
+          <w:rFonts w:asciiTheme="majorBidi" w:eastAsia="標楷體" w:hAnsiTheme="majorBidi" w:cstheme="majorBidi"/>
+          <w:bCs/>
+          <w:w w:val="90"/>
+          <w:sz w:val="26"/>
+          <w:szCs w:val="26"/>
+        </w:rPr>
+      </w:pPr>
+      <w:r>
+        <w:rPr>
+          <w:rFonts w:asciiTheme="majorBidi" w:eastAsia="標楷體" w:hAnsiTheme="majorBidi" w:cstheme="majorBidi" w:hint="eastAsia"/>
+          <w:bCs/>
+          <w:w w:val="90"/>
+          <w:sz w:val="26"/>
+          <w:szCs w:val="26"/>
+        </w:rPr>
+        <w:t>求祢洗我攏清氣。</w:t>
+      </w:r>
+    </w:p>
+    <w:p>
+      <w:pPr>
+        <w:snapToGrid w:val="0"/>
+        <w:spacing w:beforeLines="50" w:before="165" w:line="300" w:lineRule="exact"/>
+        <w:ind w:leftChars="-59" w:left="-142"/>
+        <w:rPr>
+          <w:rFonts w:asciiTheme="majorBidi" w:eastAsia="標楷體" w:hAnsiTheme="majorBidi" w:cstheme="majorBidi"/>
+          <w:bCs/>
+          <w:w w:val="90"/>
+          <w:sz w:val="26"/>
+          <w:szCs w:val="26"/>
+        </w:rPr>
+      </w:pPr>
+      <w:r>
+        <w:rPr>
+          <w:rFonts w:asciiTheme="majorBidi" w:eastAsia="標楷體" w:hAnsiTheme="majorBidi" w:cstheme="majorBidi" w:hint="eastAsia"/>
+          <w:bCs/>
+          <w:w w:val="90"/>
+          <w:sz w:val="26"/>
+          <w:szCs w:val="26"/>
+        </w:rPr>
+        <w:t>或是世上在渡</w:t>
+      </w:r>
+      <w:bookmarkStart w:id="6" w:name="_GoBack"/>
+      <w:bookmarkEnd w:id="6"/>
+      <w:r>
+        <w:rPr>
+          <w:rFonts w:asciiTheme="majorBidi" w:eastAsia="標楷體" w:hAnsiTheme="majorBidi" w:cstheme="majorBidi" w:hint="eastAsia"/>
+          <w:bCs/>
+          <w:w w:val="90"/>
+          <w:sz w:val="26"/>
+          <w:szCs w:val="26"/>
+        </w:rPr>
+        <w:t>活，</w:t>
+      </w:r>
+    </w:p>
+    <w:p>
+      <w:pPr>
+        <w:snapToGrid w:val="0"/>
+        <w:spacing w:line="300" w:lineRule="exact"/>
+        <w:ind w:leftChars="-59" w:left="-142"/>
+        <w:rPr>
+          <w:rFonts w:asciiTheme="majorBidi" w:eastAsia="標楷體" w:hAnsiTheme="majorBidi" w:cstheme="majorBidi" w:hint="eastAsia"/>
+          <w:bCs/>
+          <w:w w:val="90"/>
+          <w:sz w:val="26"/>
+          <w:szCs w:val="26"/>
+        </w:rPr>
+      </w:pPr>
+      <w:r>
+        <w:rPr>
+          <w:rFonts w:asciiTheme="majorBidi" w:eastAsia="標楷體" w:hAnsiTheme="majorBidi" w:cstheme="majorBidi" w:hint="eastAsia"/>
+          <w:bCs/>
+          <w:w w:val="90"/>
+          <w:sz w:val="26"/>
+          <w:szCs w:val="26"/>
+        </w:rPr>
+        <w:t>抑是臨終目合倚，</w:t>
+      </w:r>
+    </w:p>
+    <w:p>
+      <w:pPr>
+        <w:snapToGrid w:val="0"/>
+        <w:spacing w:line="300" w:lineRule="exact"/>
+        <w:ind w:leftChars="-59" w:left="-142"/>
+        <w:rPr>
+          <w:rFonts w:asciiTheme="majorBidi" w:eastAsia="標楷體" w:hAnsiTheme="majorBidi" w:cstheme="majorBidi"/>
+          <w:bCs/>
+          <w:w w:val="90"/>
+          <w:sz w:val="26"/>
+          <w:szCs w:val="26"/>
+        </w:rPr>
+      </w:pPr>
+      <w:r>
+        <w:rPr>
+          <w:rFonts w:asciiTheme="majorBidi" w:eastAsia="標楷體" w:hAnsiTheme="majorBidi" w:cstheme="majorBidi" w:hint="eastAsia"/>
+          <w:bCs/>
+          <w:w w:val="90"/>
+          <w:sz w:val="26"/>
+          <w:szCs w:val="26"/>
+        </w:rPr>
+        <w:t>末日神魂離地面，</w:t>
+      </w:r>
+    </w:p>
+    <w:p>
+      <w:pPr>
+        <w:snapToGrid w:val="0"/>
+        <w:spacing w:line="300" w:lineRule="exact"/>
+        <w:ind w:leftChars="-59" w:left="-142"/>
+        <w:rPr>
+          <w:rFonts w:asciiTheme="majorBidi" w:eastAsia="標楷體" w:hAnsiTheme="majorBidi" w:cstheme="majorBidi"/>
+          <w:bCs/>
+          <w:w w:val="90"/>
+          <w:sz w:val="26"/>
+          <w:szCs w:val="26"/>
+        </w:rPr>
+      </w:pPr>
+      <w:r>
+        <w:rPr>
+          <w:rFonts w:asciiTheme="majorBidi" w:eastAsia="標楷體" w:hAnsiTheme="majorBidi" w:cstheme="majorBidi" w:hint="eastAsia"/>
+          <w:bCs/>
+          <w:w w:val="90"/>
+          <w:sz w:val="26"/>
+          <w:szCs w:val="26"/>
+        </w:rPr>
+        <w:t>看祢坐位判萬民，</w:t>
+      </w:r>
+    </w:p>
+    <w:p>
+      <w:pPr>
+        <w:snapToGrid w:val="0"/>
+        <w:spacing w:line="300" w:lineRule="exact"/>
+        <w:ind w:leftChars="-59" w:left="-142"/>
+        <w:rPr>
+          <w:rFonts w:asciiTheme="majorBidi" w:eastAsia="標楷體" w:hAnsiTheme="majorBidi" w:cstheme="majorBidi"/>
+          <w:bCs/>
+          <w:w w:val="90"/>
+          <w:sz w:val="26"/>
+          <w:szCs w:val="26"/>
+        </w:rPr>
+      </w:pPr>
+      <w:r>
+        <w:rPr>
+          <w:rFonts w:asciiTheme="majorBidi" w:eastAsia="標楷體" w:hAnsiTheme="majorBidi" w:cstheme="majorBidi" w:hint="eastAsia"/>
+          <w:bCs/>
+          <w:w w:val="90"/>
+          <w:sz w:val="26"/>
+          <w:szCs w:val="26"/>
+        </w:rPr>
+        <w:t>替我打破石磐身，</w:t>
+      </w:r>
+    </w:p>
+    <w:p>
+      <w:pPr>
+        <w:snapToGrid w:val="0"/>
+        <w:spacing w:line="300" w:lineRule="exact"/>
+        <w:ind w:leftChars="-59" w:left="-142"/>
+        <w:rPr>
+          <w:rFonts w:asciiTheme="majorBidi" w:eastAsia="標楷體" w:hAnsiTheme="majorBidi" w:cstheme="majorBidi"/>
+          <w:bCs/>
+          <w:w w:val="90"/>
+          <w:sz w:val="26"/>
+          <w:szCs w:val="26"/>
+        </w:rPr>
+      </w:pPr>
+      <w:r>
+        <w:rPr>
+          <w:rFonts w:asciiTheme="majorBidi" w:eastAsia="標楷體" w:hAnsiTheme="majorBidi" w:cstheme="majorBidi" w:hint="eastAsia"/>
+          <w:bCs/>
+          <w:w w:val="90"/>
+          <w:sz w:val="26"/>
+          <w:szCs w:val="26"/>
+        </w:rPr>
+        <w:t>使我匿在祢內面，</w:t>
+      </w:r>
+    </w:p>
+    <w:p>
+      <w:pPr>
+        <w:snapToGrid w:val="0"/>
+        <w:spacing w:line="300" w:lineRule="exact"/>
+        <w:ind w:leftChars="-59" w:left="-142"/>
+        <w:rPr>
+          <w:rFonts w:asciiTheme="majorBidi" w:eastAsia="標楷體" w:hAnsiTheme="majorBidi" w:cstheme="majorBidi"/>
+          <w:bCs/>
+          <w:w w:val="90"/>
+          <w:sz w:val="26"/>
+          <w:szCs w:val="26"/>
+        </w:rPr>
+      </w:pPr>
+      <w:r>
+        <w:rPr>
+          <w:rFonts w:asciiTheme="majorBidi" w:eastAsia="標楷體" w:hAnsiTheme="majorBidi" w:cstheme="majorBidi" w:hint="eastAsia"/>
+          <w:bCs/>
+          <w:w w:val="90"/>
+          <w:sz w:val="26"/>
+          <w:szCs w:val="26"/>
+        </w:rPr>
+        <w:t>使我匿在祢內面，祢內面。</w:t>
       </w:r>
     </w:p>
     <w:p>
@@ -3706,6 +3491,7 @@
       <w:r>
         <w:rPr>
           <w:noProof/>
+          <w:lang w:bidi="he-IL"/>
         </w:rPr>
         <mc:AlternateContent>
           <mc:Choice Requires="wpg">
@@ -3841,47 +3627,7 @@
                                   <w:w w:val="90"/>
                                   <w:szCs w:val="24"/>
                                 </w:rPr>
-                                <w:t>我們因信主耶穌基督而蒙　神國福音的恩典，成為基督的肢體，並按主的命令彼此相愛。因此我們奉獻自己成為基督的教會的</w:t>
-                              </w:r>
-                              <w:proofErr w:type="gramStart"/>
-                              <w:r>
-                                <w:rPr>
-                                  <w:rFonts w:ascii="文鼎粗魏碑" w:eastAsia="文鼎粗魏碑" w:cstheme="minorHAnsi" w:hint="eastAsia"/>
-                                  <w:color w:val="0D0D0D" w:themeColor="text1" w:themeTint="F2"/>
-                                  <w:w w:val="90"/>
-                                  <w:szCs w:val="24"/>
-                                </w:rPr>
-                                <w:t>事奉者</w:t>
-                              </w:r>
-                              <w:proofErr w:type="gramEnd"/>
-                              <w:r>
-                                <w:rPr>
-                                  <w:rFonts w:ascii="文鼎粗魏碑" w:eastAsia="文鼎粗魏碑" w:cstheme="minorHAnsi" w:hint="eastAsia"/>
-                                  <w:color w:val="0D0D0D" w:themeColor="text1" w:themeTint="F2"/>
-                                  <w:w w:val="90"/>
-                                  <w:szCs w:val="24"/>
-                                </w:rPr>
-                                <w:t>，用彼此事奉、彼此順服、彼此成全，和彼此學習的心，效法基督成為服事人的僕人。將服事會眾的事看為優先，以服事</w:t>
-                              </w:r>
-                              <w:proofErr w:type="gramStart"/>
-                              <w:r>
-                                <w:rPr>
-                                  <w:rFonts w:ascii="文鼎粗魏碑" w:eastAsia="文鼎粗魏碑" w:cstheme="minorHAnsi" w:hint="eastAsia"/>
-                                  <w:color w:val="0D0D0D" w:themeColor="text1" w:themeTint="F2"/>
-                                  <w:w w:val="90"/>
-                                  <w:szCs w:val="24"/>
-                                </w:rPr>
-                                <w:t>會眾來服事</w:t>
-                              </w:r>
-                              <w:proofErr w:type="gramEnd"/>
-                              <w:r>
-                                <w:rPr>
-                                  <w:rFonts w:ascii="文鼎粗魏碑" w:eastAsia="文鼎粗魏碑" w:cstheme="minorHAnsi" w:hint="eastAsia"/>
-                                  <w:color w:val="0D0D0D" w:themeColor="text1" w:themeTint="F2"/>
-                                  <w:w w:val="90"/>
-                                  <w:szCs w:val="24"/>
-                                </w:rPr>
-                                <w:t xml:space="preserve">　神。使我們與我們得救的身分相稱。</w:t>
+                                <w:t>我們因信主耶穌基督而蒙　神國福音的恩典，成為基督的肢體，並按主的命令彼此相愛。因此我們奉獻自己成為基督的教會的事奉者，用彼此事奉、彼此順服、彼此成全，和彼此學習的心，效法基督成為服事人的僕人。將服事會眾的事看為優先，以服事會眾來服事　神。使我們與我們得救的身分相稱。</w:t>
                               </w:r>
                             </w:p>
                           </w:txbxContent>
@@ -3976,47 +3722,7 @@
                             <w:w w:val="90"/>
                             <w:szCs w:val="24"/>
                           </w:rPr>
-                          <w:t>我們因信主耶穌基督而蒙　神國福音的恩典，成為基督的肢體，並按主的命令彼此相愛。因此我們奉獻自己成為基督的教會的</w:t>
-                        </w:r>
-                        <w:proofErr w:type="gramStart"/>
-                        <w:r>
-                          <w:rPr>
-                            <w:rFonts w:ascii="文鼎粗魏碑" w:eastAsia="文鼎粗魏碑" w:cstheme="minorHAnsi" w:hint="eastAsia"/>
-                            <w:color w:val="0D0D0D" w:themeColor="text1" w:themeTint="F2"/>
-                            <w:w w:val="90"/>
-                            <w:szCs w:val="24"/>
-                          </w:rPr>
-                          <w:t>事奉者</w:t>
-                        </w:r>
-                        <w:proofErr w:type="gramEnd"/>
-                        <w:r>
-                          <w:rPr>
-                            <w:rFonts w:ascii="文鼎粗魏碑" w:eastAsia="文鼎粗魏碑" w:cstheme="minorHAnsi" w:hint="eastAsia"/>
-                            <w:color w:val="0D0D0D" w:themeColor="text1" w:themeTint="F2"/>
-                            <w:w w:val="90"/>
-                            <w:szCs w:val="24"/>
-                          </w:rPr>
-                          <w:t>，用彼此事奉、彼此順服、彼此成全，和彼此學習的心，效法基督成為服事人的僕人。將服事會眾的事看為優先，以服事</w:t>
-                        </w:r>
-                        <w:proofErr w:type="gramStart"/>
-                        <w:r>
-                          <w:rPr>
-                            <w:rFonts w:ascii="文鼎粗魏碑" w:eastAsia="文鼎粗魏碑" w:cstheme="minorHAnsi" w:hint="eastAsia"/>
-                            <w:color w:val="0D0D0D" w:themeColor="text1" w:themeTint="F2"/>
-                            <w:w w:val="90"/>
-                            <w:szCs w:val="24"/>
-                          </w:rPr>
-                          <w:t>會眾來服事</w:t>
-                        </w:r>
-                        <w:proofErr w:type="gramEnd"/>
-                        <w:r>
-                          <w:rPr>
-                            <w:rFonts w:ascii="文鼎粗魏碑" w:eastAsia="文鼎粗魏碑" w:cstheme="minorHAnsi" w:hint="eastAsia"/>
-                            <w:color w:val="0D0D0D" w:themeColor="text1" w:themeTint="F2"/>
-                            <w:w w:val="90"/>
-                            <w:szCs w:val="24"/>
-                          </w:rPr>
-                          <w:t xml:space="preserve">　神。使我們與我們得救的身分相稱。</w:t>
+                          <w:t>我們因信主耶穌基督而蒙　神國福音的恩典，成為基督的肢體，並按主的命令彼此相愛。因此我們奉獻自己成為基督的教會的事奉者，用彼此事奉、彼此順服、彼此成全，和彼此學習的心，效法基督成為服事人的僕人。將服事會眾的事看為優先，以服事會眾來服事　神。使我們與我們得救的身分相稱。</w:t>
                         </w:r>
                       </w:p>
                     </w:txbxContent>
@@ -4031,6 +3737,7 @@
       <w:r>
         <w:rPr>
           <w:noProof/>
+          <w:lang w:bidi="he-IL"/>
         </w:rPr>
         <w:drawing>
           <wp:anchor distT="0" distB="0" distL="114300" distR="114300" simplePos="0" relativeHeight="251660288" behindDoc="0" locked="0" layoutInCell="1" allowOverlap="1" wp14:anchorId="0030E694" wp14:editId="20BCA934">
@@ -4091,6 +3798,7 @@
       <w:r>
         <w:rPr>
           <w:noProof/>
+          <w:lang w:bidi="he-IL"/>
         </w:rPr>
         <w:drawing>
           <wp:anchor distT="0" distB="0" distL="114300" distR="114300" simplePos="0" relativeHeight="251656192" behindDoc="0" locked="0" layoutInCell="1" allowOverlap="1" wp14:anchorId="7EAAEB92" wp14:editId="352781AB">
@@ -4171,6 +3879,7 @@
       <w:r>
         <w:rPr>
           <w:noProof/>
+          <w:lang w:bidi="he-IL"/>
         </w:rPr>
         <mc:AlternateContent>
           <mc:Choice Requires="wpg">
@@ -4239,7 +3948,6 @@
                                 </w:rPr>
                                 <w:t>聚會時間表</w:t>
                               </w:r>
-                              <w:proofErr w:type="gramStart"/>
                               <w:r>
                                 <w:rPr>
                                   <w:rFonts w:ascii="Barlow Condensed Medium" w:eastAsia="華康正顏楷體W9" w:hAnsi="Barlow Condensed Medium" w:cstheme="minorHAnsi" w:hint="eastAsia"/>
@@ -4249,7 +3957,6 @@
                                 </w:rPr>
                                 <w:t>》</w:t>
                               </w:r>
-                              <w:proofErr w:type="gramEnd"/>
                             </w:p>
                             <w:tbl>
                               <w:tblPr>
@@ -5023,7 +4730,6 @@
                                         <w:szCs w:val="26"/>
                                       </w:rPr>
                                     </w:pPr>
-                                    <w:proofErr w:type="gramStart"/>
                                     <w:r>
                                       <w:rPr>
                                         <w:rFonts w:ascii="Barlow Condensed Medium" w:eastAsia="標楷體" w:hAnsi="Barlow Condensed Medium" w:hint="eastAsia"/>
@@ -5034,7 +4740,6 @@
                                       </w:rPr>
                                       <w:t>拿細耳</w:t>
                                     </w:r>
-                                    <w:proofErr w:type="gramEnd"/>
                                     <w:r>
                                       <w:rPr>
                                         <w:rFonts w:ascii="Barlow Condensed Medium" w:eastAsia="標楷體" w:hAnsi="Barlow Condensed Medium" w:hint="eastAsia"/>
@@ -5188,7 +4893,6 @@
                                         <w:szCs w:val="26"/>
                                       </w:rPr>
                                     </w:pPr>
-                                    <w:proofErr w:type="gramStart"/>
                                     <w:r>
                                       <w:rPr>
                                         <w:rFonts w:ascii="Barlow Condensed Medium" w:eastAsia="標楷體" w:hAnsi="Barlow Condensed Medium" w:hint="eastAsia"/>
@@ -5199,7 +4903,6 @@
                                       </w:rPr>
                                       <w:t>社青小組</w:t>
                                     </w:r>
-                                    <w:proofErr w:type="gramEnd"/>
                                   </w:p>
                                 </w:tc>
                                 <w:tc>
@@ -5393,7 +5096,6 @@
                                         <w:szCs w:val="26"/>
                                       </w:rPr>
                                     </w:pPr>
-                                    <w:proofErr w:type="gramStart"/>
                                     <w:r>
                                       <w:rPr>
                                         <w:rFonts w:ascii="Barlow Condensed Medium" w:eastAsia="標楷體" w:hAnsi="Barlow Condensed Medium"/>
@@ -5404,7 +5106,6 @@
                                       </w:rPr>
                                       <w:t>明憲家</w:t>
                                     </w:r>
-                                    <w:proofErr w:type="gramEnd"/>
                                   </w:p>
                                 </w:tc>
                               </w:tr>
@@ -6005,7 +5706,6 @@
                           </w:rPr>
                           <w:t>聚會時間表</w:t>
                         </w:r>
-                        <w:proofErr w:type="gramStart"/>
                         <w:r>
                           <w:rPr>
                             <w:rFonts w:ascii="Barlow Condensed Medium" w:eastAsia="華康正顏楷體W9" w:hAnsi="Barlow Condensed Medium" w:cstheme="minorHAnsi" w:hint="eastAsia"/>
@@ -6015,7 +5715,6 @@
                           </w:rPr>
                           <w:t>》</w:t>
                         </w:r>
-                        <w:proofErr w:type="gramEnd"/>
                       </w:p>
                       <w:tbl>
                         <w:tblPr>
@@ -6789,7 +6488,6 @@
                                   <w:szCs w:val="26"/>
                                 </w:rPr>
                               </w:pPr>
-                              <w:proofErr w:type="gramStart"/>
                               <w:r>
                                 <w:rPr>
                                   <w:rFonts w:ascii="Barlow Condensed Medium" w:eastAsia="標楷體" w:hAnsi="Barlow Condensed Medium" w:hint="eastAsia"/>
@@ -6800,7 +6498,6 @@
                                 </w:rPr>
                                 <w:t>拿細耳</w:t>
                               </w:r>
-                              <w:proofErr w:type="gramEnd"/>
                               <w:r>
                                 <w:rPr>
                                   <w:rFonts w:ascii="Barlow Condensed Medium" w:eastAsia="標楷體" w:hAnsi="Barlow Condensed Medium" w:hint="eastAsia"/>
@@ -6954,7 +6651,6 @@
                                   <w:szCs w:val="26"/>
                                 </w:rPr>
                               </w:pPr>
-                              <w:proofErr w:type="gramStart"/>
                               <w:r>
                                 <w:rPr>
                                   <w:rFonts w:ascii="Barlow Condensed Medium" w:eastAsia="標楷體" w:hAnsi="Barlow Condensed Medium" w:hint="eastAsia"/>
@@ -6965,7 +6661,6 @@
                                 </w:rPr>
                                 <w:t>社青小組</w:t>
                               </w:r>
-                              <w:proofErr w:type="gramEnd"/>
                             </w:p>
                           </w:tc>
                           <w:tc>
@@ -7159,7 +6854,6 @@
                                   <w:szCs w:val="26"/>
                                 </w:rPr>
                               </w:pPr>
-                              <w:proofErr w:type="gramStart"/>
                               <w:r>
                                 <w:rPr>
                                   <w:rFonts w:ascii="Barlow Condensed Medium" w:eastAsia="標楷體" w:hAnsi="Barlow Condensed Medium"/>
@@ -7170,7 +6864,6 @@
                                 </w:rPr>
                                 <w:t>明憲家</w:t>
                               </w:r>
-                              <w:proofErr w:type="gramEnd"/>
                             </w:p>
                           </w:tc>
                         </w:tr>
@@ -7743,6 +7436,7 @@
         <w:rPr>
           <w:rFonts w:ascii="Barlow Condensed Medium" w:hAnsi="Barlow Condensed Medium"/>
           <w:noProof/>
+          <w:lang w:bidi="he-IL"/>
         </w:rPr>
         <mc:AlternateContent>
           <mc:Choice Requires="wpg">
@@ -8026,20 +7720,8 @@
                                         <w:sz w:val="26"/>
                                         <w:szCs w:val="26"/>
                                       </w:rPr>
-                                      <w:t>第一個</w:t>
+                                      <w:t>第一個住棚節</w:t>
                                     </w:r>
-                                    <w:proofErr w:type="gramStart"/>
-                                    <w:r>
-                                      <w:rPr>
-                                        <w:rFonts w:ascii="Barlow Condensed Medium" w:eastAsia="華康儷楷書" w:hAnsi="Barlow Condensed Medium" w:cs="華康儷楷書" w:hint="eastAsia"/>
-                                        <w:color w:val="000000" w:themeColor="text1"/>
-                                        <w:w w:val="75"/>
-                                        <w:sz w:val="26"/>
-                                        <w:szCs w:val="26"/>
-                                      </w:rPr>
-                                      <w:t>住棚節</w:t>
-                                    </w:r>
-                                    <w:proofErr w:type="gramEnd"/>
                                   </w:p>
                                 </w:tc>
                               </w:tr>
@@ -8131,29 +7813,7 @@
                                         <w:sz w:val="26"/>
                                         <w:szCs w:val="26"/>
                                       </w:rPr>
-                                      <w:t>裝上</w:t>
-                                    </w:r>
-                                    <w:proofErr w:type="gramStart"/>
-                                    <w:r>
-                                      <w:rPr>
-                                        <w:rFonts w:ascii="Barlow Condensed Medium" w:eastAsia="華康儷楷書" w:hAnsi="Barlow Condensed Medium" w:cs="華康儷楷書" w:hint="eastAsia"/>
-                                        <w:color w:val="000000" w:themeColor="text1"/>
-                                        <w:w w:val="75"/>
-                                        <w:sz w:val="26"/>
-                                        <w:szCs w:val="26"/>
-                                      </w:rPr>
-                                      <w:t>鍚</w:t>
-                                    </w:r>
-                                    <w:proofErr w:type="gramEnd"/>
-                                    <w:r>
-                                      <w:rPr>
-                                        <w:rFonts w:ascii="Barlow Condensed Medium" w:eastAsia="華康儷楷書" w:hAnsi="Barlow Condensed Medium" w:cs="華康儷楷書" w:hint="eastAsia"/>
-                                        <w:color w:val="000000" w:themeColor="text1"/>
-                                        <w:w w:val="75"/>
-                                        <w:sz w:val="26"/>
-                                        <w:szCs w:val="26"/>
-                                      </w:rPr>
-                                      <w:t>安的城門</w:t>
+                                      <w:t>裝上鍚安的城門</w:t>
                                     </w:r>
                                   </w:p>
                                 </w:tc>
@@ -8486,27 +8146,7 @@
                                         <w:sz w:val="26"/>
                                         <w:szCs w:val="26"/>
                                       </w:rPr>
-                                      <w:t>新的</w:t>
-                                    </w:r>
-                                    <w:proofErr w:type="gramStart"/>
-                                    <w:r>
-                                      <w:rPr>
-                                        <w:rFonts w:ascii="華康儷楷書" w:eastAsia="華康儷楷書" w:hAnsi="華康儷楷書" w:cs="華康儷楷書" w:hint="eastAsia"/>
-                                        <w:w w:val="90"/>
-                                        <w:sz w:val="26"/>
-                                        <w:szCs w:val="26"/>
-                                      </w:rPr>
-                                      <w:t>誡</w:t>
-                                    </w:r>
-                                    <w:proofErr w:type="gramEnd"/>
-                                    <w:r>
-                                      <w:rPr>
-                                        <w:rFonts w:ascii="華康儷楷書" w:eastAsia="華康儷楷書" w:hAnsi="華康儷楷書" w:cs="華康儷楷書" w:hint="eastAsia"/>
-                                        <w:w w:val="90"/>
-                                        <w:sz w:val="26"/>
-                                        <w:szCs w:val="26"/>
-                                      </w:rPr>
-                                      <w:t>命</w:t>
+                                      <w:t>新的誡命</w:t>
                                     </w:r>
                                   </w:p>
                                 </w:tc>
@@ -8535,7 +8175,6 @@
                                         <w:szCs w:val="26"/>
                                       </w:rPr>
                                     </w:pPr>
-                                    <w:proofErr w:type="gramStart"/>
                                     <w:r>
                                       <w:rPr>
                                         <w:rFonts w:ascii="Barlow Condensed Medium" w:eastAsia="華康中黑體" w:hAnsi="Barlow Condensed Medium" w:hint="eastAsia"/>
@@ -8545,7 +8184,6 @@
                                       </w:rPr>
                                       <w:t>啟應</w:t>
                                     </w:r>
-                                    <w:proofErr w:type="gramEnd"/>
                                     <w:r>
                                       <w:rPr>
                                         <w:rFonts w:ascii="Barlow Condensed Medium" w:eastAsia="華康中黑體" w:hAnsi="Barlow Condensed Medium" w:hint="eastAsia"/>
@@ -9004,20 +8642,8 @@
                                   <w:sz w:val="26"/>
                                   <w:szCs w:val="26"/>
                                 </w:rPr>
-                                <w:t>第一個</w:t>
+                                <w:t>第一個住棚節</w:t>
                               </w:r>
-                              <w:proofErr w:type="gramStart"/>
-                              <w:r>
-                                <w:rPr>
-                                  <w:rFonts w:ascii="Barlow Condensed Medium" w:eastAsia="華康儷楷書" w:hAnsi="Barlow Condensed Medium" w:cs="華康儷楷書" w:hint="eastAsia"/>
-                                  <w:color w:val="000000" w:themeColor="text1"/>
-                                  <w:w w:val="75"/>
-                                  <w:sz w:val="26"/>
-                                  <w:szCs w:val="26"/>
-                                </w:rPr>
-                                <w:t>住棚節</w:t>
-                              </w:r>
-                              <w:proofErr w:type="gramEnd"/>
                             </w:p>
                           </w:tc>
                         </w:tr>
@@ -9109,29 +8735,7 @@
                                   <w:sz w:val="26"/>
                                   <w:szCs w:val="26"/>
                                 </w:rPr>
-                                <w:t>裝上</w:t>
-                              </w:r>
-                              <w:proofErr w:type="gramStart"/>
-                              <w:r>
-                                <w:rPr>
-                                  <w:rFonts w:ascii="Barlow Condensed Medium" w:eastAsia="華康儷楷書" w:hAnsi="Barlow Condensed Medium" w:cs="華康儷楷書" w:hint="eastAsia"/>
-                                  <w:color w:val="000000" w:themeColor="text1"/>
-                                  <w:w w:val="75"/>
-                                  <w:sz w:val="26"/>
-                                  <w:szCs w:val="26"/>
-                                </w:rPr>
-                                <w:t>鍚</w:t>
-                              </w:r>
-                              <w:proofErr w:type="gramEnd"/>
-                              <w:r>
-                                <w:rPr>
-                                  <w:rFonts w:ascii="Barlow Condensed Medium" w:eastAsia="華康儷楷書" w:hAnsi="Barlow Condensed Medium" w:cs="華康儷楷書" w:hint="eastAsia"/>
-                                  <w:color w:val="000000" w:themeColor="text1"/>
-                                  <w:w w:val="75"/>
-                                  <w:sz w:val="26"/>
-                                  <w:szCs w:val="26"/>
-                                </w:rPr>
-                                <w:t>安的城門</w:t>
+                                <w:t>裝上鍚安的城門</w:t>
                               </w:r>
                             </w:p>
                           </w:tc>
@@ -9464,27 +9068,7 @@
                                   <w:sz w:val="26"/>
                                   <w:szCs w:val="26"/>
                                 </w:rPr>
-                                <w:t>新的</w:t>
-                              </w:r>
-                              <w:proofErr w:type="gramStart"/>
-                              <w:r>
-                                <w:rPr>
-                                  <w:rFonts w:ascii="華康儷楷書" w:eastAsia="華康儷楷書" w:hAnsi="華康儷楷書" w:cs="華康儷楷書" w:hint="eastAsia"/>
-                                  <w:w w:val="90"/>
-                                  <w:sz w:val="26"/>
-                                  <w:szCs w:val="26"/>
-                                </w:rPr>
-                                <w:t>誡</w:t>
-                              </w:r>
-                              <w:proofErr w:type="gramEnd"/>
-                              <w:r>
-                                <w:rPr>
-                                  <w:rFonts w:ascii="華康儷楷書" w:eastAsia="華康儷楷書" w:hAnsi="華康儷楷書" w:cs="華康儷楷書" w:hint="eastAsia"/>
-                                  <w:w w:val="90"/>
-                                  <w:sz w:val="26"/>
-                                  <w:szCs w:val="26"/>
-                                </w:rPr>
-                                <w:t>命</w:t>
+                                <w:t>新的誡命</w:t>
                               </w:r>
                             </w:p>
                           </w:tc>
@@ -9513,7 +9097,6 @@
                                   <w:szCs w:val="26"/>
                                 </w:rPr>
                               </w:pPr>
-                              <w:proofErr w:type="gramStart"/>
                               <w:r>
                                 <w:rPr>
                                   <w:rFonts w:ascii="Barlow Condensed Medium" w:eastAsia="華康中黑體" w:hAnsi="Barlow Condensed Medium" w:hint="eastAsia"/>
@@ -9523,7 +9106,6 @@
                                 </w:rPr>
                                 <w:t>啟應</w:t>
                               </w:r>
-                              <w:proofErr w:type="gramEnd"/>
                               <w:r>
                                 <w:rPr>
                                   <w:rFonts w:ascii="Barlow Condensed Medium" w:eastAsia="華康中黑體" w:hAnsi="Barlow Condensed Medium" w:hint="eastAsia"/>
@@ -9733,6 +9315,7 @@
         <w:rPr>
           <w:rFonts w:ascii="Barlow Condensed Medium" w:hAnsi="Barlow Condensed Medium"/>
           <w:noProof/>
+          <w:lang w:bidi="he-IL"/>
         </w:rPr>
         <mc:AlternateContent>
           <mc:Choice Requires="wps">
@@ -9955,6 +9538,7 @@
         <w:rPr>
           <w:rFonts w:ascii="Barlow Condensed Medium" w:hAnsi="Barlow Condensed Medium"/>
           <w:noProof/>
+          <w:lang w:bidi="he-IL"/>
         </w:rPr>
         <mc:AlternateContent>
           <mc:Choice Requires="wps">
@@ -10095,6 +9679,7 @@
         <w:rPr>
           <w:rFonts w:ascii="Barlow Condensed Medium" w:hAnsi="Barlow Condensed Medium"/>
           <w:noProof/>
+          <w:lang w:bidi="he-IL"/>
         </w:rPr>
         <mc:AlternateContent>
           <mc:Choice Requires="wps">
@@ -10291,6 +9876,7 @@
         <w:rPr>
           <w:rFonts w:ascii="Barlow Condensed Medium" w:hAnsi="Barlow Condensed Medium"/>
           <w:noProof/>
+          <w:lang w:bidi="he-IL"/>
         </w:rPr>
         <mc:AlternateContent>
           <mc:Choice Requires="wps">
@@ -10487,6 +10073,7 @@
         <w:rPr>
           <w:rFonts w:ascii="Barlow Condensed Medium" w:hAnsi="Barlow Condensed Medium"/>
           <w:noProof/>
+          <w:lang w:bidi="he-IL"/>
         </w:rPr>
         <w:drawing>
           <wp:anchor distT="0" distB="0" distL="114300" distR="114300" simplePos="0" relativeHeight="251655168" behindDoc="1" locked="0" layoutInCell="1" allowOverlap="1" wp14:anchorId="2AA2D55C" wp14:editId="4BA447FF">
@@ -10555,6 +10142,7 @@
         <w:rPr>
           <w:rFonts w:ascii="Barlow Condensed Medium" w:hAnsi="Barlow Condensed Medium"/>
           <w:noProof/>
+          <w:lang w:bidi="he-IL"/>
         </w:rPr>
         <mc:AlternateContent>
           <mc:Choice Requires="wps">
@@ -10690,7 +10278,6 @@
         </w:rPr>
         <w:t xml:space="preserve">       </w:t>
       </w:r>
-      <w:proofErr w:type="gramStart"/>
       <w:r>
         <w:rPr>
           <w:rFonts w:ascii="Barlow Condensed Medium" w:eastAsia="華康中圓體" w:hAnsi="Barlow Condensed Medium"/>
@@ -10698,7 +10285,6 @@
         </w:rPr>
         <w:t>主堂</w:t>
       </w:r>
-      <w:proofErr w:type="gramEnd"/>
       <w:r>
         <w:rPr>
           <w:rFonts w:ascii="Barlow Condensed Medium" w:eastAsia="華康中圓體" w:hAnsi="Barlow Condensed Medium"/>
@@ -10791,6 +10377,7 @@
           <w:rFonts w:ascii="Barlow Condensed Medium" w:eastAsia="華康儷中黑" w:hAnsi="Barlow Condensed Medium"/>
           <w:noProof/>
           <w:w w:val="80"/>
+          <w:lang w:bidi="he-IL"/>
         </w:rPr>
         <mc:AlternateContent>
           <mc:Choice Requires="wps">
@@ -10842,7 +10429,6 @@
                                 <w:sz w:val="22"/>
                               </w:rPr>
                             </w:pPr>
-                            <w:proofErr w:type="gramStart"/>
                             <w:r>
                               <w:rPr>
                                 <w:rFonts w:ascii="Barlow Condensed Medium" w:eastAsia="華康儷中黑" w:hAnsi="Barlow Condensed Medium"/>
@@ -10850,7 +10436,6 @@
                               </w:rPr>
                               <w:t>教會臉書</w:t>
                             </w:r>
-                            <w:proofErr w:type="gramEnd"/>
                             <w:r>
                               <w:rPr>
                                 <w:rFonts w:ascii="Barlow Condensed Medium" w:eastAsia="華康儷中黑" w:hAnsi="Barlow Condensed Medium"/>
@@ -10904,7 +10489,6 @@
                           <w:sz w:val="22"/>
                         </w:rPr>
                       </w:pPr>
-                      <w:proofErr w:type="gramStart"/>
                       <w:r>
                         <w:rPr>
                           <w:rFonts w:ascii="Barlow Condensed Medium" w:eastAsia="華康儷中黑" w:hAnsi="Barlow Condensed Medium"/>
@@ -10912,7 +10496,6 @@
                         </w:rPr>
                         <w:t>教會臉書</w:t>
                       </w:r>
-                      <w:proofErr w:type="gramEnd"/>
                       <w:r>
                         <w:rPr>
                           <w:rFonts w:ascii="Barlow Condensed Medium" w:eastAsia="華康儷中黑" w:hAnsi="Barlow Condensed Medium"/>
@@ -10970,19 +10553,8 @@
           <w:sz w:val="28"/>
           <w:szCs w:val="28"/>
         </w:rPr>
-        <w:t xml:space="preserve"> </w:t>
-      </w:r>
-      <w:proofErr w:type="gramStart"/>
-      <w:r>
-        <w:rPr>
-          <w:rFonts w:ascii="Old English Text MT" w:hAnsi="Old English Text MT"/>
-          <w:color w:val="404040" w:themeColor="text1" w:themeTint="BF"/>
-          <w:sz w:val="28"/>
-          <w:szCs w:val="28"/>
-        </w:rPr>
-        <w:t>Weekly</w:t>
-      </w:r>
-      <w:proofErr w:type="gramEnd"/>
+        <w:t xml:space="preserve"> Weekly</w:t>
+      </w:r>
     </w:p>
     <w:p>
       <w:pPr>
@@ -11763,6 +11335,7 @@
                 <w:color w:val="000000" w:themeColor="text1"/>
                 <w:sz w:val="18"/>
                 <w:szCs w:val="18"/>
+                <w:lang w:bidi="he-IL"/>
               </w:rPr>
               <mc:AlternateContent>
                 <mc:Choice Requires="wps">
@@ -11920,7 +11493,6 @@
                 <w:szCs w:val="20"/>
               </w:rPr>
             </w:pPr>
-            <w:proofErr w:type="gramStart"/>
             <w:r>
               <w:rPr>
                 <w:rFonts w:eastAsia="華康儷中黑" w:cstheme="minorHAnsi"/>
@@ -11931,7 +11503,6 @@
               </w:rPr>
               <w:t>序樂</w:t>
             </w:r>
-            <w:proofErr w:type="gramEnd"/>
           </w:p>
         </w:tc>
         <w:tc>
@@ -12067,7 +11638,6 @@
                 <w:szCs w:val="20"/>
               </w:rPr>
             </w:pPr>
-            <w:proofErr w:type="gramStart"/>
             <w:r>
               <w:rPr>
                 <w:rFonts w:eastAsia="華康儷中黑" w:cstheme="minorHAnsi"/>
@@ -12078,7 +11648,6 @@
               </w:rPr>
               <w:t>宣召</w:t>
             </w:r>
-            <w:proofErr w:type="gramEnd"/>
           </w:p>
         </w:tc>
         <w:tc>
@@ -12534,7 +12103,6 @@
                 <w:szCs w:val="20"/>
               </w:rPr>
             </w:pPr>
-            <w:proofErr w:type="gramStart"/>
             <w:r>
               <w:rPr>
                 <w:rFonts w:eastAsia="華康儷中黑" w:cstheme="minorHAnsi"/>
@@ -12545,7 +12113,6 @@
               </w:rPr>
               <w:t>啟應文</w:t>
             </w:r>
-            <w:proofErr w:type="gramEnd"/>
           </w:p>
         </w:tc>
         <w:tc>
@@ -12831,6 +12398,7 @@
                 <w:color w:val="000000" w:themeColor="text1"/>
                 <w:sz w:val="18"/>
                 <w:szCs w:val="18"/>
+                <w:lang w:bidi="he-IL"/>
               </w:rPr>
               <mc:AlternateContent>
                 <mc:Choice Requires="wps">
@@ -13191,7 +12759,6 @@
                 <w:szCs w:val="20"/>
               </w:rPr>
             </w:pPr>
-            <w:proofErr w:type="gramStart"/>
             <w:r>
               <w:rPr>
                 <w:rFonts w:ascii="Bahnschrift SemiBold Condensed" w:eastAsia="標楷體" w:hAnsi="Bahnschrift SemiBold Condensed" w:cs="Calibri" w:hint="eastAsia"/>
@@ -13202,7 +12769,6 @@
               </w:rPr>
               <w:t>以斯拉記</w:t>
             </w:r>
-            <w:proofErr w:type="gramEnd"/>
             <w:r>
               <w:rPr>
                 <w:rFonts w:ascii="Bahnschrift SemiBold Condensed" w:eastAsia="標楷體" w:hAnsi="Bahnschrift SemiBold Condensed" w:cs="Calibri"/>
@@ -13379,7 +12945,6 @@
                 <w:szCs w:val="20"/>
               </w:rPr>
             </w:pPr>
-            <w:proofErr w:type="gramStart"/>
             <w:r>
               <w:rPr>
                 <w:rFonts w:ascii="標楷體" w:eastAsia="標楷體" w:hAnsi="標楷體" w:cstheme="minorHAnsi" w:hint="eastAsia"/>
@@ -13389,19 +12954,7 @@
                 <w:sz w:val="20"/>
                 <w:szCs w:val="20"/>
               </w:rPr>
-              <w:t>恩待我們</w:t>
-            </w:r>
-            <w:proofErr w:type="gramEnd"/>
-            <w:r>
-              <w:rPr>
-                <w:rFonts w:ascii="標楷體" w:eastAsia="標楷體" w:hAnsi="標楷體" w:cstheme="minorHAnsi" w:hint="eastAsia"/>
-                <w:bCs/>
-                <w:color w:val="000000" w:themeColor="text1"/>
-                <w:w w:val="150"/>
-                <w:sz w:val="20"/>
-                <w:szCs w:val="20"/>
-              </w:rPr>
-              <w:t>片時</w:t>
+              <w:t>恩待我們片時</w:t>
             </w:r>
           </w:p>
         </w:tc>
@@ -13612,6 +13165,7 @@
                 <w:color w:val="000000" w:themeColor="text1"/>
                 <w:sz w:val="18"/>
                 <w:szCs w:val="18"/>
+                <w:lang w:bidi="he-IL"/>
               </w:rPr>
               <mc:AlternateContent>
                 <mc:Choice Requires="wps">
@@ -14459,7 +14013,6 @@
                 <w:szCs w:val="20"/>
               </w:rPr>
             </w:pPr>
-            <w:proofErr w:type="gramStart"/>
             <w:r>
               <w:rPr>
                 <w:rFonts w:eastAsia="華康儷中黑" w:cstheme="minorHAnsi" w:hint="eastAsia"/>
@@ -14470,7 +14023,6 @@
               </w:rPr>
               <w:t>公禱</w:t>
             </w:r>
-            <w:proofErr w:type="gramEnd"/>
           </w:p>
         </w:tc>
         <w:tc>
@@ -14606,7 +14158,6 @@
                 <w:szCs w:val="20"/>
               </w:rPr>
             </w:pPr>
-            <w:proofErr w:type="gramStart"/>
             <w:r>
               <w:rPr>
                 <w:rFonts w:eastAsia="華康儷中黑" w:cstheme="minorHAnsi"/>
@@ -14617,7 +14168,6 @@
               </w:rPr>
               <w:t>頌榮</w:t>
             </w:r>
-            <w:proofErr w:type="gramEnd"/>
           </w:p>
         </w:tc>
         <w:tc>
@@ -14840,7 +14390,6 @@
               </w:rPr>
               <w:t xml:space="preserve">: </w:t>
             </w:r>
-            <w:proofErr w:type="gramStart"/>
             <w:r>
               <w:rPr>
                 <w:rFonts w:ascii="Bahnschrift SemiBold Condensed" w:eastAsia="標楷體" w:hAnsi="Bahnschrift SemiBold Condensed" w:cstheme="minorHAnsi" w:hint="eastAsia"/>
@@ -14850,7 +14399,6 @@
               </w:rPr>
               <w:t>阿們頌</w:t>
             </w:r>
-            <w:proofErr w:type="gramEnd"/>
           </w:p>
         </w:tc>
         <w:tc>
@@ -14947,7 +14495,6 @@
                 <w:szCs w:val="20"/>
               </w:rPr>
             </w:pPr>
-            <w:proofErr w:type="gramStart"/>
             <w:r>
               <w:rPr>
                 <w:rFonts w:eastAsia="華康儷中黑" w:cstheme="minorHAnsi" w:hint="eastAsia"/>
@@ -14958,7 +14505,6 @@
               </w:rPr>
               <w:t>殿樂</w:t>
             </w:r>
-            <w:proofErr w:type="gramEnd"/>
           </w:p>
         </w:tc>
         <w:tc>
@@ -15421,6 +14967,7 @@
         <w:rPr>
           <w:rFonts w:ascii="Bahnschrift SemiBold Condensed" w:eastAsia="華康細黑體" w:hAnsi="Bahnschrift SemiBold Condensed"/>
           <w:noProof/>
+          <w:lang w:bidi="he-IL"/>
         </w:rPr>
         <mc:AlternateContent>
           <mc:Choice Requires="wps">
@@ -15483,7 +15030,7 @@
           </mc:Choice>
           <mc:Fallback>
             <w:pict>
-              <v:line w14:anchorId="2AD74BCF" id="直線接點 2" o:spid="_x0000_s1026" style="position:absolute;z-index:251654144;visibility:visible;mso-wrap-style:square;mso-height-percent:0;mso-wrap-distance-left:9pt;mso-wrap-distance-top:0;mso-wrap-distance-right:9pt;mso-wrap-distance-bottom:0;mso-position-horizontal:absolute;mso-position-horizontal-relative:page;mso-position-vertical:absolute;mso-position-vertical-relative:page;mso-height-percent:0;mso-height-relative:margin" from="687.75pt,19.85pt" to="687.75pt,709.8pt" o:gfxdata="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" strokecolor="black [3213]" strokeweight=".5pt">
+              <v:line w14:anchorId="7DA47A03" id="直線接點 2" o:spid="_x0000_s1026" style="position:absolute;z-index:251654144;visibility:visible;mso-wrap-style:square;mso-height-percent:0;mso-wrap-distance-left:9pt;mso-wrap-distance-top:0;mso-wrap-distance-right:9pt;mso-wrap-distance-bottom:0;mso-position-horizontal:absolute;mso-position-horizontal-relative:page;mso-position-vertical:absolute;mso-position-vertical-relative:page;mso-height-percent:0;mso-height-relative:margin" from="687.75pt,19.85pt" to="687.75pt,709.8pt" o:gfxdata="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" strokecolor="black [3213]" strokeweight=".5pt">
                 <v:stroke dashstyle="3 1" joinstyle="miter"/>
                 <w10:wrap anchorx="page" anchory="page"/>
               </v:line>
@@ -15636,9 +15183,8 @@
           <w:sz w:val="26"/>
           <w:szCs w:val="26"/>
         </w:rPr>
-        <w:t>總是，『我愛憐憫，</w:t>
-      </w:r>
-      <w:proofErr w:type="gramStart"/>
+        <w:t>總是，『我愛憐憫，呣愛祭</w:t>
+      </w:r>
       <w:r>
         <w:rPr>
           <w:rFonts w:ascii="標楷體" w:eastAsia="標楷體" w:hAnsi="標楷體" w:cs="Arial" w:hint="eastAsia"/>
@@ -15646,98 +15192,8 @@
           <w:sz w:val="26"/>
           <w:szCs w:val="26"/>
         </w:rPr>
-        <w:t>呣</w:t>
-      </w:r>
-      <w:proofErr w:type="gramEnd"/>
-      <w:r>
-        <w:rPr>
-          <w:rFonts w:ascii="標楷體" w:eastAsia="標楷體" w:hAnsi="標楷體" w:cs="Arial" w:hint="eastAsia"/>
-          <w:w w:val="80"/>
-          <w:sz w:val="26"/>
-          <w:szCs w:val="26"/>
-        </w:rPr>
-        <w:t>愛祭</w:t>
-      </w:r>
-      <w:r>
-        <w:rPr>
-          <w:rFonts w:ascii="標楷體" w:eastAsia="標楷體" w:hAnsi="標楷體" w:cs="Arial" w:hint="eastAsia"/>
-          <w:w w:val="80"/>
-          <w:sz w:val="26"/>
-          <w:szCs w:val="26"/>
-        </w:rPr>
-        <w:t>祀。』此句甚麼意義，</w:t>
-      </w:r>
-      <w:proofErr w:type="gramStart"/>
-      <w:r>
-        <w:rPr>
-          <w:rFonts w:ascii="標楷體" w:eastAsia="標楷體" w:hAnsi="標楷體" w:cs="Arial" w:hint="eastAsia"/>
-          <w:w w:val="80"/>
-          <w:sz w:val="26"/>
-          <w:szCs w:val="26"/>
-        </w:rPr>
-        <w:t>恁著</w:t>
-      </w:r>
-      <w:proofErr w:type="gramEnd"/>
-      <w:r>
-        <w:rPr>
-          <w:rFonts w:ascii="標楷體" w:eastAsia="標楷體" w:hAnsi="標楷體" w:cs="Arial" w:hint="eastAsia"/>
-          <w:w w:val="80"/>
-          <w:sz w:val="26"/>
-          <w:szCs w:val="26"/>
-        </w:rPr>
-        <w:t>去學。因為我來</w:t>
-      </w:r>
-      <w:proofErr w:type="gramStart"/>
-      <w:r>
-        <w:rPr>
-          <w:rFonts w:ascii="標楷體" w:eastAsia="標楷體" w:hAnsi="標楷體" w:cs="Arial" w:hint="eastAsia"/>
-          <w:w w:val="80"/>
-          <w:sz w:val="26"/>
-          <w:szCs w:val="26"/>
-        </w:rPr>
-        <w:t>呣</w:t>
-      </w:r>
-      <w:proofErr w:type="gramEnd"/>
-      <w:r>
-        <w:rPr>
-          <w:rFonts w:ascii="標楷體" w:eastAsia="標楷體" w:hAnsi="標楷體" w:cs="Arial" w:hint="eastAsia"/>
-          <w:w w:val="80"/>
-          <w:sz w:val="26"/>
-          <w:szCs w:val="26"/>
-        </w:rPr>
-        <w:t>是</w:t>
-      </w:r>
-      <w:proofErr w:type="gramStart"/>
-      <w:r>
-        <w:rPr>
-          <w:rFonts w:ascii="標楷體" w:eastAsia="標楷體" w:hAnsi="標楷體" w:cs="Arial" w:hint="eastAsia"/>
-          <w:w w:val="80"/>
-          <w:sz w:val="26"/>
-          <w:szCs w:val="26"/>
-        </w:rPr>
-        <w:t>欲招義</w:t>
-      </w:r>
-      <w:proofErr w:type="gramEnd"/>
-      <w:r>
-        <w:rPr>
-          <w:rFonts w:ascii="標楷體" w:eastAsia="標楷體" w:hAnsi="標楷體" w:cs="Arial" w:hint="eastAsia"/>
-          <w:w w:val="80"/>
-          <w:sz w:val="26"/>
-          <w:szCs w:val="26"/>
-        </w:rPr>
-        <w:t>人，</w:t>
-      </w:r>
-      <w:proofErr w:type="gramStart"/>
-      <w:r>
-        <w:rPr>
-          <w:rFonts w:ascii="標楷體" w:eastAsia="標楷體" w:hAnsi="標楷體" w:cs="Arial" w:hint="eastAsia"/>
-          <w:w w:val="80"/>
-          <w:sz w:val="26"/>
-          <w:szCs w:val="26"/>
-        </w:rPr>
-        <w:t>是欲招歹人</w:t>
-      </w:r>
-      <w:proofErr w:type="gramEnd"/>
+        <w:t>祀。』此句甚麼意義，恁著去學。因為我來呣是欲招義人，是欲招歹人</w:t>
+      </w:r>
       <w:r>
         <w:rPr>
           <w:rFonts w:ascii="標楷體" w:eastAsia="標楷體" w:hAnsi="標楷體" w:cs="Arial" w:hint="eastAsia"/>
@@ -15826,51 +15282,7 @@
           <w:sz w:val="26"/>
           <w:szCs w:val="26"/>
         </w:rPr>
-        <w:t>經上說、『我喜愛憐恤、不喜愛祭祀。』這句話的意思、你們且去揣摩．我來、本</w:t>
-      </w:r>
-      <w:proofErr w:type="gramStart"/>
-      <w:r>
-        <w:rPr>
-          <w:rFonts w:ascii="Calibri" w:eastAsia="華康中黑體" w:hAnsi="Calibri" w:cs="Calibri" w:hint="eastAsia"/>
-          <w:color w:val="000000"/>
-          <w:w w:val="80"/>
-          <w:sz w:val="26"/>
-          <w:szCs w:val="26"/>
-        </w:rPr>
-        <w:t>不是召義人</w:t>
-      </w:r>
-      <w:proofErr w:type="gramEnd"/>
-      <w:r>
-        <w:rPr>
-          <w:rFonts w:ascii="Calibri" w:eastAsia="華康中黑體" w:hAnsi="Calibri" w:cs="Calibri" w:hint="eastAsia"/>
-          <w:color w:val="000000"/>
-          <w:w w:val="80"/>
-          <w:sz w:val="26"/>
-          <w:szCs w:val="26"/>
-        </w:rPr>
-        <w:t>、乃是</w:t>
-      </w:r>
-      <w:proofErr w:type="gramStart"/>
-      <w:r>
-        <w:rPr>
-          <w:rFonts w:ascii="Calibri" w:eastAsia="華康中黑體" w:hAnsi="Calibri" w:cs="Calibri" w:hint="eastAsia"/>
-          <w:color w:val="000000"/>
-          <w:w w:val="80"/>
-          <w:sz w:val="26"/>
-          <w:szCs w:val="26"/>
-        </w:rPr>
-        <w:t>召</w:t>
-      </w:r>
-      <w:proofErr w:type="gramEnd"/>
-      <w:r>
-        <w:rPr>
-          <w:rFonts w:ascii="Calibri" w:eastAsia="華康中黑體" w:hAnsi="Calibri" w:cs="Calibri" w:hint="eastAsia"/>
-          <w:color w:val="000000"/>
-          <w:w w:val="80"/>
-          <w:sz w:val="26"/>
-          <w:szCs w:val="26"/>
-        </w:rPr>
-        <w:t>罪人</w:t>
+        <w:t>經上說、『我喜愛憐恤、不喜愛祭祀。』這句話的意思、你們且去揣摩．我來、本不是召義人、乃是召罪人</w:t>
       </w:r>
       <w:r>
         <w:rPr>
@@ -16000,7 +15412,6 @@
                 <w:w w:val="80"/>
               </w:rPr>
             </w:pPr>
-            <w:proofErr w:type="gramStart"/>
             <w:r>
               <w:rPr>
                 <w:rFonts w:ascii="Barlow Condensed Medium" w:eastAsia="華康中黑體" w:hAnsi="Barlow Condensed Medium" w:cstheme="minorHAnsi"/>
@@ -16008,7 +15419,6 @@
               </w:rPr>
               <w:t>主日事奉</w:t>
             </w:r>
-            <w:proofErr w:type="gramEnd"/>
           </w:p>
         </w:tc>
         <w:tc>
@@ -16039,17 +15449,8 @@
                 <w:rFonts w:ascii="Barlow Condensed Medium" w:eastAsia="華康中黑體" w:hAnsi="Barlow Condensed Medium" w:cstheme="minorHAnsi"/>
                 <w:w w:val="66"/>
               </w:rPr>
-              <w:t>本</w:t>
-            </w:r>
-            <w:proofErr w:type="gramStart"/>
-            <w:r>
-              <w:rPr>
-                <w:rFonts w:ascii="Barlow Condensed Medium" w:eastAsia="華康中黑體" w:hAnsi="Barlow Condensed Medium" w:cstheme="minorHAnsi"/>
-                <w:w w:val="66"/>
-              </w:rPr>
-              <w:t>週</w:t>
-            </w:r>
-            <w:proofErr w:type="gramEnd"/>
+              <w:t>本週</w:t>
+            </w:r>
             <w:r>
               <w:rPr>
                 <w:rFonts w:ascii="Barlow Condensed Medium" w:eastAsia="華康儷中黑" w:hAnsi="Barlow Condensed Medium" w:cstheme="minorHAnsi"/>
@@ -16159,17 +15560,8 @@
                 <w:rFonts w:ascii="Barlow Condensed Medium" w:eastAsia="華康中黑體" w:hAnsi="Barlow Condensed Medium" w:cstheme="minorHAnsi"/>
                 <w:w w:val="66"/>
               </w:rPr>
-              <w:t>下</w:t>
-            </w:r>
-            <w:proofErr w:type="gramStart"/>
-            <w:r>
-              <w:rPr>
-                <w:rFonts w:ascii="Barlow Condensed Medium" w:eastAsia="華康中黑體" w:hAnsi="Barlow Condensed Medium" w:cstheme="minorHAnsi"/>
-                <w:w w:val="66"/>
-              </w:rPr>
-              <w:t>週</w:t>
-            </w:r>
-            <w:proofErr w:type="gramEnd"/>
+              <w:t>下週</w:t>
+            </w:r>
             <w:r>
               <w:rPr>
                 <w:rFonts w:ascii="Barlow Condensed Medium" w:eastAsia="華康儷中黑" w:hAnsi="Barlow Condensed Medium" w:cstheme="minorHAnsi"/>
@@ -16588,7 +15980,7 @@
                 <w:rFonts w:ascii="Barlow Condensed Medium" w:eastAsia="標楷體" w:hAnsi="Barlow Condensed Medium" w:cstheme="minorHAnsi" w:hint="eastAsia"/>
                 <w:w w:val="80"/>
               </w:rPr>
-              <w:t>15</w:t>
+              <w:t>16</w:t>
             </w:r>
           </w:p>
         </w:tc>
@@ -16616,7 +16008,6 @@
                 <w:szCs w:val="28"/>
               </w:rPr>
             </w:pPr>
-            <w:proofErr w:type="gramStart"/>
             <w:r>
               <w:rPr>
                 <w:rFonts w:ascii="Barlow Condensed Medium" w:eastAsia="華康正顏楷體W9" w:hAnsi="Barlow Condensed Medium" w:cstheme="minorHAnsi"/>
@@ -16626,7 +16017,6 @@
               </w:rPr>
               <w:t>月值月長執</w:t>
             </w:r>
-            <w:proofErr w:type="gramEnd"/>
             <w:r>
               <w:rPr>
                 <w:rFonts w:ascii="Barlow Condensed Medium" w:eastAsia="標楷體" w:hAnsi="Barlow Condensed Medium" w:cstheme="minorHAnsi"/>
@@ -16895,7 +16285,7 @@
                 <w:rFonts w:ascii="Barlow Condensed Medium" w:eastAsia="標楷體" w:hAnsi="Barlow Condensed Medium" w:cstheme="minorHAnsi" w:hint="eastAsia"/>
                 <w:w w:val="80"/>
               </w:rPr>
-              <w:t>75</w:t>
+              <w:t>63</w:t>
             </w:r>
           </w:p>
         </w:tc>
@@ -17778,7 +17168,6 @@
                 <w:w w:val="80"/>
               </w:rPr>
             </w:pPr>
-            <w:proofErr w:type="gramStart"/>
             <w:r>
               <w:rPr>
                 <w:rFonts w:ascii="Barlow Condensed Medium" w:eastAsia="華康中黑體" w:hAnsi="Barlow Condensed Medium" w:cstheme="minorHAnsi"/>
@@ -17786,7 +17175,6 @@
               </w:rPr>
               <w:t>司獻</w:t>
             </w:r>
-            <w:proofErr w:type="gramEnd"/>
           </w:p>
         </w:tc>
         <w:tc>
@@ -18279,7 +17667,7 @@
                 <w:rFonts w:ascii="Barlow Condensed Medium" w:eastAsia="標楷體" w:hAnsi="Barlow Condensed Medium" w:cstheme="minorHAnsi" w:hint="eastAsia"/>
                 <w:w w:val="80"/>
               </w:rPr>
-              <w:t>20</w:t>
+              <w:t>19</w:t>
             </w:r>
           </w:p>
         </w:tc>
@@ -18739,7 +18127,7 @@
                 <w:rFonts w:ascii="Barlow Condensed Medium" w:eastAsia="標楷體" w:hAnsi="Barlow Condensed Medium" w:cstheme="minorHAnsi" w:hint="eastAsia"/>
                 <w:w w:val="80"/>
               </w:rPr>
-              <w:t>3</w:t>
+              <w:t>--</w:t>
             </w:r>
           </w:p>
         </w:tc>
@@ -18909,21 +18297,12 @@
                 <w:w w:val="80"/>
               </w:rPr>
             </w:pPr>
-            <w:proofErr w:type="gramStart"/>
             <w:r>
               <w:rPr>
                 <w:rFonts w:ascii="標楷體" w:eastAsia="標楷體" w:hAnsi="標楷體" w:cs="華康儷楷書" w:hint="eastAsia"/>
                 <w:w w:val="80"/>
               </w:rPr>
-              <w:t>拿細耳</w:t>
-            </w:r>
-            <w:proofErr w:type="gramEnd"/>
-            <w:r>
-              <w:rPr>
-                <w:rFonts w:ascii="標楷體" w:eastAsia="標楷體" w:hAnsi="標楷體" w:cs="華康儷楷書" w:hint="eastAsia"/>
-                <w:w w:val="80"/>
-              </w:rPr>
-              <w:t>小組</w:t>
+              <w:t>拿細耳小組</w:t>
             </w:r>
           </w:p>
         </w:tc>
@@ -19050,7 +18429,7 @@
                 <w:rFonts w:ascii="Barlow Condensed Medium" w:eastAsia="標楷體" w:hAnsi="Barlow Condensed Medium" w:cstheme="minorHAnsi" w:hint="eastAsia"/>
                 <w:w w:val="80"/>
               </w:rPr>
-              <w:t>4</w:t>
+              <w:t>5</w:t>
             </w:r>
           </w:p>
         </w:tc>
@@ -19882,7 +19261,7 @@
                 <w:rFonts w:ascii="Barlow Condensed Medium" w:eastAsia="標楷體" w:hAnsi="Barlow Condensed Medium" w:cstheme="minorHAnsi" w:hint="eastAsia"/>
                 <w:w w:val="80"/>
               </w:rPr>
-              <w:t>13</w:t>
+              <w:t>--</w:t>
             </w:r>
           </w:p>
         </w:tc>
@@ -19969,16 +19348,8 @@
               <w:rPr>
                 <w:rFonts w:ascii="標楷體" w:eastAsia="標楷體" w:hAnsi="標楷體" w:hint="eastAsia"/>
               </w:rPr>
-              <w:t>孫翠</w:t>
-            </w:r>
-            <w:proofErr w:type="gramStart"/>
-            <w:r>
-              <w:rPr>
-                <w:rFonts w:ascii="標楷體" w:eastAsia="標楷體" w:hAnsi="標楷體" w:hint="eastAsia"/>
-              </w:rPr>
-              <w:t>璘</w:t>
-            </w:r>
-            <w:proofErr w:type="gramEnd"/>
+              <w:t>孫翠璘</w:t>
+            </w:r>
           </w:p>
         </w:tc>
         <w:tc>
@@ -20286,7 +19657,6 @@
                 <w:szCs w:val="24"/>
               </w:rPr>
             </w:pPr>
-            <w:proofErr w:type="gramStart"/>
             <w:r>
               <w:rPr>
                 <w:rFonts w:ascii="標楷體" w:eastAsia="標楷體" w:hAnsi="標楷體" w:cstheme="majorBidi" w:hint="eastAsia"/>
@@ -20294,7 +19664,6 @@
               </w:rPr>
               <w:t>王新依</w:t>
             </w:r>
-            <w:proofErr w:type="gramEnd"/>
           </w:p>
         </w:tc>
         <w:tc>
@@ -20750,7 +20119,7 @@
                 <w:rFonts w:ascii="Barlow Condensed Medium" w:eastAsia="標楷體" w:hAnsi="Barlow Condensed Medium" w:cstheme="minorHAnsi" w:hint="eastAsia"/>
                 <w:w w:val="80"/>
               </w:rPr>
-              <w:t>3</w:t>
+              <w:t>--</w:t>
             </w:r>
           </w:p>
         </w:tc>
@@ -20803,7 +20172,6 @@
                 <w:w w:val="80"/>
               </w:rPr>
             </w:pPr>
-            <w:proofErr w:type="gramStart"/>
             <w:r>
               <w:rPr>
                 <w:rFonts w:ascii="Barlow Condensed Medium" w:eastAsia="華康中黑體" w:hAnsi="Barlow Condensed Medium" w:cstheme="minorHAnsi" w:hint="eastAsia"/>
@@ -20811,7 +20179,6 @@
               </w:rPr>
               <w:t>愛宴</w:t>
             </w:r>
-            <w:proofErr w:type="gramEnd"/>
           </w:p>
         </w:tc>
         <w:tc>
@@ -20868,7 +20235,6 @@
                 <w:szCs w:val="24"/>
               </w:rPr>
             </w:pPr>
-            <w:proofErr w:type="gramStart"/>
             <w:r>
               <w:rPr>
                 <w:rFonts w:ascii="標楷體" w:eastAsia="標楷體" w:hAnsi="標楷體" w:cs="華康儷楷書" w:hint="eastAsia"/>
@@ -20876,7 +20242,6 @@
               </w:rPr>
               <w:t>游陵珠</w:t>
             </w:r>
-            <w:proofErr w:type="gramEnd"/>
           </w:p>
         </w:tc>
         <w:tc>
@@ -20980,7 +20345,6 @@
                 <w:w w:val="80"/>
               </w:rPr>
             </w:pPr>
-            <w:proofErr w:type="gramStart"/>
             <w:r>
               <w:rPr>
                 <w:rFonts w:ascii="Barlow Condensed Medium" w:eastAsia="華康中黑體" w:hAnsi="Barlow Condensed Medium" w:cstheme="minorHAnsi" w:hint="eastAsia"/>
@@ -20988,7 +20352,6 @@
               </w:rPr>
               <w:t>愛宴清洗</w:t>
             </w:r>
-            <w:proofErr w:type="gramEnd"/>
           </w:p>
         </w:tc>
         <w:tc>
@@ -21277,21 +20640,12 @@
                 <w:rFonts w:ascii="標楷體" w:eastAsia="標楷體" w:hAnsi="標楷體" w:cs="華康儷楷書"/>
               </w:rPr>
             </w:pPr>
-            <w:proofErr w:type="gramStart"/>
             <w:r>
               <w:rPr>
                 <w:rFonts w:ascii="Barlow Condensed Medium" w:eastAsia="標楷體" w:hAnsi="Barlow Condensed Medium" w:cs="華康儷楷書" w:hint="eastAsia"/>
                 <w:szCs w:val="24"/>
               </w:rPr>
-              <w:t>机</w:t>
-            </w:r>
-            <w:proofErr w:type="gramEnd"/>
-            <w:r>
-              <w:rPr>
-                <w:rFonts w:ascii="Barlow Condensed Medium" w:eastAsia="標楷體" w:hAnsi="Barlow Condensed Medium" w:cs="華康儷楷書" w:hint="eastAsia"/>
-                <w:szCs w:val="24"/>
-              </w:rPr>
-              <w:t>忠三</w:t>
+              <w:t>机忠三</w:t>
             </w:r>
           </w:p>
         </w:tc>
@@ -22807,8 +22161,6 @@
               </w:rPr>
               <w:t>主日獻花</w:t>
             </w:r>
-            <w:bookmarkStart w:id="6" w:name="_GoBack"/>
-            <w:bookmarkEnd w:id="6"/>
             <w:r>
               <w:rPr>
                 <w:rFonts w:ascii="Barlow Condensed Medium" w:eastAsia="華康中黑體" w:hAnsi="Barlow Condensed Medium" w:cstheme="minorHAnsi" w:hint="eastAsia"/>
@@ -23891,7 +23243,7 @@
                 <w:sz w:val="20"/>
                 <w:szCs w:val="20"/>
               </w:rPr>
-              <w:t>3*-4:5(4:3)</w:t>
+              <w:t>10:5-44(6)</w:t>
             </w:r>
           </w:p>
         </w:tc>
@@ -23920,7 +23272,6 @@
                 <w:szCs w:val="20"/>
               </w:rPr>
             </w:pPr>
-            <w:proofErr w:type="gramStart"/>
             <w:r>
               <w:rPr>
                 <w:rFonts w:ascii="Barlow Condensed Medium" w:eastAsia="華康儷中黑" w:hAnsi="Barlow Condensed Medium" w:cstheme="minorHAnsi"/>
@@ -23930,7 +23281,6 @@
               </w:rPr>
               <w:t>一</w:t>
             </w:r>
-            <w:proofErr w:type="gramEnd"/>
             <w:r>
               <w:rPr>
                 <w:rFonts w:ascii="Barlow Condensed Medium" w:eastAsia="華康儷中黑" w:hAnsi="Barlow Condensed Medium" w:cstheme="minorHAnsi"/>
@@ -24078,7 +23428,18 @@
                 <w:sz w:val="20"/>
                 <w:szCs w:val="20"/>
               </w:rPr>
-              <w:t>4:6-5:5(4:16)</w:t>
+              <w:t>尼</w:t>
+            </w:r>
+            <w:r>
+              <w:rPr>
+                <w:rFonts w:ascii="Yanone Kaffeesatz Regular" w:eastAsia="華康儷中黑" w:hAnsi="Yanone Kaffeesatz Regular" w:cs="DaunPenh"/>
+                <w:b/>
+                <w:bCs/>
+                <w:w w:val="125"/>
+                <w:sz w:val="20"/>
+                <w:szCs w:val="20"/>
+              </w:rPr>
+              <w:t>1*-2:10(1:9)</w:t>
             </w:r>
           </w:p>
         </w:tc>
@@ -24254,7 +23615,7 @@
                 <w:sz w:val="20"/>
                 <w:szCs w:val="20"/>
               </w:rPr>
-              <w:t>5:6-6:12(5:3)</w:t>
+              <w:t>2:11-3:15(2:20)</w:t>
             </w:r>
           </w:p>
         </w:tc>
@@ -24283,7 +23644,6 @@
                 <w:szCs w:val="20"/>
               </w:rPr>
             </w:pPr>
-            <w:proofErr w:type="gramStart"/>
             <w:r>
               <w:rPr>
                 <w:rFonts w:ascii="Barlow Condensed Medium" w:eastAsia="華康儷中黑" w:hAnsi="Barlow Condensed Medium" w:cstheme="minorHAnsi"/>
@@ -24293,7 +23653,6 @@
               </w:rPr>
               <w:t>三</w:t>
             </w:r>
-            <w:proofErr w:type="gramEnd"/>
             <w:r>
               <w:rPr>
                 <w:rFonts w:ascii="Barlow Condensed Medium" w:eastAsia="華康儷中黑" w:hAnsi="Barlow Condensed Medium" w:cstheme="minorHAnsi"/>
@@ -24432,7 +23791,7 @@
                 <w:sz w:val="20"/>
                 <w:szCs w:val="20"/>
               </w:rPr>
-              <w:t>6:13-7:18(7:9-10)</w:t>
+              <w:t>3:16-4:14(4:14)</w:t>
             </w:r>
           </w:p>
         </w:tc>
@@ -24608,7 +23967,7 @@
                 <w:sz w:val="20"/>
                 <w:szCs w:val="20"/>
               </w:rPr>
-              <w:t>7:19-8:14(7:27)</w:t>
+              <w:t>4:15-5:13(5:8)</w:t>
             </w:r>
           </w:p>
         </w:tc>
@@ -24784,7 +24143,7 @@
                 <w:sz w:val="20"/>
                 <w:szCs w:val="20"/>
               </w:rPr>
-              <w:t>8:15-36(26,29)</w:t>
+              <w:t>5:14-6*(6:9)</w:t>
             </w:r>
           </w:p>
         </w:tc>
@@ -24960,7 +24319,7 @@
                 <w:sz w:val="20"/>
                 <w:szCs w:val="20"/>
               </w:rPr>
-              <w:t>9*-10:4(9:8)</w:t>
+              <w:t>7:1-56(1,4)</w:t>
             </w:r>
           </w:p>
         </w:tc>
@@ -24985,6 +24344,7 @@
           <w:w w:val="60"/>
           <w:sz w:val="26"/>
           <w:szCs w:val="26"/>
+          <w:lang w:bidi="he-IL"/>
         </w:rPr>
         <w:drawing>
           <wp:anchor distT="0" distB="0" distL="114300" distR="114300" simplePos="0" relativeHeight="251653120" behindDoc="1" locked="0" layoutInCell="1" allowOverlap="1" wp14:anchorId="433B7986" wp14:editId="39AC0942">
@@ -25042,7 +24402,6 @@
           </wp:anchor>
         </w:drawing>
       </w:r>
-      <w:proofErr w:type="gramStart"/>
       <w:r>
         <w:rPr>
           <w:rFonts w:ascii="Yanone Kaffeesatz Regular" w:eastAsia="華康儷中黑" w:hAnsi="Yanone Kaffeesatz Regular" w:cs="Arial"/>
@@ -25052,7 +24411,6 @@
         </w:rPr>
         <w:t>註</w:t>
       </w:r>
-      <w:proofErr w:type="gramEnd"/>
       <w:r>
         <w:rPr>
           <w:rFonts w:ascii="Yanone Kaffeesatz Regular" w:eastAsia="華康儷中黑" w:hAnsi="Yanone Kaffeesatz Regular" w:cs="Arial" w:hint="eastAsia"/>
@@ -25219,7 +24577,6 @@
         </w:rPr>
         <w:t>，</w:t>
       </w:r>
-      <w:proofErr w:type="gramStart"/>
       <w:r>
         <w:rPr>
           <w:rFonts w:ascii="Yanone Kaffeesatz Regular" w:eastAsia="華康儷中黑" w:hAnsi="Yanone Kaffeesatz Regular" w:cs="Arial" w:hint="eastAsia"/>
@@ -25245,17 +24602,7 @@
           <w:sz w:val="26"/>
           <w:szCs w:val="26"/>
         </w:rPr>
-        <w:t>省略</w:t>
-      </w:r>
-      <w:proofErr w:type="gramEnd"/>
-      <w:r>
-        <w:rPr>
-          <w:rFonts w:ascii="Yanone Kaffeesatz Regular" w:eastAsia="華康儷中黑" w:hAnsi="Yanone Kaffeesatz Regular" w:cs="Arial" w:hint="eastAsia"/>
-          <w:w w:val="60"/>
-          <w:sz w:val="26"/>
-          <w:szCs w:val="26"/>
-        </w:rPr>
-        <w:t>章</w:t>
+        <w:t>省略章</w:t>
       </w:r>
       <w:r>
         <w:rPr>
@@ -25379,7 +24726,7 @@
           <w:sz w:val="26"/>
           <w:szCs w:val="26"/>
         </w:rPr>
-        <w:t>祖譜不明的人</w:t>
+        <w:t>恩待我們片時</w:t>
       </w:r>
       <w:r>
         <w:rPr>
@@ -25404,7 +24751,6 @@
           <w:szCs w:val="26"/>
         </w:rPr>
       </w:pPr>
-      <w:proofErr w:type="gramStart"/>
       <w:r>
         <w:rPr>
           <w:rFonts w:ascii="Barlow Condensed Medium" w:eastAsia="華康儷中黑" w:hAnsi="Barlow Condensed Medium" w:cs="Arial" w:hint="eastAsia"/>
@@ -25412,17 +24758,7 @@
           <w:sz w:val="26"/>
           <w:szCs w:val="26"/>
         </w:rPr>
-        <w:t>鑰</w:t>
-      </w:r>
-      <w:proofErr w:type="gramEnd"/>
-      <w:r>
-        <w:rPr>
-          <w:rFonts w:ascii="Barlow Condensed Medium" w:eastAsia="華康儷中黑" w:hAnsi="Barlow Condensed Medium" w:cs="Arial" w:hint="eastAsia"/>
-          <w:w w:val="80"/>
-          <w:sz w:val="26"/>
-          <w:szCs w:val="26"/>
-        </w:rPr>
-        <w:t>節</w:t>
+        <w:t>鑰節</w:t>
       </w:r>
       <w:r>
         <w:rPr>
@@ -25442,55 +24778,7 @@
           <w:sz w:val="26"/>
           <w:szCs w:val="26"/>
         </w:rPr>
-        <w:t>這些人在族譜之中尋查自己的譜系，卻尋不著，因此算為</w:t>
-      </w:r>
-      <w:proofErr w:type="gramStart"/>
-      <w:r>
-        <w:rPr>
-          <w:rFonts w:ascii="華康古印體" w:eastAsia="華康古印體" w:hAnsi="Barlow Condensed Medium" w:cs="Arial" w:hint="eastAsia"/>
-          <w:b/>
-          <w:bCs/>
-          <w:w w:val="70"/>
-          <w:sz w:val="26"/>
-          <w:szCs w:val="26"/>
-        </w:rPr>
-        <w:t>不</w:t>
-      </w:r>
-      <w:proofErr w:type="gramEnd"/>
-      <w:r>
-        <w:rPr>
-          <w:rFonts w:ascii="華康古印體" w:eastAsia="華康古印體" w:hAnsi="Barlow Condensed Medium" w:cs="Arial" w:hint="eastAsia"/>
-          <w:b/>
-          <w:bCs/>
-          <w:w w:val="70"/>
-          <w:sz w:val="26"/>
-          <w:szCs w:val="26"/>
-        </w:rPr>
-        <w:t>潔，不得作祭司。省長對他們說，不可吃至聖的物，直到有會</w:t>
-      </w:r>
-      <w:proofErr w:type="gramStart"/>
-      <w:r>
-        <w:rPr>
-          <w:rFonts w:ascii="華康古印體" w:eastAsia="華康古印體" w:hAnsi="Barlow Condensed Medium" w:cs="Arial" w:hint="eastAsia"/>
-          <w:b/>
-          <w:bCs/>
-          <w:w w:val="70"/>
-          <w:sz w:val="26"/>
-          <w:szCs w:val="26"/>
-        </w:rPr>
-        <w:t>用烏陵和土明</w:t>
-      </w:r>
-      <w:proofErr w:type="gramEnd"/>
-      <w:r>
-        <w:rPr>
-          <w:rFonts w:ascii="華康古印體" w:eastAsia="華康古印體" w:hAnsi="Barlow Condensed Medium" w:cs="Arial" w:hint="eastAsia"/>
-          <w:b/>
-          <w:bCs/>
-          <w:w w:val="70"/>
-          <w:sz w:val="26"/>
-          <w:szCs w:val="26"/>
-        </w:rPr>
-        <w:t>的祭司興起來。</w:t>
+        <w:t>現在耶和華－我們的神暫且向我們施恩，為我們留下一些殘存之民，使我們如釘子釘在他的聖所，讓我們的神光照我們的眼目，使我們在受轄制之中稍微復興。</w:t>
       </w:r>
       <w:r>
         <w:rPr>
@@ -25520,7 +24808,7 @@
           <w:sz w:val="26"/>
           <w:szCs w:val="26"/>
         </w:rPr>
-        <w:t>2:62-63</w:t>
+        <w:t>9:8</w:t>
       </w:r>
       <w:r>
         <w:rPr>
@@ -25642,9 +24930,8 @@
                 <w:sz w:val="26"/>
                 <w:szCs w:val="26"/>
               </w:rPr>
-              <w:t>波斯</w:t>
-            </w:r>
-            <w:proofErr w:type="gramStart"/>
+              <w:t>以斯拉回歸猶大的主要目的</w:t>
+            </w:r>
             <w:r>
               <w:rPr>
                 <w:rFonts w:ascii="Barlow Condensed Medium" w:eastAsia="華康中黑體" w:hAnsi="Barlow Condensed Medium" w:cs="Arial" w:hint="eastAsia"/>
@@ -25652,9 +24939,62 @@
                 <w:sz w:val="26"/>
                 <w:szCs w:val="26"/>
               </w:rPr>
-              <w:t>王古列為何行</w:t>
-            </w:r>
-            <w:proofErr w:type="gramEnd"/>
+              <w:t>?</w:t>
+            </w:r>
+          </w:p>
+        </w:tc>
+      </w:tr>
+      <w:tr>
+        <w:tc>
+          <w:tcPr>
+            <w:tcW w:w="238" w:type="dxa"/>
+            <w:tcMar>
+              <w:left w:w="28" w:type="dxa"/>
+              <w:right w:w="28" w:type="dxa"/>
+            </w:tcMar>
+          </w:tcPr>
+          <w:p>
+            <w:pPr>
+              <w:snapToGrid w:val="0"/>
+              <w:spacing w:line="300" w:lineRule="exact"/>
+              <w:rPr>
+                <w:rFonts w:ascii="Barlow Condensed Medium" w:eastAsia="華康細黑體" w:hAnsi="Barlow Condensed Medium" w:cs="Arial"/>
+                <w:w w:val="75"/>
+                <w:sz w:val="26"/>
+                <w:szCs w:val="26"/>
+              </w:rPr>
+            </w:pPr>
+            <w:r>
+              <w:rPr>
+                <w:rFonts w:ascii="Barlow Condensed Medium" w:eastAsia="華康細黑體" w:hAnsi="Barlow Condensed Medium" w:cs="Arial"/>
+                <w:w w:val="75"/>
+                <w:sz w:val="26"/>
+                <w:szCs w:val="26"/>
+              </w:rPr>
+              <w:t>2.</w:t>
+            </w:r>
+          </w:p>
+        </w:tc>
+        <w:tc>
+          <w:tcPr>
+            <w:tcW w:w="2607" w:type="dxa"/>
+            <w:tcMar>
+              <w:left w:w="57" w:type="dxa"/>
+              <w:right w:w="57" w:type="dxa"/>
+            </w:tcMar>
+          </w:tcPr>
+          <w:p>
+            <w:pPr>
+              <w:snapToGrid w:val="0"/>
+              <w:spacing w:line="300" w:lineRule="exact"/>
+              <w:jc w:val="both"/>
+              <w:rPr>
+                <w:rFonts w:ascii="Barlow Condensed Medium" w:eastAsia="華康中黑體" w:hAnsi="Barlow Condensed Medium" w:cs="Arial"/>
+                <w:w w:val="75"/>
+                <w:sz w:val="26"/>
+                <w:szCs w:val="26"/>
+              </w:rPr>
+            </w:pPr>
             <w:r>
               <w:rPr>
                 <w:rFonts w:ascii="Barlow Condensed Medium" w:eastAsia="華康中黑體" w:hAnsi="Barlow Condensed Medium" w:cs="Arial" w:hint="eastAsia"/>
@@ -25662,7 +25002,7 @@
                 <w:sz w:val="26"/>
                 <w:szCs w:val="26"/>
               </w:rPr>
-              <w:t>懷柔政策</w:t>
+              <w:t>與外族通婚有何罪呢</w:t>
             </w:r>
             <w:r>
               <w:rPr>
@@ -25703,7 +25043,7 @@
                 <w:sz w:val="26"/>
                 <w:szCs w:val="26"/>
               </w:rPr>
-              <w:t>2.</w:t>
+              <w:t>3.</w:t>
             </w:r>
           </w:p>
         </w:tc>
@@ -25734,9 +25074,8 @@
                 <w:sz w:val="26"/>
                 <w:szCs w:val="26"/>
               </w:rPr>
-              <w:t>為何回歸的人造</w:t>
-            </w:r>
-            <w:proofErr w:type="gramStart"/>
+              <w:t>如何培養反省的能力</w:t>
+            </w:r>
             <w:r>
               <w:rPr>
                 <w:rFonts w:ascii="Barlow Condensed Medium" w:eastAsia="華康中黑體" w:hAnsi="Barlow Condensed Medium" w:cs="Arial" w:hint="eastAsia"/>
@@ -25744,9 +25083,71 @@
                 <w:sz w:val="26"/>
                 <w:szCs w:val="26"/>
               </w:rPr>
-              <w:t>冊還要查祖譜</w:t>
-            </w:r>
-            <w:proofErr w:type="gramEnd"/>
+              <w:t>?</w:t>
+            </w:r>
+          </w:p>
+        </w:tc>
+      </w:tr>
+      <w:tr>
+        <w:tc>
+          <w:tcPr>
+            <w:tcW w:w="238" w:type="dxa"/>
+            <w:tcMar>
+              <w:left w:w="28" w:type="dxa"/>
+              <w:right w:w="28" w:type="dxa"/>
+            </w:tcMar>
+          </w:tcPr>
+          <w:p>
+            <w:pPr>
+              <w:snapToGrid w:val="0"/>
+              <w:spacing w:line="300" w:lineRule="exact"/>
+              <w:rPr>
+                <w:rFonts w:ascii="Barlow Condensed Medium" w:eastAsia="華康細黑體" w:hAnsi="Barlow Condensed Medium" w:cs="Arial"/>
+                <w:w w:val="75"/>
+                <w:sz w:val="26"/>
+                <w:szCs w:val="26"/>
+              </w:rPr>
+            </w:pPr>
+            <w:r>
+              <w:rPr>
+                <w:rFonts w:ascii="Barlow Condensed Medium" w:eastAsia="華康細黑體" w:hAnsi="Barlow Condensed Medium" w:cs="Arial" w:hint="eastAsia"/>
+                <w:w w:val="75"/>
+                <w:sz w:val="26"/>
+                <w:szCs w:val="26"/>
+              </w:rPr>
+              <w:t>4</w:t>
+            </w:r>
+            <w:r>
+              <w:rPr>
+                <w:rFonts w:ascii="Barlow Condensed Medium" w:eastAsia="華康細黑體" w:hAnsi="Barlow Condensed Medium" w:cs="Arial"/>
+                <w:w w:val="75"/>
+                <w:sz w:val="26"/>
+                <w:szCs w:val="26"/>
+              </w:rPr>
+              <w:t>.</w:t>
+            </w:r>
+          </w:p>
+        </w:tc>
+        <w:tc>
+          <w:tcPr>
+            <w:tcW w:w="2607" w:type="dxa"/>
+            <w:tcMar>
+              <w:left w:w="57" w:type="dxa"/>
+              <w:right w:w="57" w:type="dxa"/>
+            </w:tcMar>
+          </w:tcPr>
+          <w:p>
+            <w:pPr>
+              <w:snapToGrid w:val="0"/>
+              <w:spacing w:line="300" w:lineRule="exact"/>
+              <w:jc w:val="both"/>
+              <w:rPr>
+                <w:rFonts w:ascii="Barlow Condensed Medium" w:eastAsia="華康中黑體" w:hAnsi="Barlow Condensed Medium" w:cs="Arial"/>
+                <w:w w:val="75"/>
+                <w:sz w:val="26"/>
+                <w:szCs w:val="26"/>
+              </w:rPr>
+            </w:pPr>
             <w:r>
               <w:rPr>
                 <w:rFonts w:ascii="Barlow Condensed Medium" w:eastAsia="華康中黑體" w:hAnsi="Barlow Condensed Medium" w:cs="Arial" w:hint="eastAsia"/>
@@ -25754,151 +25155,7 @@
                 <w:sz w:val="26"/>
                 <w:szCs w:val="26"/>
               </w:rPr>
-              <w:t>?</w:t>
-            </w:r>
-          </w:p>
-        </w:tc>
-      </w:tr>
-      <w:tr>
-        <w:tc>
-          <w:tcPr>
-            <w:tcW w:w="238" w:type="dxa"/>
-            <w:tcMar>
-              <w:left w:w="28" w:type="dxa"/>
-              <w:right w:w="28" w:type="dxa"/>
-            </w:tcMar>
-          </w:tcPr>
-          <w:p>
-            <w:pPr>
-              <w:snapToGrid w:val="0"/>
-              <w:spacing w:line="300" w:lineRule="exact"/>
-              <w:rPr>
-                <w:rFonts w:ascii="Barlow Condensed Medium" w:eastAsia="華康細黑體" w:hAnsi="Barlow Condensed Medium" w:cs="Arial"/>
-                <w:w w:val="75"/>
-                <w:sz w:val="26"/>
-                <w:szCs w:val="26"/>
-              </w:rPr>
-            </w:pPr>
-            <w:r>
-              <w:rPr>
-                <w:rFonts w:ascii="Barlow Condensed Medium" w:eastAsia="華康細黑體" w:hAnsi="Barlow Condensed Medium" w:cs="Arial"/>
-                <w:w w:val="75"/>
-                <w:sz w:val="26"/>
-                <w:szCs w:val="26"/>
-              </w:rPr>
-              <w:t>3.</w:t>
-            </w:r>
-          </w:p>
-        </w:tc>
-        <w:tc>
-          <w:tcPr>
-            <w:tcW w:w="2607" w:type="dxa"/>
-            <w:tcMar>
-              <w:left w:w="57" w:type="dxa"/>
-              <w:right w:w="57" w:type="dxa"/>
-            </w:tcMar>
-          </w:tcPr>
-          <w:p>
-            <w:pPr>
-              <w:snapToGrid w:val="0"/>
-              <w:spacing w:line="300" w:lineRule="exact"/>
-              <w:jc w:val="both"/>
-              <w:rPr>
-                <w:rFonts w:ascii="Barlow Condensed Medium" w:eastAsia="華康中黑體" w:hAnsi="Barlow Condensed Medium" w:cs="Arial"/>
-                <w:w w:val="75"/>
-                <w:sz w:val="26"/>
-                <w:szCs w:val="26"/>
-              </w:rPr>
-            </w:pPr>
-            <w:r>
-              <w:rPr>
-                <w:rFonts w:ascii="Barlow Condensed Medium" w:eastAsia="華康中黑體" w:hAnsi="Barlow Condensed Medium" w:cs="Arial" w:hint="eastAsia"/>
-                <w:w w:val="75"/>
-                <w:sz w:val="26"/>
-                <w:szCs w:val="26"/>
-              </w:rPr>
-              <w:t>為何以色列人千里跋涉要回一個不曾去過的故鄉</w:t>
-            </w:r>
-            <w:r>
-              <w:rPr>
-                <w:rFonts w:ascii="Barlow Condensed Medium" w:eastAsia="華康中黑體" w:hAnsi="Barlow Condensed Medium" w:cs="Arial" w:hint="eastAsia"/>
-                <w:w w:val="75"/>
-                <w:sz w:val="26"/>
-                <w:szCs w:val="26"/>
-              </w:rPr>
-              <w:t>?</w:t>
-            </w:r>
-          </w:p>
-        </w:tc>
-      </w:tr>
-      <w:tr>
-        <w:tc>
-          <w:tcPr>
-            <w:tcW w:w="238" w:type="dxa"/>
-            <w:tcMar>
-              <w:left w:w="28" w:type="dxa"/>
-              <w:right w:w="28" w:type="dxa"/>
-            </w:tcMar>
-          </w:tcPr>
-          <w:p>
-            <w:pPr>
-              <w:snapToGrid w:val="0"/>
-              <w:spacing w:line="300" w:lineRule="exact"/>
-              <w:rPr>
-                <w:rFonts w:ascii="Barlow Condensed Medium" w:eastAsia="華康細黑體" w:hAnsi="Barlow Condensed Medium" w:cs="Arial"/>
-                <w:w w:val="75"/>
-                <w:sz w:val="26"/>
-                <w:szCs w:val="26"/>
-              </w:rPr>
-            </w:pPr>
-            <w:r>
-              <w:rPr>
-                <w:rFonts w:ascii="Barlow Condensed Medium" w:eastAsia="華康細黑體" w:hAnsi="Barlow Condensed Medium" w:cs="Arial" w:hint="eastAsia"/>
-                <w:w w:val="75"/>
-                <w:sz w:val="26"/>
-                <w:szCs w:val="26"/>
-              </w:rPr>
-              <w:t>4</w:t>
-            </w:r>
-            <w:r>
-              <w:rPr>
-                <w:rFonts w:ascii="Barlow Condensed Medium" w:eastAsia="華康細黑體" w:hAnsi="Barlow Condensed Medium" w:cs="Arial"/>
-                <w:w w:val="75"/>
-                <w:sz w:val="26"/>
-                <w:szCs w:val="26"/>
-              </w:rPr>
-              <w:t>.</w:t>
-            </w:r>
-          </w:p>
-        </w:tc>
-        <w:tc>
-          <w:tcPr>
-            <w:tcW w:w="2607" w:type="dxa"/>
-            <w:tcMar>
-              <w:left w:w="57" w:type="dxa"/>
-              <w:right w:w="57" w:type="dxa"/>
-            </w:tcMar>
-          </w:tcPr>
-          <w:p>
-            <w:pPr>
-              <w:snapToGrid w:val="0"/>
-              <w:spacing w:line="300" w:lineRule="exact"/>
-              <w:jc w:val="both"/>
-              <w:rPr>
-                <w:rFonts w:ascii="Barlow Condensed Medium" w:eastAsia="華康中黑體" w:hAnsi="Barlow Condensed Medium" w:cs="Arial"/>
-                <w:w w:val="75"/>
-                <w:sz w:val="26"/>
-                <w:szCs w:val="26"/>
-              </w:rPr>
-            </w:pPr>
-            <w:r>
-              <w:rPr>
-                <w:rFonts w:ascii="Barlow Condensed Medium" w:eastAsia="華康中黑體" w:hAnsi="Barlow Condensed Medium" w:cs="Arial" w:hint="eastAsia"/>
-                <w:w w:val="75"/>
-                <w:sz w:val="26"/>
-                <w:szCs w:val="26"/>
-              </w:rPr>
-              <w:t>身分認同如何使人團結在一起</w:t>
+              <w:t>什麼力量叫人能離棄惡而悔改</w:t>
             </w:r>
             <w:r>
               <w:rPr>
@@ -25953,6 +25210,7 @@
         <w:rPr>
           <w:rFonts w:ascii="Barlow Condensed Medium" w:hAnsi="Barlow Condensed Medium"/>
           <w:noProof/>
+          <w:lang w:bidi="he-IL"/>
         </w:rPr>
         <mc:AlternateContent>
           <mc:Choice Requires="wps">
@@ -26018,7 +25276,7 @@
           </mc:Choice>
           <mc:Fallback>
             <w:pict>
-              <v:line w14:anchorId="34553CC2" id="直線接點 6" o:spid="_x0000_s1026" style="position:absolute;z-index:251665408;visibility:visible;mso-wrap-style:square;mso-width-percent:0;mso-height-percent:0;mso-wrap-distance-left:9pt;mso-wrap-distance-top:0;mso-wrap-distance-right:9pt;mso-wrap-distance-bottom:0;mso-position-horizontal:absolute;mso-position-horizontal-relative:page;mso-position-vertical:absolute;mso-position-vertical-relative:page;mso-width-percent:0;mso-height-percent:0;mso-width-relative:margin;mso-height-relative:margin" from="343.9pt,19.85pt" to="345.05pt,710.95pt" o:gfxdata="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" strokecolor="black [3213]" strokeweight=".5pt">
+              <v:line w14:anchorId="30E9AEF8" id="直線接點 6" o:spid="_x0000_s1026" style="position:absolute;z-index:251665408;visibility:visible;mso-wrap-style:square;mso-width-percent:0;mso-height-percent:0;mso-wrap-distance-left:9pt;mso-wrap-distance-top:0;mso-wrap-distance-right:9pt;mso-wrap-distance-bottom:0;mso-position-horizontal:absolute;mso-position-horizontal-relative:page;mso-position-vertical:absolute;mso-position-vertical-relative:page;mso-width-percent:0;mso-height-percent:0;mso-width-relative:margin;mso-height-relative:margin" from="343.9pt,19.85pt" to="345.05pt,710.95pt" o:gfxdata="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" strokecolor="black [3213]" strokeweight=".5pt">
                 <v:stroke dashstyle="3 1" joinstyle="miter"/>
                 <w10:wrap anchorx="page" anchory="page"/>
               </v:line>
@@ -26030,6 +25288,7 @@
         <w:rPr>
           <w:rFonts w:ascii="Barlow Condensed Medium" w:hAnsi="Barlow Condensed Medium"/>
           <w:noProof/>
+          <w:lang w:bidi="he-IL"/>
         </w:rPr>
         <mc:AlternateContent>
           <mc:Choice Requires="wps">
@@ -26095,7 +25354,7 @@
           </mc:Choice>
           <mc:Fallback>
             <w:pict>
-              <v:line w14:anchorId="561FA18A" id="直線接點 4" o:spid="_x0000_s1026" style="position:absolute;z-index:251661312;visibility:visible;mso-wrap-style:square;mso-width-percent:0;mso-height-percent:0;mso-wrap-distance-left:9pt;mso-wrap-distance-top:0;mso-wrap-distance-right:9pt;mso-wrap-distance-bottom:0;mso-position-horizontal:absolute;mso-position-horizontal-relative:page;mso-position-vertical:absolute;mso-position-vertical-relative:page;mso-width-percent:0;mso-height-percent:0;mso-width-relative:margin;mso-height-relative:margin" from="343.9pt,19.85pt" to="345.05pt,710.95pt" o:gfxdata="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" strokecolor="black [3213]" strokeweight=".5pt">
+              <v:line w14:anchorId="144FBEFB" id="直線接點 4" o:spid="_x0000_s1026" style="position:absolute;z-index:251661312;visibility:visible;mso-wrap-style:square;mso-width-percent:0;mso-height-percent:0;mso-wrap-distance-left:9pt;mso-wrap-distance-top:0;mso-wrap-distance-right:9pt;mso-wrap-distance-bottom:0;mso-position-horizontal:absolute;mso-position-horizontal-relative:page;mso-position-vertical:absolute;mso-position-vertical-relative:page;mso-width-percent:0;mso-height-percent:0;mso-width-relative:margin;mso-height-relative:margin" from="343.9pt,19.85pt" to="345.05pt,710.95pt" o:gfxdata="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" strokecolor="black [3213]" strokeweight=".5pt">
                 <v:stroke dashstyle="3 1" joinstyle="miter"/>
                 <w10:wrap anchorx="page" anchory="page"/>
               </v:line>
@@ -26117,7 +25376,6 @@
         </w:rPr>
         <w:t>本</w:t>
       </w:r>
-      <w:proofErr w:type="gramStart"/>
       <w:r>
         <w:rPr>
           <w:rFonts w:ascii="Barlow Condensed Medium" w:eastAsia="華康正顏楷體W9" w:hAnsi="Barlow Condensed Medium" w:cstheme="minorHAnsi"/>
@@ -26125,7 +25383,6 @@
         </w:rPr>
         <w:t>週講章</w:t>
       </w:r>
-      <w:proofErr w:type="gramEnd"/>
       <w:r>
         <w:rPr>
           <w:rFonts w:ascii="Barlow Condensed Medium" w:eastAsia="華康正顏楷體W9" w:hAnsi="Barlow Condensed Medium" w:cstheme="minorHAnsi"/>
@@ -26289,7 +25546,7 @@
           <w:sz w:val="26"/>
           <w:szCs w:val="26"/>
         </w:rPr>
-        <w:t>祖譜不明的人</w:t>
+        <w:t>恩待我們片時</w:t>
       </w:r>
       <w:r>
         <w:rPr>
@@ -26380,7 +25637,7 @@
                 <w:sz w:val="26"/>
                 <w:szCs w:val="26"/>
               </w:rPr>
-              <w:t>2:59-70</w:t>
+              <w:t>9:5-15</w:t>
             </w:r>
           </w:p>
         </w:tc>
@@ -26417,11 +25674,11 @@
       <w:pPr>
         <w:kinsoku w:val="0"/>
         <w:snapToGrid w:val="0"/>
-        <w:spacing w:afterLines="50" w:after="165" w:line="290" w:lineRule="atLeast"/>
+        <w:spacing w:afterLines="50" w:after="165" w:line="300" w:lineRule="exact"/>
         <w:jc w:val="both"/>
         <w:rPr>
           <w:rFonts w:ascii="Barlow Condensed Medium" w:eastAsia="華康細黑體" w:hAnsi="Barlow Condensed Medium" w:cs="微軟正黑體"/>
-          <w:w w:val="63"/>
+          <w:w w:val="75"/>
           <w:sz w:val="26"/>
           <w:szCs w:val="26"/>
         </w:rPr>
@@ -26429,426 +25686,165 @@
       <w:r>
         <w:rPr>
           <w:rFonts w:ascii="Barlow Condensed Medium" w:eastAsia="華康儷中黑" w:hAnsi="Barlow Condensed Medium" w:hint="eastAsia"/>
-          <w:w w:val="63"/>
           <w:sz w:val="26"/>
           <w:szCs w:val="26"/>
         </w:rPr>
-        <w:t>波斯</w:t>
-      </w:r>
-      <w:proofErr w:type="gramStart"/>
+        <w:t>以斯拉是經學士，在聖殿</w:t>
+      </w:r>
       <w:r>
         <w:rPr>
           <w:rFonts w:ascii="Barlow Condensed Medium" w:eastAsia="華康儷中黑" w:hAnsi="Barlow Condensed Medium" w:hint="eastAsia"/>
-          <w:w w:val="63"/>
+          <w:w w:val="75"/>
           <w:sz w:val="26"/>
           <w:szCs w:val="26"/>
         </w:rPr>
-        <w:t>王古列</w:t>
-      </w:r>
-      <w:proofErr w:type="gramEnd"/>
+        <w:t>重建完工</w:t>
+      </w:r>
       <w:r>
         <w:rPr>
           <w:rFonts w:ascii="Barlow Condensed Medium" w:eastAsia="華康儷中黑" w:hAnsi="Barlow Condensed Medium" w:hint="eastAsia"/>
-          <w:w w:val="63"/>
+          <w:w w:val="75"/>
           <w:sz w:val="26"/>
           <w:szCs w:val="26"/>
         </w:rPr>
-        <w:t>在主前</w:t>
+        <w:t xml:space="preserve">(517 BC) </w:t>
       </w:r>
       <w:r>
         <w:rPr>
           <w:rFonts w:ascii="Barlow Condensed Medium" w:eastAsia="華康儷中黑" w:hAnsi="Barlow Condensed Medium" w:hint="eastAsia"/>
-          <w:w w:val="63"/>
+          <w:w w:val="75"/>
           <w:sz w:val="26"/>
           <w:szCs w:val="26"/>
         </w:rPr>
-        <w:t>538</w:t>
+        <w:t>後</w:t>
       </w:r>
       <w:r>
         <w:rPr>
           <w:rFonts w:ascii="Barlow Condensed Medium" w:eastAsia="華康儷中黑" w:hAnsi="Barlow Condensed Medium" w:hint="eastAsia"/>
-          <w:w w:val="63"/>
+          <w:w w:val="75"/>
           <w:sz w:val="26"/>
           <w:szCs w:val="26"/>
         </w:rPr>
-        <w:t>吞滅巴比倫，早在兩百年前有先知預言</w:t>
+        <w:t>60</w:t>
       </w:r>
       <w:r>
         <w:rPr>
           <w:rFonts w:ascii="Barlow Condensed Medium" w:eastAsia="華康儷中黑" w:hAnsi="Barlow Condensed Medium" w:hint="eastAsia"/>
-          <w:w w:val="63"/>
+          <w:w w:val="75"/>
           <w:sz w:val="26"/>
           <w:szCs w:val="26"/>
         </w:rPr>
-        <w:t>(</w:t>
+        <w:t>年，</w:t>
       </w:r>
       <w:r>
         <w:rPr>
           <w:rFonts w:ascii="Barlow Condensed Medium" w:eastAsia="華康儷中黑" w:hAnsi="Barlow Condensed Medium" w:hint="eastAsia"/>
-          <w:w w:val="63"/>
+          <w:w w:val="75"/>
           <w:sz w:val="26"/>
           <w:szCs w:val="26"/>
         </w:rPr>
-        <w:t>賽</w:t>
+        <w:t>457 BC</w:t>
       </w:r>
       <w:r>
         <w:rPr>
           <w:rFonts w:ascii="Barlow Condensed Medium" w:eastAsia="華康儷中黑" w:hAnsi="Barlow Condensed Medium" w:hint="eastAsia"/>
-          <w:w w:val="63"/>
+          <w:w w:val="75"/>
           <w:sz w:val="26"/>
           <w:szCs w:val="26"/>
         </w:rPr>
-        <w:t xml:space="preserve">44:28,45:1; </w:t>
-      </w:r>
-      <w:r>
-        <w:rPr>
-          <w:rFonts w:ascii="Barlow Condensed Medium" w:eastAsia="華康儷中黑" w:hAnsi="Barlow Condensed Medium" w:hint="eastAsia"/>
-          <w:w w:val="63"/>
+        <w:t>，帶領第二批以色列人回歸。是奉亞達薛西王的命令向聖殿獻祭，教導和重建　神的律法制度。</w:t>
+      </w:r>
+      <w:r>
+        <w:rPr>
+          <w:rFonts w:ascii="Barlow Condensed Medium" w:eastAsia="華康細黑體" w:hAnsi="Barlow Condensed Medium" w:cs="微軟正黑體" w:hint="eastAsia"/>
+          <w:w w:val="75"/>
           <w:sz w:val="26"/>
           <w:szCs w:val="26"/>
         </w:rPr>
-        <w:t>耶</w:t>
-      </w:r>
-      <w:r>
-        <w:rPr>
-          <w:rFonts w:ascii="Barlow Condensed Medium" w:eastAsia="華康儷中黑" w:hAnsi="Barlow Condensed Medium" w:hint="eastAsia"/>
-          <w:w w:val="63"/>
+        <w:t>觀察以斯拉為這趟旅程的預備和作為，我們就能發現他是一位嚴謹、力行且信心堅毅的經學家。像在巴比倫出發前特地召聚利未人加入聖潔事奉的隊伍，宣布禁食可能有</w:t>
+      </w:r>
+      <w:r>
+        <w:rPr>
+          <w:rFonts w:ascii="Barlow Condensed Medium" w:eastAsia="華康細黑體" w:hAnsi="Barlow Condensed Medium" w:cs="微軟正黑體" w:hint="eastAsia"/>
+          <w:w w:val="75"/>
           <w:sz w:val="26"/>
           <w:szCs w:val="26"/>
         </w:rPr>
-        <w:t>25:11-12 )</w:t>
-      </w:r>
-      <w:r>
-        <w:rPr>
-          <w:rFonts w:ascii="Barlow Condensed Medium" w:eastAsia="華康儷中黑" w:hAnsi="Barlow Condensed Medium" w:hint="eastAsia"/>
-          <w:w w:val="63"/>
+        <w:t>3</w:t>
+      </w:r>
+      <w:r>
+        <w:rPr>
+          <w:rFonts w:ascii="Barlow Condensed Medium" w:eastAsia="華康細黑體" w:hAnsi="Barlow Condensed Medium" w:cs="微軟正黑體" w:hint="eastAsia"/>
+          <w:w w:val="75"/>
           <w:sz w:val="26"/>
           <w:szCs w:val="26"/>
         </w:rPr>
-        <w:t>，正式控制巴勒斯坦和猶大之後，用懷柔政策，釋放早年被擄的百姓。</w:t>
-      </w:r>
-      <w:proofErr w:type="gramStart"/>
+        <w:t>天到</w:t>
+      </w:r>
       <w:r>
         <w:rPr>
           <w:rFonts w:ascii="Barlow Condensed Medium" w:eastAsia="華康細黑體" w:hAnsi="Barlow Condensed Medium" w:cs="微軟正黑體" w:hint="eastAsia"/>
-          <w:w w:val="63"/>
+          <w:w w:val="75"/>
           <w:sz w:val="26"/>
           <w:szCs w:val="26"/>
         </w:rPr>
-        <w:t>古列在</w:t>
-      </w:r>
-      <w:proofErr w:type="gramEnd"/>
+        <w:t>1</w:t>
+      </w:r>
       <w:r>
         <w:rPr>
           <w:rFonts w:ascii="Barlow Condensed Medium" w:eastAsia="華康細黑體" w:hAnsi="Barlow Condensed Medium" w:cs="微軟正黑體" w:hint="eastAsia"/>
-          <w:w w:val="63"/>
+          <w:w w:val="75"/>
           <w:sz w:val="26"/>
           <w:szCs w:val="26"/>
         </w:rPr>
-        <w:t>二十年間將一個無名的小國以攔擴大成為囊括</w:t>
-      </w:r>
-      <w:proofErr w:type="gramStart"/>
+        <w:t>週，又將所有王交付的金、銀和禮物稱重列冊，在入聖殿庫房前又再稱重確認。同時他相信這是一趟　神所喜悅的旅程，　神必親自保守，讓他們一路上脫離賊匪的風險，因此拒絕王差派護衛隊。最後，到了耶路撒冷，獻了禮物也獻了祭，當所有計劃中的事都完成之後，真正的問題和考驗才出現。就是聖殿雖然已經重建了</w:t>
+      </w:r>
       <w:r>
         <w:rPr>
           <w:rFonts w:ascii="Barlow Condensed Medium" w:eastAsia="華康細黑體" w:hAnsi="Barlow Condensed Medium" w:cs="微軟正黑體" w:hint="eastAsia"/>
-          <w:w w:val="63"/>
+          <w:w w:val="75"/>
           <w:sz w:val="26"/>
           <w:szCs w:val="26"/>
         </w:rPr>
-        <w:t>瑪</w:t>
-      </w:r>
-      <w:proofErr w:type="gramEnd"/>
+        <w:t>60</w:t>
+      </w:r>
       <w:r>
         <w:rPr>
           <w:rFonts w:ascii="Barlow Condensed Medium" w:eastAsia="華康細黑體" w:hAnsi="Barlow Condensed Medium" w:cs="微軟正黑體" w:hint="eastAsia"/>
-          <w:w w:val="63"/>
+          <w:w w:val="75"/>
           <w:sz w:val="26"/>
           <w:szCs w:val="26"/>
         </w:rPr>
-        <w:t>代、波斯、</w:t>
-      </w:r>
-      <w:proofErr w:type="gramStart"/>
+        <w:t>年，第一批人回歸也將近</w:t>
+      </w:r>
       <w:r>
         <w:rPr>
           <w:rFonts w:ascii="Barlow Condensed Medium" w:eastAsia="華康細黑體" w:hAnsi="Barlow Condensed Medium" w:cs="微軟正黑體" w:hint="eastAsia"/>
-          <w:w w:val="63"/>
+          <w:w w:val="75"/>
           <w:sz w:val="26"/>
           <w:szCs w:val="26"/>
         </w:rPr>
-        <w:t>呂底亞</w:t>
-      </w:r>
-      <w:proofErr w:type="gramEnd"/>
+        <w:t>80</w:t>
+      </w:r>
       <w:r>
         <w:rPr>
           <w:rFonts w:ascii="Barlow Condensed Medium" w:eastAsia="華康細黑體" w:hAnsi="Barlow Condensed Medium" w:cs="微軟正黑體" w:hint="eastAsia"/>
-          <w:w w:val="63"/>
+          <w:w w:val="75"/>
           <w:sz w:val="26"/>
           <w:szCs w:val="26"/>
         </w:rPr>
-        <w:t>、亞述，最後又征服巴比倫的大帝國。</w:t>
-      </w:r>
-      <w:proofErr w:type="gramStart"/>
-      <w:r>
-        <w:rPr>
-          <w:rFonts w:ascii="Barlow Condensed Medium" w:eastAsia="華康細黑體" w:hAnsi="Barlow Condensed Medium" w:cs="微軟正黑體" w:hint="eastAsia"/>
-          <w:w w:val="63"/>
-          <w:sz w:val="26"/>
-          <w:szCs w:val="26"/>
-        </w:rPr>
-        <w:t>而古列就是</w:t>
-      </w:r>
-      <w:proofErr w:type="gramEnd"/>
-      <w:r>
-        <w:rPr>
-          <w:rFonts w:ascii="Barlow Condensed Medium" w:eastAsia="華康細黑體" w:hAnsi="Barlow Condensed Medium" w:cs="微軟正黑體" w:hint="eastAsia"/>
-          <w:w w:val="63"/>
-          <w:sz w:val="26"/>
-          <w:szCs w:val="26"/>
-        </w:rPr>
-        <w:t>先知以賽亞和</w:t>
-      </w:r>
-      <w:proofErr w:type="gramStart"/>
-      <w:r>
-        <w:rPr>
-          <w:rFonts w:ascii="Barlow Condensed Medium" w:eastAsia="華康細黑體" w:hAnsi="Barlow Condensed Medium" w:cs="微軟正黑體" w:hint="eastAsia"/>
-          <w:w w:val="63"/>
-          <w:sz w:val="26"/>
-          <w:szCs w:val="26"/>
-        </w:rPr>
-        <w:t>耶利米所</w:t>
-      </w:r>
-      <w:proofErr w:type="gramEnd"/>
-      <w:r>
-        <w:rPr>
-          <w:rFonts w:ascii="Barlow Condensed Medium" w:eastAsia="華康細黑體" w:hAnsi="Barlow Condensed Medium" w:cs="微軟正黑體" w:hint="eastAsia"/>
-          <w:w w:val="63"/>
-          <w:sz w:val="26"/>
-          <w:szCs w:val="26"/>
-        </w:rPr>
-        <w:t>預言，　神的牧人，波斯</w:t>
-      </w:r>
-      <w:proofErr w:type="gramStart"/>
-      <w:r>
-        <w:rPr>
-          <w:rFonts w:ascii="Barlow Condensed Medium" w:eastAsia="華康細黑體" w:hAnsi="Barlow Condensed Medium" w:cs="微軟正黑體" w:hint="eastAsia"/>
-          <w:w w:val="63"/>
-          <w:sz w:val="26"/>
-          <w:szCs w:val="26"/>
-        </w:rPr>
-        <w:t>王居魯士</w:t>
-      </w:r>
-      <w:proofErr w:type="gramEnd"/>
-      <w:r>
-        <w:rPr>
-          <w:rFonts w:ascii="Barlow Condensed Medium" w:eastAsia="華康細黑體" w:hAnsi="Barlow Condensed Medium" w:cs="微軟正黑體" w:hint="eastAsia"/>
-          <w:w w:val="63"/>
-          <w:sz w:val="26"/>
-          <w:szCs w:val="26"/>
-        </w:rPr>
-        <w:t>。</w:t>
-      </w:r>
-      <w:proofErr w:type="gramStart"/>
-      <w:r>
-        <w:rPr>
-          <w:rFonts w:ascii="Barlow Condensed Medium" w:eastAsia="華康細黑體" w:hAnsi="Barlow Condensed Medium" w:cs="微軟正黑體" w:hint="eastAsia"/>
-          <w:w w:val="63"/>
-          <w:sz w:val="26"/>
-          <w:szCs w:val="26"/>
-        </w:rPr>
-        <w:t>又耶利米</w:t>
-      </w:r>
-      <w:proofErr w:type="gramEnd"/>
-      <w:r>
-        <w:rPr>
-          <w:rFonts w:ascii="Barlow Condensed Medium" w:eastAsia="華康細黑體" w:hAnsi="Barlow Condensed Medium" w:cs="微軟正黑體" w:hint="eastAsia"/>
-          <w:w w:val="63"/>
-          <w:sz w:val="26"/>
-          <w:szCs w:val="26"/>
-        </w:rPr>
-        <w:t>預言，以色列人要服事巴比倫</w:t>
-      </w:r>
-      <w:r>
-        <w:rPr>
-          <w:rFonts w:ascii="Barlow Condensed Medium" w:eastAsia="華康細黑體" w:hAnsi="Barlow Condensed Medium" w:cs="微軟正黑體" w:hint="eastAsia"/>
-          <w:w w:val="63"/>
-          <w:sz w:val="26"/>
-          <w:szCs w:val="26"/>
-        </w:rPr>
-        <w:t>70</w:t>
-      </w:r>
-      <w:r>
-        <w:rPr>
-          <w:rFonts w:ascii="Barlow Condensed Medium" w:eastAsia="華康細黑體" w:hAnsi="Barlow Condensed Medium" w:cs="微軟正黑體" w:hint="eastAsia"/>
-          <w:w w:val="63"/>
-          <w:sz w:val="26"/>
-          <w:szCs w:val="26"/>
-        </w:rPr>
-        <w:t>年，就是經過兩代。若用約</w:t>
-      </w:r>
-      <w:proofErr w:type="gramStart"/>
-      <w:r>
-        <w:rPr>
-          <w:rFonts w:ascii="Barlow Condensed Medium" w:eastAsia="華康細黑體" w:hAnsi="Barlow Condensed Medium" w:cs="微軟正黑體" w:hint="eastAsia"/>
-          <w:w w:val="63"/>
-          <w:sz w:val="26"/>
-          <w:szCs w:val="26"/>
-        </w:rPr>
-        <w:t>亞敬王</w:t>
-      </w:r>
-      <w:proofErr w:type="gramEnd"/>
-      <w:r>
-        <w:rPr>
-          <w:rFonts w:ascii="Barlow Condensed Medium" w:eastAsia="華康細黑體" w:hAnsi="Barlow Condensed Medium" w:cs="微軟正黑體" w:hint="eastAsia"/>
-          <w:w w:val="63"/>
-          <w:sz w:val="26"/>
-          <w:szCs w:val="26"/>
-        </w:rPr>
-        <w:t>被</w:t>
-      </w:r>
-      <w:r>
-        <w:rPr>
-          <w:rFonts w:ascii="Barlow Condensed Medium" w:eastAsia="華康細黑體" w:hAnsi="Barlow Condensed Medium" w:cs="微軟正黑體" w:hint="eastAsia"/>
-          <w:w w:val="63"/>
-          <w:sz w:val="26"/>
-          <w:szCs w:val="26"/>
-        </w:rPr>
-        <w:t>(597 BC)</w:t>
-      </w:r>
-      <w:r>
-        <w:rPr>
-          <w:rFonts w:ascii="Barlow Condensed Medium" w:eastAsia="華康細黑體" w:hAnsi="Barlow Condensed Medium" w:cs="微軟正黑體" w:hint="eastAsia"/>
-          <w:w w:val="63"/>
-          <w:sz w:val="26"/>
-          <w:szCs w:val="26"/>
-        </w:rPr>
-        <w:t>擄作為第一次算起，大約是經過了</w:t>
-      </w:r>
-      <w:r>
-        <w:rPr>
-          <w:rFonts w:ascii="Barlow Condensed Medium" w:eastAsia="華康細黑體" w:hAnsi="Barlow Condensed Medium" w:cs="微軟正黑體" w:hint="eastAsia"/>
-          <w:w w:val="63"/>
-          <w:sz w:val="26"/>
-          <w:szCs w:val="26"/>
-        </w:rPr>
-        <w:t>60</w:t>
-      </w:r>
-      <w:r>
-        <w:rPr>
-          <w:rFonts w:ascii="Barlow Condensed Medium" w:eastAsia="華康細黑體" w:hAnsi="Barlow Condensed Medium" w:cs="微軟正黑體" w:hint="eastAsia"/>
-          <w:w w:val="63"/>
-          <w:sz w:val="26"/>
-          <w:szCs w:val="26"/>
-        </w:rPr>
-        <w:t>年。猶太人分三批回歸故土。設巴</w:t>
-      </w:r>
-      <w:proofErr w:type="gramStart"/>
-      <w:r>
-        <w:rPr>
-          <w:rFonts w:ascii="Barlow Condensed Medium" w:eastAsia="華康細黑體" w:hAnsi="Barlow Condensed Medium" w:cs="微軟正黑體" w:hint="eastAsia"/>
-          <w:w w:val="63"/>
-          <w:sz w:val="26"/>
-          <w:szCs w:val="26"/>
-        </w:rPr>
-        <w:t>薩</w:t>
-      </w:r>
-      <w:proofErr w:type="gramEnd"/>
-      <w:r>
-        <w:rPr>
-          <w:rFonts w:ascii="Barlow Condensed Medium" w:eastAsia="華康細黑體" w:hAnsi="Barlow Condensed Medium" w:cs="微軟正黑體" w:hint="eastAsia"/>
-          <w:w w:val="63"/>
-          <w:sz w:val="26"/>
-          <w:szCs w:val="26"/>
-        </w:rPr>
-        <w:t>和所</w:t>
-      </w:r>
-      <w:proofErr w:type="gramStart"/>
-      <w:r>
-        <w:rPr>
-          <w:rFonts w:ascii="Barlow Condensed Medium" w:eastAsia="華康細黑體" w:hAnsi="Barlow Condensed Medium" w:cs="微軟正黑體" w:hint="eastAsia"/>
-          <w:w w:val="63"/>
-          <w:sz w:val="26"/>
-          <w:szCs w:val="26"/>
-        </w:rPr>
-        <w:t>羅巴伯是</w:t>
-      </w:r>
-      <w:proofErr w:type="gramEnd"/>
-      <w:r>
-        <w:rPr>
-          <w:rFonts w:ascii="Barlow Condensed Medium" w:eastAsia="華康細黑體" w:hAnsi="Barlow Condensed Medium" w:cs="微軟正黑體" w:hint="eastAsia"/>
-          <w:w w:val="63"/>
-          <w:sz w:val="26"/>
-          <w:szCs w:val="26"/>
-        </w:rPr>
-        <w:t>第一批，他們重建了聖殿，甚至還獲得波斯王的資助，像是從推羅運來的香柏木。其次</w:t>
-      </w:r>
-      <w:proofErr w:type="gramStart"/>
-      <w:r>
-        <w:rPr>
-          <w:rFonts w:ascii="Barlow Condensed Medium" w:eastAsia="華康細黑體" w:hAnsi="Barlow Condensed Medium" w:cs="微軟正黑體" w:hint="eastAsia"/>
-          <w:w w:val="63"/>
-          <w:sz w:val="26"/>
-          <w:szCs w:val="26"/>
-        </w:rPr>
-        <w:t>是以斯拉</w:t>
-      </w:r>
-      <w:proofErr w:type="gramEnd"/>
-      <w:r>
-        <w:rPr>
-          <w:rFonts w:ascii="Barlow Condensed Medium" w:eastAsia="華康細黑體" w:hAnsi="Barlow Condensed Medium" w:cs="微軟正黑體" w:hint="eastAsia"/>
-          <w:w w:val="63"/>
-          <w:sz w:val="26"/>
-          <w:szCs w:val="26"/>
-        </w:rPr>
-        <w:t>(457 BC)</w:t>
-      </w:r>
-      <w:r>
-        <w:rPr>
-          <w:rFonts w:ascii="Barlow Condensed Medium" w:eastAsia="華康細黑體" w:hAnsi="Barlow Condensed Medium" w:cs="微軟正黑體" w:hint="eastAsia"/>
-          <w:w w:val="63"/>
-          <w:sz w:val="26"/>
-          <w:szCs w:val="26"/>
-        </w:rPr>
-        <w:t>，最後</w:t>
-      </w:r>
-      <w:proofErr w:type="gramStart"/>
-      <w:r>
-        <w:rPr>
-          <w:rFonts w:ascii="Barlow Condensed Medium" w:eastAsia="華康細黑體" w:hAnsi="Barlow Condensed Medium" w:cs="微軟正黑體" w:hint="eastAsia"/>
-          <w:w w:val="63"/>
-          <w:sz w:val="26"/>
-          <w:szCs w:val="26"/>
-        </w:rPr>
-        <w:t>是尼希米</w:t>
-      </w:r>
-      <w:proofErr w:type="gramEnd"/>
-      <w:r>
-        <w:rPr>
-          <w:rFonts w:ascii="Barlow Condensed Medium" w:eastAsia="華康細黑體" w:hAnsi="Barlow Condensed Medium" w:cs="微軟正黑體" w:hint="eastAsia"/>
-          <w:w w:val="63"/>
-          <w:sz w:val="26"/>
-          <w:szCs w:val="26"/>
-        </w:rPr>
-        <w:t>(444 BC)</w:t>
-      </w:r>
-      <w:r>
-        <w:rPr>
-          <w:rFonts w:ascii="Barlow Condensed Medium" w:eastAsia="華康細黑體" w:hAnsi="Barlow Condensed Medium" w:cs="微軟正黑體" w:hint="eastAsia"/>
-          <w:w w:val="63"/>
-          <w:sz w:val="26"/>
-          <w:szCs w:val="26"/>
-        </w:rPr>
-        <w:t>，完成了耶路撒冷的城牆。然而在一開始召集以色列人返鄉，大部份的人都是在巴比倫境內出生，根本沒有去過耶路撒冷。在祖譜難以驗證的情況下，他們容許這些人列在十二支派的家族中，是一種通融，也是一種對願意表示自己身分認同的肯定。</w:t>
+        <w:t>年，以色列人或許沒有向耶和華以外的　神獻祭，卻沒有謹守遵行　神的律法，讓以色列人有曝露在犯罪和背離　神的風險之中。</w:t>
       </w:r>
     </w:p>
     <w:p>
       <w:pPr>
         <w:kinsoku w:val="0"/>
         <w:snapToGrid w:val="0"/>
-        <w:spacing w:afterLines="50" w:after="165" w:line="290" w:lineRule="atLeast"/>
+        <w:spacing w:afterLines="50" w:after="165" w:line="300" w:lineRule="exact"/>
         <w:jc w:val="both"/>
         <w:rPr>
           <w:rFonts w:ascii="Barlow Condensed Medium" w:eastAsia="華康細黑體" w:hAnsi="Barlow Condensed Medium" w:cs="微軟正黑體"/>
-          <w:w w:val="63"/>
+          <w:w w:val="75"/>
           <w:sz w:val="26"/>
           <w:szCs w:val="26"/>
         </w:rPr>
@@ -26856,318 +25852,49 @@
       <w:r>
         <w:rPr>
           <w:rFonts w:ascii="Barlow Condensed Medium" w:eastAsia="華康儷中黑" w:hAnsi="Barlow Condensed Medium" w:hint="eastAsia"/>
-          <w:w w:val="63"/>
+          <w:w w:val="75"/>
           <w:sz w:val="26"/>
           <w:szCs w:val="26"/>
         </w:rPr>
-        <w:t>按家族點名造冊就是要確認每一個回歸者的以色列人身分，確保　神的百姓重建</w:t>
-      </w:r>
-      <w:proofErr w:type="gramStart"/>
-      <w:r>
-        <w:rPr>
-          <w:rFonts w:ascii="Barlow Condensed Medium" w:eastAsia="華康儷中黑" w:hAnsi="Barlow Condensed Medium" w:hint="eastAsia"/>
-          <w:w w:val="63"/>
+        <w:t>以斯拉驚覺回歸的以色列人與外族通婚嚴重，違背摩西律法中與　神立的約。正因回歸和初進迦南時處境相同，以色列人都是少數，必須保存文化和固守產業。</w:t>
+      </w:r>
+      <w:r>
+        <w:rPr>
+          <w:rFonts w:ascii="Barlow Condensed Medium" w:eastAsia="華康細黑體" w:hAnsi="Barlow Condensed Medium" w:cs="微軟正黑體" w:hint="eastAsia"/>
+          <w:w w:val="75"/>
           <w:sz w:val="26"/>
           <w:szCs w:val="26"/>
         </w:rPr>
-        <w:t>祂</w:t>
-      </w:r>
-      <w:proofErr w:type="gramEnd"/>
-      <w:r>
-        <w:rPr>
-          <w:rFonts w:ascii="Barlow Condensed Medium" w:eastAsia="華康儷中黑" w:hAnsi="Barlow Condensed Medium" w:hint="eastAsia"/>
-          <w:w w:val="63"/>
+        <w:t>儘管在</w:t>
+      </w:r>
+      <w:r>
+        <w:rPr>
+          <w:rFonts w:ascii="Barlow Condensed Medium" w:eastAsia="華康細黑體" w:hAnsi="Barlow Condensed Medium" w:cs="微軟正黑體" w:hint="eastAsia"/>
+          <w:w w:val="75"/>
           <w:sz w:val="26"/>
           <w:szCs w:val="26"/>
         </w:rPr>
-        <w:t>的聖殿的聖潔性。</w:t>
-      </w:r>
-      <w:proofErr w:type="gramStart"/>
-      <w:r>
-        <w:rPr>
-          <w:rFonts w:ascii="Barlow Condensed Medium" w:eastAsia="華康儷中黑" w:hAnsi="Barlow Condensed Medium" w:hint="eastAsia"/>
-          <w:w w:val="63"/>
+        <w:t>9:1</w:t>
+      </w:r>
+      <w:r>
+        <w:rPr>
+          <w:rFonts w:ascii="Barlow Condensed Medium" w:eastAsia="華康細黑體" w:hAnsi="Barlow Condensed Medium" w:cs="微軟正黑體" w:hint="eastAsia"/>
+          <w:w w:val="75"/>
           <w:sz w:val="26"/>
           <w:szCs w:val="26"/>
         </w:rPr>
-        <w:t>所以匡列祖</w:t>
-      </w:r>
-      <w:proofErr w:type="gramEnd"/>
-      <w:r>
-        <w:rPr>
-          <w:rFonts w:ascii="Barlow Condensed Medium" w:eastAsia="華康儷中黑" w:hAnsi="Barlow Condensed Medium" w:hint="eastAsia"/>
-          <w:w w:val="63"/>
-          <w:sz w:val="26"/>
-          <w:szCs w:val="26"/>
-        </w:rPr>
-        <w:t>譜不明的人，特別是利未家族不得任祭司。</w:t>
-      </w:r>
-      <w:r>
-        <w:rPr>
-          <w:rFonts w:ascii="Barlow Condensed Medium" w:eastAsia="華康細黑體" w:hAnsi="Barlow Condensed Medium" w:cs="微軟正黑體" w:hint="eastAsia"/>
-          <w:w w:val="63"/>
-          <w:sz w:val="26"/>
-          <w:szCs w:val="26"/>
-        </w:rPr>
-        <w:t>因為以色列人回歸猶大是有任務的，是受波斯王的命令回去重建耶和華的聖殿的。對於回歸的以色列人</w:t>
-      </w:r>
-      <w:proofErr w:type="gramStart"/>
-      <w:r>
-        <w:rPr>
-          <w:rFonts w:ascii="Barlow Condensed Medium" w:eastAsia="華康細黑體" w:hAnsi="Barlow Condensed Medium" w:cs="微軟正黑體" w:hint="eastAsia"/>
-          <w:w w:val="63"/>
-          <w:sz w:val="26"/>
-          <w:szCs w:val="26"/>
-        </w:rPr>
-        <w:t>來說卻有</w:t>
-      </w:r>
-      <w:proofErr w:type="gramEnd"/>
-      <w:r>
-        <w:rPr>
-          <w:rFonts w:ascii="Barlow Condensed Medium" w:eastAsia="華康細黑體" w:hAnsi="Barlow Condensed Medium" w:cs="微軟正黑體" w:hint="eastAsia"/>
-          <w:w w:val="63"/>
-          <w:sz w:val="26"/>
-          <w:szCs w:val="26"/>
-        </w:rPr>
-        <w:t>更重大的意義，就是　神耶和華的預言實現，</w:t>
-      </w:r>
-      <w:proofErr w:type="gramStart"/>
-      <w:r>
-        <w:rPr>
-          <w:rFonts w:ascii="Barlow Condensed Medium" w:eastAsia="華康細黑體" w:hAnsi="Barlow Condensed Medium" w:cs="微軟正黑體" w:hint="eastAsia"/>
-          <w:w w:val="63"/>
-          <w:sz w:val="26"/>
-          <w:szCs w:val="26"/>
-        </w:rPr>
-        <w:t>救贖和復興</w:t>
-      </w:r>
-      <w:proofErr w:type="gramEnd"/>
-      <w:r>
-        <w:rPr>
-          <w:rFonts w:ascii="Barlow Condensed Medium" w:eastAsia="華康細黑體" w:hAnsi="Barlow Condensed Medium" w:cs="微軟正黑體" w:hint="eastAsia"/>
-          <w:w w:val="63"/>
-          <w:sz w:val="26"/>
-          <w:szCs w:val="26"/>
-        </w:rPr>
-        <w:t>以色列的日子將到來。所以，重建聖殿是最重要，也是最神聖的任務，必須要嚴守律法中的聖潔。在一切重建之前，從</w:t>
-      </w:r>
-      <w:proofErr w:type="gramStart"/>
-      <w:r>
-        <w:rPr>
-          <w:rFonts w:ascii="Barlow Condensed Medium" w:eastAsia="華康細黑體" w:hAnsi="Barlow Condensed Medium" w:cs="微軟正黑體" w:hint="eastAsia"/>
-          <w:w w:val="63"/>
-          <w:sz w:val="26"/>
-          <w:szCs w:val="26"/>
-        </w:rPr>
-        <w:t>重啟獻祭</w:t>
-      </w:r>
-      <w:proofErr w:type="gramEnd"/>
-      <w:r>
-        <w:rPr>
-          <w:rFonts w:ascii="Barlow Condensed Medium" w:eastAsia="華康細黑體" w:hAnsi="Barlow Condensed Medium" w:cs="微軟正黑體" w:hint="eastAsia"/>
-          <w:w w:val="63"/>
-          <w:sz w:val="26"/>
-          <w:szCs w:val="26"/>
-        </w:rPr>
-        <w:t>開始，祭</w:t>
-      </w:r>
-      <w:r>
-        <w:rPr>
-          <w:rFonts w:ascii="Barlow Condensed Medium" w:eastAsia="華康細黑體" w:hAnsi="Barlow Condensed Medium" w:cs="微軟正黑體" w:hint="eastAsia"/>
-          <w:w w:val="63"/>
-          <w:sz w:val="26"/>
-          <w:szCs w:val="26"/>
-        </w:rPr>
-        <w:t>司的</w:t>
-      </w:r>
-      <w:proofErr w:type="gramStart"/>
-      <w:r>
-        <w:rPr>
-          <w:rFonts w:ascii="Barlow Condensed Medium" w:eastAsia="華康細黑體" w:hAnsi="Barlow Condensed Medium" w:cs="微軟正黑體" w:hint="eastAsia"/>
-          <w:w w:val="63"/>
-          <w:sz w:val="26"/>
-          <w:szCs w:val="26"/>
-        </w:rPr>
-        <w:t>事奉就必須</w:t>
-      </w:r>
-      <w:proofErr w:type="gramEnd"/>
-      <w:r>
-        <w:rPr>
-          <w:rFonts w:ascii="Barlow Condensed Medium" w:eastAsia="華康細黑體" w:hAnsi="Barlow Condensed Medium" w:cs="微軟正黑體" w:hint="eastAsia"/>
-          <w:w w:val="63"/>
-          <w:sz w:val="26"/>
-          <w:szCs w:val="26"/>
-        </w:rPr>
-        <w:t>聖潔。因此，祖譜不明的祭司家族必須被視為</w:t>
-      </w:r>
-      <w:proofErr w:type="gramStart"/>
-      <w:r>
-        <w:rPr>
-          <w:rFonts w:ascii="Barlow Condensed Medium" w:eastAsia="華康細黑體" w:hAnsi="Barlow Condensed Medium" w:cs="微軟正黑體" w:hint="eastAsia"/>
-          <w:w w:val="63"/>
-          <w:sz w:val="26"/>
-          <w:szCs w:val="26"/>
-        </w:rPr>
-        <w:t>不</w:t>
-      </w:r>
-      <w:proofErr w:type="gramEnd"/>
-      <w:r>
-        <w:rPr>
-          <w:rFonts w:ascii="Barlow Condensed Medium" w:eastAsia="華康細黑體" w:hAnsi="Barlow Condensed Medium" w:cs="微軟正黑體" w:hint="eastAsia"/>
-          <w:w w:val="63"/>
-          <w:sz w:val="26"/>
-          <w:szCs w:val="26"/>
-        </w:rPr>
-        <w:t>潔，而不能執行祭司的工作。就像其中</w:t>
-      </w:r>
-      <w:proofErr w:type="gramStart"/>
-      <w:r>
-        <w:rPr>
-          <w:rFonts w:ascii="Barlow Condensed Medium" w:eastAsia="華康細黑體" w:hAnsi="Barlow Condensed Medium" w:cs="微軟正黑體" w:hint="eastAsia"/>
-          <w:w w:val="63"/>
-          <w:sz w:val="26"/>
-          <w:szCs w:val="26"/>
-        </w:rPr>
-        <w:t>有娶基列</w:t>
-      </w:r>
-      <w:proofErr w:type="gramEnd"/>
-      <w:r>
-        <w:rPr>
-          <w:rFonts w:ascii="Barlow Condensed Medium" w:eastAsia="華康細黑體" w:hAnsi="Barlow Condensed Medium" w:cs="微軟正黑體" w:hint="eastAsia"/>
-          <w:w w:val="63"/>
-          <w:sz w:val="26"/>
-          <w:szCs w:val="26"/>
-        </w:rPr>
-        <w:t>女子巴西</w:t>
-      </w:r>
-      <w:proofErr w:type="gramStart"/>
-      <w:r>
-        <w:rPr>
-          <w:rFonts w:ascii="Barlow Condensed Medium" w:eastAsia="華康細黑體" w:hAnsi="Barlow Condensed Medium" w:cs="微軟正黑體" w:hint="eastAsia"/>
-          <w:w w:val="63"/>
-          <w:sz w:val="26"/>
-          <w:szCs w:val="26"/>
-        </w:rPr>
-        <w:t>萊</w:t>
-      </w:r>
-      <w:proofErr w:type="gramEnd"/>
-      <w:r>
-        <w:rPr>
-          <w:rFonts w:ascii="Barlow Condensed Medium" w:eastAsia="華康細黑體" w:hAnsi="Barlow Condensed Medium" w:cs="微軟正黑體" w:hint="eastAsia"/>
-          <w:w w:val="63"/>
-          <w:sz w:val="26"/>
-          <w:szCs w:val="26"/>
-        </w:rPr>
-        <w:t>的人，可能名字不詳，就用了母親的名字稱為巴西華的子孫。然而，省長設巴</w:t>
-      </w:r>
-      <w:proofErr w:type="gramStart"/>
-      <w:r>
-        <w:rPr>
-          <w:rFonts w:ascii="Barlow Condensed Medium" w:eastAsia="華康細黑體" w:hAnsi="Barlow Condensed Medium" w:cs="微軟正黑體" w:hint="eastAsia"/>
-          <w:w w:val="63"/>
-          <w:sz w:val="26"/>
-          <w:szCs w:val="26"/>
-        </w:rPr>
-        <w:t>薩</w:t>
-      </w:r>
-      <w:proofErr w:type="gramEnd"/>
-      <w:r>
-        <w:rPr>
-          <w:rFonts w:ascii="Barlow Condensed Medium" w:eastAsia="華康細黑體" w:hAnsi="Barlow Condensed Medium" w:cs="微軟正黑體" w:hint="eastAsia"/>
-          <w:w w:val="63"/>
-          <w:sz w:val="26"/>
-          <w:szCs w:val="26"/>
-        </w:rPr>
-        <w:t>或後來的所</w:t>
-      </w:r>
-      <w:proofErr w:type="gramStart"/>
-      <w:r>
-        <w:rPr>
-          <w:rFonts w:ascii="Barlow Condensed Medium" w:eastAsia="華康細黑體" w:hAnsi="Barlow Condensed Medium" w:cs="微軟正黑體" w:hint="eastAsia"/>
-          <w:w w:val="63"/>
-          <w:sz w:val="26"/>
-          <w:szCs w:val="26"/>
-        </w:rPr>
-        <w:t>羅巴伯下</w:t>
-      </w:r>
-      <w:proofErr w:type="gramEnd"/>
-      <w:r>
-        <w:rPr>
-          <w:rFonts w:ascii="Barlow Condensed Medium" w:eastAsia="華康細黑體" w:hAnsi="Barlow Condensed Medium" w:cs="微軟正黑體" w:hint="eastAsia"/>
-          <w:w w:val="63"/>
-          <w:sz w:val="26"/>
-          <w:szCs w:val="26"/>
-        </w:rPr>
-        <w:t>了一個但書，就等到會</w:t>
-      </w:r>
-      <w:proofErr w:type="gramStart"/>
-      <w:r>
-        <w:rPr>
-          <w:rFonts w:ascii="Barlow Condensed Medium" w:eastAsia="華康細黑體" w:hAnsi="Barlow Condensed Medium" w:cs="微軟正黑體" w:hint="eastAsia"/>
-          <w:w w:val="63"/>
-          <w:sz w:val="26"/>
-          <w:szCs w:val="26"/>
-        </w:rPr>
-        <w:t>用烏陵和土明</w:t>
-      </w:r>
-      <w:proofErr w:type="gramEnd"/>
-      <w:r>
-        <w:rPr>
-          <w:rFonts w:ascii="Barlow Condensed Medium" w:eastAsia="華康細黑體" w:hAnsi="Barlow Condensed Medium" w:cs="微軟正黑體" w:hint="eastAsia"/>
-          <w:w w:val="63"/>
-          <w:sz w:val="26"/>
-          <w:szCs w:val="26"/>
-        </w:rPr>
-        <w:t>的祭司興起</w:t>
-      </w:r>
-      <w:r>
-        <w:rPr>
-          <w:rFonts w:ascii="Barlow Condensed Medium" w:eastAsia="華康細黑體" w:hAnsi="Barlow Condensed Medium" w:cs="微軟正黑體" w:hint="eastAsia"/>
-          <w:w w:val="63"/>
-          <w:sz w:val="26"/>
-          <w:szCs w:val="26"/>
-        </w:rPr>
-        <w:t>(63)</w:t>
-      </w:r>
-      <w:r>
-        <w:rPr>
-          <w:rFonts w:ascii="Barlow Condensed Medium" w:eastAsia="華康細黑體" w:hAnsi="Barlow Condensed Medium" w:cs="微軟正黑體" w:hint="eastAsia"/>
-          <w:w w:val="63"/>
-          <w:sz w:val="26"/>
-          <w:szCs w:val="26"/>
-        </w:rPr>
-        <w:t>，就是有能力能求得　神的旨意，再來決定</w:t>
-      </w:r>
-      <w:proofErr w:type="gramStart"/>
-      <w:r>
-        <w:rPr>
-          <w:rFonts w:ascii="Barlow Condensed Medium" w:eastAsia="華康細黑體" w:hAnsi="Barlow Condensed Medium" w:cs="微軟正黑體" w:hint="eastAsia"/>
-          <w:w w:val="63"/>
-          <w:sz w:val="26"/>
-          <w:szCs w:val="26"/>
-        </w:rPr>
-        <w:t>這些祖</w:t>
-      </w:r>
-      <w:proofErr w:type="gramEnd"/>
-      <w:r>
-        <w:rPr>
-          <w:rFonts w:ascii="Barlow Condensed Medium" w:eastAsia="華康細黑體" w:hAnsi="Barlow Condensed Medium" w:cs="微軟正黑體" w:hint="eastAsia"/>
-          <w:w w:val="63"/>
-          <w:sz w:val="26"/>
-          <w:szCs w:val="26"/>
-        </w:rPr>
-        <w:t>譜不明的人身分。因為　神明白萬事。</w:t>
+        <w:t>中提及進迦南時代的民族，大部份都不復存在，早已被亞述時代遷徙來的其他民族所取代，但是以色列人卻相同是新遷入的少數。又在古代，家族是人一生最重要，甚至無法避免，的人格和文化素質，包括信仰，養成的地方。所在作為少數居民的景況下，強制不與異族通婚，是為了保護文化和信仰純正的非常手段。另一方面是為了守護產業。就在以斯拉同時期有另一份歷史文件記錄，以色列人因為將產業分給異族通婚下的子女，造成了土地和生產力的流失。然而，這種有遠見的文化保存策略一言難盡，直接以「聖潔」作為禁令的原因可能比較容易達到強制力。然而，現代教育是公共政策，不可同日而語。</w:t>
       </w:r>
     </w:p>
     <w:p>
       <w:pPr>
         <w:kinsoku w:val="0"/>
         <w:snapToGrid w:val="0"/>
-        <w:spacing w:afterLines="50" w:after="165" w:line="290" w:lineRule="atLeast"/>
+        <w:spacing w:afterLines="50" w:after="165" w:line="300" w:lineRule="exact"/>
         <w:jc w:val="both"/>
         <w:rPr>
           <w:rFonts w:ascii="Barlow Condensed Medium" w:eastAsia="華康細黑體" w:hAnsi="Barlow Condensed Medium" w:cs="微軟正黑體"/>
-          <w:w w:val="63"/>
+          <w:w w:val="75"/>
           <w:sz w:val="26"/>
           <w:szCs w:val="26"/>
         </w:rPr>
@@ -27175,348 +25902,66 @@
       <w:r>
         <w:rPr>
           <w:rFonts w:ascii="Barlow Condensed Medium" w:eastAsia="華康儷中黑" w:hAnsi="Barlow Condensed Medium" w:hint="eastAsia"/>
-          <w:w w:val="63"/>
+          <w:w w:val="75"/>
           <w:sz w:val="26"/>
           <w:szCs w:val="26"/>
         </w:rPr>
-        <w:t>共</w:t>
-      </w:r>
-      <w:r>
-        <w:rPr>
-          <w:rFonts w:ascii="Barlow Condensed Medium" w:eastAsia="華康儷中黑" w:hAnsi="Barlow Condensed Medium" w:hint="eastAsia"/>
-          <w:w w:val="63"/>
+        <w:t>在悔改的禱告中，強調眾人要共同承擔這通婚異族的罪，且珍惜　神的容忍暫時地恩待他們。進而呼籲眾人要立刻行動，休離異教的妻子和子女來悔改。</w:t>
+      </w:r>
+      <w:r>
+        <w:rPr>
+          <w:rFonts w:ascii="Barlow Condensed Medium" w:eastAsia="華康細黑體" w:hAnsi="Barlow Condensed Medium" w:cs="微軟正黑體" w:hint="eastAsia"/>
+          <w:w w:val="75"/>
           <w:sz w:val="26"/>
           <w:szCs w:val="26"/>
         </w:rPr>
-        <w:t>4</w:t>
-      </w:r>
-      <w:r>
-        <w:rPr>
-          <w:rFonts w:ascii="Barlow Condensed Medium" w:eastAsia="華康儷中黑" w:hAnsi="Barlow Condensed Medium" w:hint="eastAsia"/>
-          <w:w w:val="63"/>
+        <w:t>以斯拉為聽見這不潔的通婚，為以色列人再犯老祖先的罪極其難過，一直到獻晚祭的時候，就是下午三點。他必須為這全體的罪來悔改，不然他無法平安地獻祭。在禱告中他感性告白，卻不是嚴厲地指責，是希望能激起會眾內心的自省。因為他明白，這種近乎是私事的婚姻，人若不是出於對　神的敬畏而自願遵行　神的律法，是很難處理的事。他提醒眾人，現在回歸的景況，是　神的恩典，讓這一點點時間臨到我們這群殘存之民；讓我們有一丁點像進到　神的聖所中插一根帳棚營釘的恩准，能被　神的光照亮我們的目光而明白他的智慧和純全的良善；同時在列王之下為奴，卻有能重建耶路撒冷城和聖殿，使民族有稍復興的機會。以上是第</w:t>
+      </w:r>
+      <w:r>
+        <w:rPr>
+          <w:rFonts w:ascii="Barlow Condensed Medium" w:eastAsia="華康細黑體" w:hAnsi="Barlow Condensed Medium" w:cs="微軟正黑體" w:hint="eastAsia"/>
+          <w:w w:val="75"/>
           <w:sz w:val="26"/>
           <w:szCs w:val="26"/>
         </w:rPr>
-        <w:t>萬多人或</w:t>
-      </w:r>
-      <w:r>
-        <w:rPr>
-          <w:rFonts w:ascii="Barlow Condensed Medium" w:eastAsia="華康儷中黑" w:hAnsi="Barlow Condensed Medium" w:hint="eastAsia"/>
-          <w:w w:val="63"/>
+        <w:t>8-9</w:t>
+      </w:r>
+      <w:r>
+        <w:rPr>
+          <w:rFonts w:ascii="Barlow Condensed Medium" w:eastAsia="華康細黑體" w:hAnsi="Barlow Condensed Medium" w:cs="微軟正黑體" w:hint="eastAsia"/>
+          <w:w w:val="75"/>
           <w:sz w:val="26"/>
           <w:szCs w:val="26"/>
         </w:rPr>
-        <w:t>3</w:t>
-      </w:r>
-      <w:r>
-        <w:rPr>
-          <w:rFonts w:ascii="Barlow Condensed Medium" w:eastAsia="華康儷中黑" w:hAnsi="Barlow Condensed Medium" w:hint="eastAsia"/>
-          <w:w w:val="63"/>
+        <w:t>節告白的內容。意思是藉著反省，進而知錯、轉念和悔改。又形成了眾人的意志，在執行上，有集體的引導和支持，改革和轉變的成效也會更大。像近日新聞，父母為了讓小孩擺脫</w:t>
+      </w:r>
+      <w:r>
+        <w:rPr>
+          <w:rFonts w:ascii="Barlow Condensed Medium" w:eastAsia="華康細黑體" w:hAnsi="Barlow Condensed Medium" w:cs="微軟正黑體" w:hint="eastAsia"/>
+          <w:w w:val="75"/>
           <w:sz w:val="26"/>
           <w:szCs w:val="26"/>
         </w:rPr>
-        <w:t>萬，其實確切數字並不重要。而是這支隊伍，帶著物資、僕人和牲口，要行走</w:t>
-      </w:r>
-      <w:r>
-        <w:rPr>
-          <w:rFonts w:ascii="Barlow Condensed Medium" w:eastAsia="華康儷中黑" w:hAnsi="Barlow Condensed Medium" w:hint="eastAsia"/>
-          <w:w w:val="63"/>
+        <w:t>3C</w:t>
+      </w:r>
+      <w:r>
+        <w:rPr>
+          <w:rFonts w:ascii="Barlow Condensed Medium" w:eastAsia="華康細黑體" w:hAnsi="Barlow Condensed Medium" w:cs="微軟正黑體" w:hint="eastAsia"/>
+          <w:w w:val="75"/>
           <w:sz w:val="26"/>
           <w:szCs w:val="26"/>
         </w:rPr>
-        <w:t>1350</w:t>
-      </w:r>
-      <w:r>
-        <w:rPr>
-          <w:rFonts w:ascii="Barlow Condensed Medium" w:eastAsia="華康儷中黑" w:hAnsi="Barlow Condensed Medium" w:hint="eastAsia"/>
-          <w:w w:val="63"/>
-          <w:sz w:val="26"/>
-          <w:szCs w:val="26"/>
-        </w:rPr>
-        <w:t>公里，回到甚至從未見過的故鄉，為的是重建他們的</w:t>
-      </w:r>
-      <w:proofErr w:type="gramStart"/>
-      <w:r>
-        <w:rPr>
-          <w:rFonts w:ascii="Barlow Condensed Medium" w:eastAsia="華康儷中黑" w:hAnsi="Barlow Condensed Medium" w:hint="eastAsia"/>
-          <w:w w:val="63"/>
-          <w:sz w:val="26"/>
-          <w:szCs w:val="26"/>
-        </w:rPr>
-        <w:t>神的殿</w:t>
-      </w:r>
-      <w:proofErr w:type="gramEnd"/>
-      <w:r>
-        <w:rPr>
-          <w:rFonts w:ascii="Barlow Condensed Medium" w:eastAsia="華康儷中黑" w:hAnsi="Barlow Condensed Medium" w:hint="eastAsia"/>
-          <w:w w:val="63"/>
-          <w:sz w:val="26"/>
-          <w:szCs w:val="26"/>
-        </w:rPr>
-        <w:t>。</w:t>
-      </w:r>
-      <w:r>
-        <w:rPr>
-          <w:rFonts w:ascii="Barlow Condensed Medium" w:eastAsia="華康細黑體" w:hAnsi="Barlow Condensed Medium" w:cs="微軟正黑體" w:hint="eastAsia"/>
-          <w:w w:val="63"/>
-          <w:sz w:val="26"/>
-          <w:szCs w:val="26"/>
-        </w:rPr>
-        <w:t>總數超過上述點數的總和是合理的，少了才不合理。有可能最後的總數是加上了女子和小孩，又有可能是隨行的非以色列人的波斯官員、士兵和僕人。無論如何，是這群人確實包括了以色列十二支派的代表，和所有聖殿事奉工作的家族，有祭司、</w:t>
-      </w:r>
-      <w:proofErr w:type="gramStart"/>
-      <w:r>
-        <w:rPr>
-          <w:rFonts w:ascii="Barlow Condensed Medium" w:eastAsia="華康細黑體" w:hAnsi="Barlow Condensed Medium" w:cs="微軟正黑體" w:hint="eastAsia"/>
-          <w:w w:val="63"/>
-          <w:sz w:val="26"/>
-          <w:szCs w:val="26"/>
-        </w:rPr>
-        <w:t>利未人</w:t>
-      </w:r>
-      <w:proofErr w:type="gramEnd"/>
-      <w:r>
-        <w:rPr>
-          <w:rFonts w:ascii="Barlow Condensed Medium" w:eastAsia="華康細黑體" w:hAnsi="Barlow Condensed Medium" w:cs="微軟正黑體" w:hint="eastAsia"/>
-          <w:w w:val="63"/>
-          <w:sz w:val="26"/>
-          <w:szCs w:val="26"/>
-        </w:rPr>
-        <w:t>、殿門守衛、唱歌的和</w:t>
-      </w:r>
-      <w:proofErr w:type="gramStart"/>
-      <w:r>
-        <w:rPr>
-          <w:rFonts w:ascii="Barlow Condensed Medium" w:eastAsia="華康細黑體" w:hAnsi="Barlow Condensed Medium" w:cs="微軟正黑體" w:hint="eastAsia"/>
-          <w:w w:val="63"/>
-          <w:sz w:val="26"/>
-          <w:szCs w:val="26"/>
-        </w:rPr>
-        <w:t>殿役</w:t>
-      </w:r>
-      <w:proofErr w:type="gramEnd"/>
-      <w:r>
-        <w:rPr>
-          <w:rFonts w:ascii="Barlow Condensed Medium" w:eastAsia="華康細黑體" w:hAnsi="Barlow Condensed Medium" w:cs="微軟正黑體" w:hint="eastAsia"/>
-          <w:w w:val="63"/>
-          <w:sz w:val="26"/>
-          <w:szCs w:val="26"/>
-        </w:rPr>
-        <w:t>。又在各支派中可能有各種工匠。甚是至波斯官方的行政人員和衛隊。畢竟這趟旅程要走上四個月，必有足夠的物資，和安全顧慮。所以他們帶的牲口都是交通運輸用的，並沒有牛、羊。同時還有僕人，甚至足以奉獻給　神的金銀，顯然這些以色列人平均的社會地位並不低下。值得注意的是，眾族長在到達耶路撒冷後所獻給　神的禮物，有金子</w:t>
-      </w:r>
-      <w:r>
-        <w:rPr>
-          <w:rFonts w:ascii="Barlow Condensed Medium" w:eastAsia="華康細黑體" w:hAnsi="Barlow Condensed Medium" w:cs="微軟正黑體" w:hint="eastAsia"/>
-          <w:w w:val="63"/>
-          <w:sz w:val="26"/>
-          <w:szCs w:val="26"/>
-        </w:rPr>
-        <w:t>6</w:t>
-      </w:r>
-      <w:r>
-        <w:rPr>
-          <w:rFonts w:ascii="Barlow Condensed Medium" w:eastAsia="華康細黑體" w:hAnsi="Barlow Condensed Medium" w:cs="微軟正黑體" w:hint="eastAsia"/>
-          <w:w w:val="63"/>
-          <w:sz w:val="26"/>
-          <w:szCs w:val="26"/>
-        </w:rPr>
-        <w:t>萬</w:t>
-      </w:r>
-      <w:r>
-        <w:rPr>
-          <w:rFonts w:ascii="Barlow Condensed Medium" w:eastAsia="華康細黑體" w:hAnsi="Barlow Condensed Medium" w:cs="微軟正黑體" w:hint="eastAsia"/>
-          <w:w w:val="63"/>
-          <w:sz w:val="26"/>
-          <w:szCs w:val="26"/>
-        </w:rPr>
-        <w:t>1</w:t>
-      </w:r>
-      <w:r>
-        <w:rPr>
-          <w:rFonts w:ascii="Barlow Condensed Medium" w:eastAsia="華康細黑體" w:hAnsi="Barlow Condensed Medium" w:cs="微軟正黑體" w:hint="eastAsia"/>
-          <w:w w:val="63"/>
-          <w:sz w:val="26"/>
-          <w:szCs w:val="26"/>
-        </w:rPr>
-        <w:t>千達利克</w:t>
-      </w:r>
-      <w:r>
-        <w:rPr>
-          <w:rFonts w:ascii="Barlow Condensed Medium" w:eastAsia="華康細黑體" w:hAnsi="Barlow Condensed Medium" w:cs="微軟正黑體" w:hint="eastAsia"/>
-          <w:w w:val="63"/>
-          <w:sz w:val="26"/>
-          <w:szCs w:val="26"/>
-        </w:rPr>
-        <w:t>(</w:t>
-      </w:r>
-      <w:r>
-        <w:rPr>
-          <w:rFonts w:ascii="Barlow Condensed Medium" w:eastAsia="華康細黑體" w:hAnsi="Barlow Condensed Medium" w:cs="微軟正黑體" w:hint="eastAsia"/>
-          <w:w w:val="63"/>
-          <w:sz w:val="26"/>
-          <w:szCs w:val="26"/>
-        </w:rPr>
-        <w:t>約</w:t>
-      </w:r>
-      <w:r>
-        <w:rPr>
-          <w:rFonts w:ascii="Barlow Condensed Medium" w:eastAsia="華康細黑體" w:hAnsi="Barlow Condensed Medium" w:cs="微軟正黑體" w:hint="eastAsia"/>
-          <w:w w:val="63"/>
-          <w:sz w:val="26"/>
-          <w:szCs w:val="26"/>
-        </w:rPr>
-        <w:t>500</w:t>
-      </w:r>
-      <w:r>
-        <w:rPr>
-          <w:rFonts w:ascii="Barlow Condensed Medium" w:eastAsia="華康細黑體" w:hAnsi="Barlow Condensed Medium" w:cs="微軟正黑體" w:hint="eastAsia"/>
-          <w:w w:val="63"/>
-          <w:sz w:val="26"/>
-          <w:szCs w:val="26"/>
-        </w:rPr>
-        <w:t>公斤</w:t>
-      </w:r>
-      <w:r>
-        <w:rPr>
-          <w:rFonts w:ascii="Barlow Condensed Medium" w:eastAsia="華康細黑體" w:hAnsi="Barlow Condensed Medium" w:cs="微軟正黑體" w:hint="eastAsia"/>
-          <w:w w:val="63"/>
-          <w:sz w:val="26"/>
-          <w:szCs w:val="26"/>
-        </w:rPr>
-        <w:t>)</w:t>
-      </w:r>
-      <w:r>
-        <w:rPr>
-          <w:rFonts w:ascii="Barlow Condensed Medium" w:eastAsia="華康細黑體" w:hAnsi="Barlow Condensed Medium" w:cs="微軟正黑體" w:hint="eastAsia"/>
-          <w:w w:val="63"/>
-          <w:sz w:val="26"/>
-          <w:szCs w:val="26"/>
-        </w:rPr>
-        <w:t>和銀子</w:t>
-      </w:r>
-      <w:proofErr w:type="gramStart"/>
-      <w:r>
-        <w:rPr>
-          <w:rFonts w:ascii="Barlow Condensed Medium" w:eastAsia="華康細黑體" w:hAnsi="Barlow Condensed Medium" w:cs="微軟正黑體" w:hint="eastAsia"/>
-          <w:w w:val="63"/>
-          <w:sz w:val="26"/>
-          <w:szCs w:val="26"/>
-        </w:rPr>
-        <w:t>6</w:t>
-      </w:r>
-      <w:r>
-        <w:rPr>
-          <w:rFonts w:ascii="Barlow Condensed Medium" w:eastAsia="華康細黑體" w:hAnsi="Barlow Condensed Medium" w:cs="微軟正黑體" w:hint="eastAsia"/>
-          <w:w w:val="63"/>
-          <w:sz w:val="26"/>
-          <w:szCs w:val="26"/>
-        </w:rPr>
-        <w:t>千彌那</w:t>
-      </w:r>
-      <w:proofErr w:type="gramEnd"/>
-      <w:r>
-        <w:rPr>
-          <w:rFonts w:ascii="Barlow Condensed Medium" w:eastAsia="華康細黑體" w:hAnsi="Barlow Condensed Medium" w:cs="微軟正黑體" w:hint="eastAsia"/>
-          <w:w w:val="63"/>
-          <w:sz w:val="26"/>
-          <w:szCs w:val="26"/>
-        </w:rPr>
-        <w:t>(</w:t>
-      </w:r>
-      <w:r>
-        <w:rPr>
-          <w:rFonts w:ascii="Barlow Condensed Medium" w:eastAsia="華康細黑體" w:hAnsi="Barlow Condensed Medium" w:cs="微軟正黑體" w:hint="eastAsia"/>
-          <w:w w:val="63"/>
-          <w:sz w:val="26"/>
-          <w:szCs w:val="26"/>
-        </w:rPr>
-        <w:t>約</w:t>
-      </w:r>
-      <w:r>
-        <w:rPr>
-          <w:rFonts w:ascii="Barlow Condensed Medium" w:eastAsia="華康細黑體" w:hAnsi="Barlow Condensed Medium" w:cs="微軟正黑體" w:hint="eastAsia"/>
-          <w:w w:val="63"/>
-          <w:sz w:val="26"/>
-          <w:szCs w:val="26"/>
-        </w:rPr>
-        <w:t>2.9</w:t>
-      </w:r>
-      <w:r>
-        <w:rPr>
-          <w:rFonts w:ascii="Barlow Condensed Medium" w:eastAsia="華康細黑體" w:hAnsi="Barlow Condensed Medium" w:cs="微軟正黑體" w:hint="eastAsia"/>
-          <w:w w:val="63"/>
-          <w:sz w:val="26"/>
-          <w:szCs w:val="26"/>
-        </w:rPr>
-        <w:t>噸</w:t>
-      </w:r>
-      <w:r>
-        <w:rPr>
-          <w:rFonts w:ascii="Barlow Condensed Medium" w:eastAsia="華康細黑體" w:hAnsi="Barlow Condensed Medium" w:cs="微軟正黑體" w:hint="eastAsia"/>
-          <w:w w:val="63"/>
-          <w:sz w:val="26"/>
-          <w:szCs w:val="26"/>
-        </w:rPr>
-        <w:t>)</w:t>
-      </w:r>
-      <w:r>
-        <w:rPr>
-          <w:rFonts w:ascii="Barlow Condensed Medium" w:eastAsia="華康細黑體" w:hAnsi="Barlow Condensed Medium" w:cs="微軟正黑體" w:hint="eastAsia"/>
-          <w:w w:val="63"/>
-          <w:sz w:val="26"/>
-          <w:szCs w:val="26"/>
-        </w:rPr>
-        <w:t>，其中達利克金幣，是要</w:t>
-      </w:r>
-      <w:proofErr w:type="gramStart"/>
-      <w:r>
-        <w:rPr>
-          <w:rFonts w:ascii="Barlow Condensed Medium" w:eastAsia="華康細黑體" w:hAnsi="Barlow Condensed Medium" w:cs="微軟正黑體" w:hint="eastAsia"/>
-          <w:w w:val="63"/>
-          <w:sz w:val="26"/>
-          <w:szCs w:val="26"/>
-        </w:rPr>
-        <w:t>到古列王</w:t>
-      </w:r>
-      <w:proofErr w:type="gramEnd"/>
-      <w:r>
-        <w:rPr>
-          <w:rFonts w:ascii="Barlow Condensed Medium" w:eastAsia="華康細黑體" w:hAnsi="Barlow Condensed Medium" w:cs="微軟正黑體" w:hint="eastAsia"/>
-          <w:w w:val="63"/>
-          <w:sz w:val="26"/>
-          <w:szCs w:val="26"/>
-        </w:rPr>
-        <w:t>後幾十年，由</w:t>
-      </w:r>
-      <w:proofErr w:type="gramStart"/>
-      <w:r>
-        <w:rPr>
-          <w:rFonts w:ascii="Barlow Condensed Medium" w:eastAsia="華康細黑體" w:hAnsi="Barlow Condensed Medium" w:cs="微軟正黑體" w:hint="eastAsia"/>
-          <w:w w:val="63"/>
-          <w:sz w:val="26"/>
-          <w:szCs w:val="26"/>
-        </w:rPr>
-        <w:t>大利烏一世</w:t>
-      </w:r>
-      <w:proofErr w:type="gramEnd"/>
-      <w:r>
-        <w:rPr>
-          <w:rFonts w:ascii="Barlow Condensed Medium" w:eastAsia="華康細黑體" w:hAnsi="Barlow Condensed Medium" w:cs="微軟正黑體" w:hint="eastAsia"/>
-          <w:w w:val="63"/>
-          <w:sz w:val="26"/>
-          <w:szCs w:val="26"/>
-        </w:rPr>
-        <w:t>所鑄造，田為上面有他的頭像而聞名。是寫書的人，使用後來通用的波斯貨幣作為計算單位。</w:t>
+        <w:t>，乃是引導和支持他轉向臨摹手繪的人體組織圖鑑。</w:t>
       </w:r>
     </w:p>
     <w:p>
       <w:pPr>
         <w:kinsoku w:val="0"/>
         <w:snapToGrid w:val="0"/>
-        <w:spacing w:afterLines="50" w:after="165" w:line="290" w:lineRule="atLeast"/>
+        <w:spacing w:afterLines="50" w:after="165" w:line="300" w:lineRule="exact"/>
         <w:rPr>
           <w:rFonts w:ascii="Cambria" w:eastAsia="華康細黑體" w:hAnsi="Cambria" w:cs="Cambria"/>
-          <w:w w:val="63"/>
+          <w:w w:val="75"/>
           <w:sz w:val="26"/>
           <w:szCs w:val="26"/>
         </w:rPr>
@@ -27524,7 +25969,7 @@
       <w:r>
         <w:rPr>
           <w:rFonts w:ascii="Barlow Condensed Medium" w:eastAsia="華康儷中黑" w:hAnsi="Barlow Condensed Medium" w:cs="新細明體"/>
-          <w:w w:val="63"/>
+          <w:w w:val="75"/>
           <w:sz w:val="26"/>
           <w:szCs w:val="26"/>
         </w:rPr>
@@ -27533,16 +25978,16 @@
       <w:r>
         <w:rPr>
           <w:rFonts w:ascii="Barlow Condensed Medium" w:eastAsia="華康儷中黑" w:hAnsi="Barlow Condensed Medium" w:cs="新細明體" w:hint="eastAsia"/>
-          <w:w w:val="63"/>
+          <w:w w:val="75"/>
           <w:sz w:val="26"/>
           <w:szCs w:val="26"/>
         </w:rPr>
-        <w:t>國家認同</w:t>
+        <w:t>吾日三省吾身</w:t>
       </w:r>
       <w:r>
         <w:rPr>
           <w:rFonts w:ascii="Barlow Condensed Medium" w:eastAsia="華康儷中黑" w:hAnsi="Barlow Condensed Medium" w:cs="新細明體"/>
-          <w:w w:val="63"/>
+          <w:w w:val="75"/>
           <w:sz w:val="26"/>
           <w:szCs w:val="26"/>
         </w:rPr>
@@ -27551,259 +25996,22 @@
       <w:r>
         <w:rPr>
           <w:rFonts w:ascii="Cambria" w:eastAsia="華康細黑體" w:hAnsi="Cambria" w:cs="Cambria" w:hint="eastAsia"/>
-          <w:w w:val="63"/>
+          <w:w w:val="75"/>
           <w:sz w:val="26"/>
           <w:szCs w:val="26"/>
         </w:rPr>
-        <w:t>上星期</w:t>
-      </w:r>
-      <w:proofErr w:type="gramStart"/>
-      <w:r>
-        <w:rPr>
-          <w:rFonts w:ascii="Cambria" w:eastAsia="華康細黑體" w:hAnsi="Cambria" w:cs="Cambria" w:hint="eastAsia"/>
-          <w:w w:val="63"/>
-          <w:sz w:val="26"/>
-          <w:szCs w:val="26"/>
-        </w:rPr>
-        <w:t>矢板明夫</w:t>
-      </w:r>
-      <w:proofErr w:type="gramEnd"/>
-      <w:r>
-        <w:rPr>
-          <w:rFonts w:ascii="Cambria" w:eastAsia="華康細黑體" w:hAnsi="Cambria" w:cs="Cambria" w:hint="eastAsia"/>
-          <w:w w:val="63"/>
-          <w:sz w:val="26"/>
-          <w:szCs w:val="26"/>
-        </w:rPr>
-        <w:t>因為被受指使的中國黑道藉用港澳身分來台</w:t>
-      </w:r>
-      <w:r>
-        <w:rPr>
-          <w:rFonts w:ascii="Cambria" w:eastAsia="華康細黑體" w:hAnsi="Cambria" w:cs="Cambria" w:hint="eastAsia"/>
-          <w:w w:val="63"/>
-          <w:sz w:val="26"/>
-          <w:szCs w:val="26"/>
-        </w:rPr>
-        <w:t>攻擊而上了新聞版面。敏感的時機點是，中共在</w:t>
-      </w:r>
-      <w:r>
-        <w:rPr>
-          <w:rFonts w:ascii="Cambria" w:eastAsia="華康細黑體" w:hAnsi="Cambria" w:cs="Cambria" w:hint="eastAsia"/>
-          <w:w w:val="63"/>
-          <w:sz w:val="26"/>
-          <w:szCs w:val="26"/>
-        </w:rPr>
-        <w:t>7/1</w:t>
-      </w:r>
-      <w:r>
-        <w:rPr>
-          <w:rFonts w:ascii="Cambria" w:eastAsia="華康細黑體" w:hAnsi="Cambria" w:cs="Cambria" w:hint="eastAsia"/>
-          <w:w w:val="63"/>
-          <w:sz w:val="26"/>
-          <w:szCs w:val="26"/>
-        </w:rPr>
-        <w:t>剛通過了《民族團結進步促進法》，將境外長臂管轄權正當化。而相同的攻擊手法，就是中共在反送中</w:t>
-      </w:r>
-      <w:proofErr w:type="gramStart"/>
-      <w:r>
-        <w:rPr>
-          <w:rFonts w:ascii="Cambria" w:eastAsia="華康細黑體" w:hAnsi="Cambria" w:cs="Cambria" w:hint="eastAsia"/>
-          <w:w w:val="63"/>
-          <w:sz w:val="26"/>
-          <w:szCs w:val="26"/>
-        </w:rPr>
-        <w:t>期間，</w:t>
-      </w:r>
-      <w:proofErr w:type="gramEnd"/>
-      <w:r>
-        <w:rPr>
-          <w:rFonts w:ascii="Cambria" w:eastAsia="華康細黑體" w:hAnsi="Cambria" w:cs="Cambria" w:hint="eastAsia"/>
-          <w:w w:val="63"/>
-          <w:sz w:val="26"/>
-          <w:szCs w:val="26"/>
-        </w:rPr>
-        <w:t>利用黑道來威嚇香港的民主人士，</w:t>
-      </w:r>
-      <w:proofErr w:type="gramStart"/>
-      <w:r>
-        <w:rPr>
-          <w:rFonts w:ascii="Cambria" w:eastAsia="華康細黑體" w:hAnsi="Cambria" w:cs="Cambria" w:hint="eastAsia"/>
-          <w:w w:val="63"/>
-          <w:sz w:val="26"/>
-          <w:szCs w:val="26"/>
-        </w:rPr>
-        <w:t>甚至被失</w:t>
-      </w:r>
-      <w:proofErr w:type="gramEnd"/>
-      <w:r>
-        <w:rPr>
-          <w:rFonts w:ascii="Cambria" w:eastAsia="華康細黑體" w:hAnsi="Cambria" w:cs="Cambria" w:hint="eastAsia"/>
-          <w:w w:val="63"/>
-          <w:sz w:val="26"/>
-          <w:szCs w:val="26"/>
-        </w:rPr>
-        <w:t>踪和殺害。人稱</w:t>
-      </w:r>
-      <w:proofErr w:type="gramStart"/>
-      <w:r>
-        <w:rPr>
-          <w:rFonts w:ascii="Cambria" w:eastAsia="華康細黑體" w:hAnsi="Cambria" w:cs="Cambria" w:hint="eastAsia"/>
-          <w:w w:val="63"/>
-          <w:sz w:val="26"/>
-          <w:szCs w:val="26"/>
-        </w:rPr>
-        <w:t>矢</w:t>
-      </w:r>
-      <w:proofErr w:type="gramEnd"/>
-      <w:r>
-        <w:rPr>
-          <w:rFonts w:ascii="Cambria" w:eastAsia="華康細黑體" w:hAnsi="Cambria" w:cs="Cambria" w:hint="eastAsia"/>
-          <w:w w:val="63"/>
-          <w:sz w:val="26"/>
-          <w:szCs w:val="26"/>
-        </w:rPr>
-        <w:t>板老師是中日混血兒，父親是日本人在中國的遺孤。</w:t>
-      </w:r>
-      <w:proofErr w:type="gramStart"/>
-      <w:r>
-        <w:rPr>
-          <w:rFonts w:ascii="Cambria" w:eastAsia="華康細黑體" w:hAnsi="Cambria" w:cs="Cambria" w:hint="eastAsia"/>
-          <w:w w:val="63"/>
-          <w:sz w:val="26"/>
-          <w:szCs w:val="26"/>
-        </w:rPr>
-        <w:t>矢</w:t>
-      </w:r>
-      <w:proofErr w:type="gramEnd"/>
-      <w:r>
-        <w:rPr>
-          <w:rFonts w:ascii="Cambria" w:eastAsia="華康細黑體" w:hAnsi="Cambria" w:cs="Cambria" w:hint="eastAsia"/>
-          <w:w w:val="63"/>
-          <w:sz w:val="26"/>
-          <w:szCs w:val="26"/>
-        </w:rPr>
-        <w:t>板</w:t>
-      </w:r>
-      <w:r>
-        <w:rPr>
-          <w:rFonts w:ascii="Cambria" w:eastAsia="華康細黑體" w:hAnsi="Cambria" w:cs="Cambria" w:hint="eastAsia"/>
-          <w:w w:val="63"/>
-          <w:sz w:val="26"/>
-          <w:szCs w:val="26"/>
-        </w:rPr>
-        <w:t>15</w:t>
-      </w:r>
-      <w:r>
-        <w:rPr>
-          <w:rFonts w:ascii="Cambria" w:eastAsia="華康細黑體" w:hAnsi="Cambria" w:cs="Cambria" w:hint="eastAsia"/>
-          <w:w w:val="63"/>
-          <w:sz w:val="26"/>
-          <w:szCs w:val="26"/>
-        </w:rPr>
-        <w:t>歲時，與父親舉家遷回日本定居。</w:t>
-      </w:r>
-      <w:proofErr w:type="gramStart"/>
-      <w:r>
-        <w:rPr>
-          <w:rFonts w:ascii="Cambria" w:eastAsia="華康細黑體" w:hAnsi="Cambria" w:cs="Cambria" w:hint="eastAsia"/>
-          <w:w w:val="63"/>
-          <w:sz w:val="26"/>
-          <w:szCs w:val="26"/>
-        </w:rPr>
-        <w:t>矢</w:t>
-      </w:r>
-      <w:proofErr w:type="gramEnd"/>
-      <w:r>
-        <w:rPr>
-          <w:rFonts w:ascii="Cambria" w:eastAsia="華康細黑體" w:hAnsi="Cambria" w:cs="Cambria" w:hint="eastAsia"/>
-          <w:w w:val="63"/>
-          <w:sz w:val="26"/>
-          <w:szCs w:val="26"/>
-        </w:rPr>
-        <w:t>板</w:t>
-      </w:r>
-      <w:r>
-        <w:rPr>
-          <w:rFonts w:ascii="Cambria" w:eastAsia="華康細黑體" w:hAnsi="Cambria" w:cs="Cambria" w:hint="eastAsia"/>
-          <w:w w:val="63"/>
-          <w:sz w:val="26"/>
-          <w:szCs w:val="26"/>
-        </w:rPr>
-        <w:t>1997</w:t>
-      </w:r>
-      <w:r>
-        <w:rPr>
-          <w:rFonts w:ascii="Cambria" w:eastAsia="華康細黑體" w:hAnsi="Cambria" w:cs="Cambria" w:hint="eastAsia"/>
-          <w:w w:val="63"/>
-          <w:sz w:val="26"/>
-          <w:szCs w:val="26"/>
-        </w:rPr>
-        <w:t>年從日本慶應義塾大學畢業，</w:t>
-      </w:r>
-      <w:r>
-        <w:rPr>
-          <w:rFonts w:ascii="Cambria" w:eastAsia="華康細黑體" w:hAnsi="Cambria" w:cs="Cambria" w:hint="eastAsia"/>
-          <w:w w:val="63"/>
-          <w:sz w:val="26"/>
-          <w:szCs w:val="26"/>
-        </w:rPr>
-        <w:t>2002</w:t>
-      </w:r>
-      <w:r>
-        <w:rPr>
-          <w:rFonts w:ascii="Cambria" w:eastAsia="華康細黑體" w:hAnsi="Cambria" w:cs="Cambria" w:hint="eastAsia"/>
-          <w:w w:val="63"/>
-          <w:sz w:val="26"/>
-          <w:szCs w:val="26"/>
-        </w:rPr>
-        <w:t>年在中國社會科學院完成博士課程後進入產經新聞社。</w:t>
-      </w:r>
-      <w:r>
-        <w:rPr>
-          <w:rFonts w:ascii="Cambria" w:eastAsia="華康細黑體" w:hAnsi="Cambria" w:cs="Cambria" w:hint="eastAsia"/>
-          <w:w w:val="63"/>
-          <w:sz w:val="26"/>
-          <w:szCs w:val="26"/>
-        </w:rPr>
-        <w:t>2020</w:t>
-      </w:r>
-      <w:r>
-        <w:rPr>
-          <w:rFonts w:ascii="Cambria" w:eastAsia="華康細黑體" w:hAnsi="Cambria" w:cs="Cambria" w:hint="eastAsia"/>
-          <w:w w:val="63"/>
-          <w:sz w:val="26"/>
-          <w:szCs w:val="26"/>
-        </w:rPr>
-        <w:t>年來台，出任產經新聞社台北支局長。</w:t>
-      </w:r>
-      <w:r>
-        <w:rPr>
-          <w:rFonts w:ascii="Cambria" w:eastAsia="華康細黑體" w:hAnsi="Cambria" w:cs="Cambria" w:hint="eastAsia"/>
-          <w:w w:val="63"/>
-          <w:sz w:val="26"/>
-          <w:szCs w:val="26"/>
-        </w:rPr>
-        <w:t>2024</w:t>
-      </w:r>
-      <w:r>
-        <w:rPr>
-          <w:rFonts w:ascii="Cambria" w:eastAsia="華康細黑體" w:hAnsi="Cambria" w:cs="Cambria" w:hint="eastAsia"/>
-          <w:w w:val="63"/>
-          <w:sz w:val="26"/>
-          <w:szCs w:val="26"/>
-        </w:rPr>
-        <w:t>年申請入籍中華民國。他自己說，因為「把台灣當作自己的家」，希望留在台灣、捍衛台灣的民主自由。他走過了中、日、台三個國家，卻選擇了台灣作為他的身分認同。我想他真正看見的是，台灣是華人世界的民主自由聖地。中文是他的母語，日文是他的第二語言，但是他選擇和認同的卻是民主和自由的價值。因為愛和認同，我們一起成為台灣的國民；相同地，因為追隨耶穌基督，我們也一同成為　神國的子民。</w:t>
+        <w:t>「為人謀而不忠乎？與朋友交而不信乎？傳不習乎？」《論語‧學而》這世界大部份的教育都是從主修倫理和道德開始。讀萬卷書所學何事？不只是知禮義，更要能思辯，就能使凡事通達。思辯的能力就是能反省，不是反省別人，而是從反省自己開始。如此，人才有可能從已經內化的舊習慣和成見中轉念和悔改，並付諸行動。就像我有血糖高的問題，一星期我們量六天的血糖，其實是提醒自己，反省的是飲食的習慣。而猶太人一天三次的禱告和獻祭，正是在養成一種自我反省的能力。重點是要在完全良善的　神面前反省，因為我們追求的就是在良善上的完全。</w:t>
       </w:r>
     </w:p>
     <w:p>
       <w:pPr>
         <w:kinsoku w:val="0"/>
         <w:snapToGrid w:val="0"/>
-        <w:spacing w:afterLines="50" w:after="165" w:line="290" w:lineRule="atLeast"/>
+        <w:spacing w:afterLines="50" w:after="165" w:line="300" w:lineRule="exact"/>
         <w:jc w:val="both"/>
         <w:rPr>
           <w:rFonts w:ascii="Barlow Condensed Medium" w:eastAsia="華康儷中黑" w:hAnsi="Barlow Condensed Medium"/>
-          <w:w w:val="63"/>
+          <w:w w:val="75"/>
           <w:sz w:val="26"/>
           <w:szCs w:val="26"/>
         </w:rPr>
@@ -27811,45 +26019,25 @@
       <w:r>
         <w:rPr>
           <w:rFonts w:ascii="Barlow Condensed Medium" w:eastAsia="華康儷中黑" w:hAnsi="Barlow Condensed Medium" w:hint="eastAsia"/>
-          <w:w w:val="63"/>
+          <w:w w:val="75"/>
           <w:sz w:val="26"/>
           <w:szCs w:val="26"/>
         </w:rPr>
-        <w:t>在人手雖短缺，但是事奉　神的事仍需聖潔。雖然血源不明，但是自我的身分認同比任何力量更有忠心。所有人都是相信他們是　神的子民而凝聚成共同體。</w:t>
+        <w:t>從習慣反省自己到悔改的堅定和行動力，這是人尋求　神的聖潔完全的方式。不可將　神暫時的容忍和恩待視為理所當然，不容異教的邪惡文化將人吞滅。</w:t>
       </w:r>
       <w:r>
         <w:rPr>
           <w:rFonts w:ascii="Barlow Condensed Medium" w:eastAsia="華康細黑體" w:hAnsi="Barlow Condensed Medium" w:cs="微軟正黑體" w:hint="eastAsia"/>
-          <w:w w:val="63"/>
+          <w:w w:val="75"/>
           <w:sz w:val="26"/>
           <w:szCs w:val="26"/>
         </w:rPr>
-        <w:t>從巴比倫回歸的以色列人，因為保留了自己的語言、文化、信仰和先知的教導和預言，成為他們內心真正的身分認同。因此，重建耶路撒冷和聖殿的呼召，召喚他們成為　神的預言</w:t>
-      </w:r>
-      <w:proofErr w:type="gramStart"/>
+        <w:t>雖然時代不同，然而家庭生活仍是人格養成的重要過程。而「信與不信不能同負一軛」是簡單的智慧，不能讓家庭變成一輛多頭馬車。是一開始要同行，日後才能安心且有信心放孩子獨行。所以，美好的婚姻值得等待，也值得向　神求。可能如聖經所說，這世界沒有義人，完全的人。但是，卻有敬畏　神的人，天天感謝　神的恩典，天天在　神面前三次反省自己。或許一個願意與你牽手禱告和反省自己的人，就是那個對的小姐或先生吧。而以斯拉所表現出的信仰態度正是惜福和悔改，適用在人生所有的事上，不只是婚姻。</w:t>
+      </w:r>
       <w:r>
         <w:rPr>
           <w:rFonts w:ascii="Barlow Condensed Medium" w:eastAsia="華康細黑體" w:hAnsi="Barlow Condensed Medium" w:cs="微軟正黑體" w:hint="eastAsia"/>
-          <w:w w:val="63"/>
-          <w:sz w:val="26"/>
-          <w:szCs w:val="26"/>
-        </w:rPr>
-        <w:t>和救恩實現</w:t>
-      </w:r>
-      <w:proofErr w:type="gramEnd"/>
-      <w:r>
-        <w:rPr>
-          <w:rFonts w:ascii="Barlow Condensed Medium" w:eastAsia="華康細黑體" w:hAnsi="Barlow Condensed Medium" w:cs="微軟正黑體" w:hint="eastAsia"/>
-          <w:w w:val="63"/>
-          <w:sz w:val="26"/>
-          <w:szCs w:val="26"/>
-        </w:rPr>
-        <w:t>的見證人，成為他們的使命，也是他的榮光。又在異邦經歷服事人的磨練，和不同文明的學習和衝擊，使回歸的人帶著更寬闊的世界觀和包容性，來接納有相同信仰認同的人，不執著於血緣和種族。</w:t>
-      </w:r>
-      <w:r>
-        <w:rPr>
-          <w:rFonts w:ascii="Barlow Condensed Medium" w:eastAsia="華康細黑體" w:hAnsi="Barlow Condensed Medium" w:cs="微軟正黑體" w:hint="eastAsia"/>
-          <w:w w:val="63"/>
+          <w:w w:val="75"/>
           <w:sz w:val="26"/>
           <w:szCs w:val="26"/>
         </w:rPr>
@@ -29360,7 +27548,7 @@
         <w:b/>
         <w:noProof/>
       </w:rPr>
-      <w:t>2628</w:t>
+      <w:t>2629</w:t>
     </w:r>
     <w:r>
       <w:rPr>
@@ -29497,7 +27685,7 @@
         <w:b/>
         <w:noProof/>
       </w:rPr>
-      <w:t>12</w:t>
+      <w:t>19</w:t>
     </w:r>
     <w:r>
       <w:rPr>
@@ -29569,7 +27757,7 @@
         <w:b/>
         <w:noProof/>
       </w:rPr>
-      <w:t>2628</w:t>
+      <w:t>2629</w:t>
     </w:r>
     <w:r>
       <w:rPr>
@@ -29706,7 +27894,7 @@
         <w:b/>
         <w:noProof/>
       </w:rPr>
-      <w:t>12</w:t>
+      <w:t>19</w:t>
     </w:r>
     <w:r>
       <w:rPr>
@@ -32539,7 +30727,7 @@
 </file>
 
 <file path=customXml/itemProps1.xml><?xml version="1.0" encoding="utf-8"?>
-<ds:datastoreItem xmlns:ds="http://schemas.openxmlformats.org/officeDocument/2006/customXml" ds:itemID="{288D96C9-C662-4C29-8858-224A6ABDB47F}">
+<ds:datastoreItem xmlns:ds="http://schemas.openxmlformats.org/officeDocument/2006/customXml" ds:itemID="{634F6ED1-8CCC-4D7C-AA0C-CC8623C4E2C3}">
   <ds:schemaRefs>
     <ds:schemaRef ds:uri="http://schemas.openxmlformats.org/officeDocument/2006/bibliography"/>
   </ds:schemaRefs>

--- a/新泰週報20260719[2629]B4F.docx
+++ b/新泰週報20260719[2629]B4F.docx
@@ -2812,7 +2812,7 @@
         <w:spacing w:line="300" w:lineRule="exact"/>
         <w:ind w:leftChars="-59" w:left="-142"/>
         <w:rPr>
-          <w:rFonts w:ascii="標楷體" w:eastAsia="標楷體" w:hAnsi="標楷體" w:cs="Arial" w:hint="eastAsia"/>
+          <w:rFonts w:ascii="標楷體" w:eastAsia="標楷體" w:hAnsi="標楷體" w:cs="Arial"/>
           <w:b/>
           <w:w w:val="90"/>
           <w:sz w:val="26"/>
@@ -2977,7 +2977,7 @@
         <w:spacing w:line="300" w:lineRule="exact"/>
         <w:ind w:leftChars="-59" w:left="-142"/>
         <w:rPr>
-          <w:rFonts w:asciiTheme="majorBidi" w:eastAsia="標楷體" w:hAnsiTheme="majorBidi" w:cstheme="majorBidi" w:hint="eastAsia"/>
+          <w:rFonts w:asciiTheme="majorBidi" w:eastAsia="標楷體" w:hAnsiTheme="majorBidi" w:cstheme="majorBidi"/>
           <w:bCs/>
           <w:w w:val="90"/>
           <w:sz w:val="26"/>
@@ -3025,7 +3025,7 @@
         <w:spacing w:line="300" w:lineRule="exact"/>
         <w:ind w:leftChars="-59" w:left="-142"/>
         <w:rPr>
-          <w:rFonts w:asciiTheme="majorBidi" w:eastAsia="標楷體" w:hAnsiTheme="majorBidi" w:cstheme="majorBidi" w:hint="eastAsia"/>
+          <w:rFonts w:asciiTheme="majorBidi" w:eastAsia="標楷體" w:hAnsiTheme="majorBidi" w:cstheme="majorBidi"/>
           <w:bCs/>
           <w:w w:val="90"/>
           <w:sz w:val="26"/>
@@ -3073,7 +3073,7 @@
         <w:spacing w:line="300" w:lineRule="exact"/>
         <w:ind w:leftChars="-59" w:left="-142"/>
         <w:rPr>
-          <w:rFonts w:asciiTheme="majorBidi" w:eastAsia="標楷體" w:hAnsiTheme="majorBidi" w:cstheme="majorBidi" w:hint="eastAsia"/>
+          <w:rFonts w:asciiTheme="majorBidi" w:eastAsia="標楷體" w:hAnsiTheme="majorBidi" w:cstheme="majorBidi"/>
           <w:bCs/>
           <w:w w:val="90"/>
           <w:sz w:val="26"/>
@@ -3121,7 +3121,7 @@
         <w:spacing w:line="300" w:lineRule="exact"/>
         <w:ind w:leftChars="-59" w:left="-142"/>
         <w:rPr>
-          <w:rFonts w:asciiTheme="majorBidi" w:eastAsia="標楷體" w:hAnsiTheme="majorBidi" w:cstheme="majorBidi" w:hint="eastAsia"/>
+          <w:rFonts w:asciiTheme="majorBidi" w:eastAsia="標楷體" w:hAnsiTheme="majorBidi" w:cstheme="majorBidi"/>
           <w:bCs/>
           <w:w w:val="90"/>
           <w:sz w:val="26"/>
@@ -3169,7 +3169,7 @@
         <w:spacing w:beforeLines="50" w:before="165" w:line="300" w:lineRule="exact"/>
         <w:ind w:leftChars="-59" w:left="-142"/>
         <w:rPr>
-          <w:rFonts w:asciiTheme="majorBidi" w:eastAsia="標楷體" w:hAnsiTheme="majorBidi" w:cstheme="majorBidi" w:hint="eastAsia"/>
+          <w:rFonts w:asciiTheme="majorBidi" w:eastAsia="標楷體" w:hAnsiTheme="majorBidi" w:cstheme="majorBidi"/>
           <w:bCs/>
           <w:w w:val="90"/>
           <w:sz w:val="26"/>
@@ -3304,19 +3304,7 @@
           <w:sz w:val="26"/>
           <w:szCs w:val="26"/>
         </w:rPr>
-        <w:t>或是世上在渡</w:t>
-      </w:r>
-      <w:bookmarkStart w:id="6" w:name="_GoBack"/>
-      <w:bookmarkEnd w:id="6"/>
-      <w:r>
-        <w:rPr>
-          <w:rFonts w:asciiTheme="majorBidi" w:eastAsia="標楷體" w:hAnsiTheme="majorBidi" w:cstheme="majorBidi" w:hint="eastAsia"/>
-          <w:bCs/>
-          <w:w w:val="90"/>
-          <w:sz w:val="26"/>
-          <w:szCs w:val="26"/>
-        </w:rPr>
-        <w:t>活，</w:t>
+        <w:t>或是世上在渡活，</w:t>
       </w:r>
     </w:p>
     <w:p>
@@ -3325,7 +3313,7 @@
         <w:spacing w:line="300" w:lineRule="exact"/>
         <w:ind w:leftChars="-59" w:left="-142"/>
         <w:rPr>
-          <w:rFonts w:asciiTheme="majorBidi" w:eastAsia="標楷體" w:hAnsiTheme="majorBidi" w:cstheme="majorBidi" w:hint="eastAsia"/>
+          <w:rFonts w:asciiTheme="majorBidi" w:eastAsia="標楷體" w:hAnsiTheme="majorBidi" w:cstheme="majorBidi"/>
           <w:bCs/>
           <w:w w:val="90"/>
           <w:sz w:val="26"/>
@@ -12605,8 +12593,10 @@
                 <w:sz w:val="20"/>
                 <w:szCs w:val="20"/>
               </w:rPr>
-              <w:t>我是何人</w:t>
-            </w:r>
+              <w:t>替我打破石磐身</w:t>
+            </w:r>
+            <w:bookmarkStart w:id="6" w:name="_GoBack"/>
+            <w:bookmarkEnd w:id="6"/>
           </w:p>
         </w:tc>
         <w:tc>
@@ -15030,7 +15020,7 @@
           </mc:Choice>
           <mc:Fallback>
             <w:pict>
-              <v:line w14:anchorId="7DA47A03" id="直線接點 2" o:spid="_x0000_s1026" style="position:absolute;z-index:251654144;visibility:visible;mso-wrap-style:square;mso-height-percent:0;mso-wrap-distance-left:9pt;mso-wrap-distance-top:0;mso-wrap-distance-right:9pt;mso-wrap-distance-bottom:0;mso-position-horizontal:absolute;mso-position-horizontal-relative:page;mso-position-vertical:absolute;mso-position-vertical-relative:page;mso-height-percent:0;mso-height-relative:margin" from="687.75pt,19.85pt" to="687.75pt,709.8pt" o:gfxdata="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" strokecolor="black [3213]" strokeweight=".5pt">
+              <v:line w14:anchorId="19002DA5" id="直線接點 2" o:spid="_x0000_s1026" style="position:absolute;z-index:251654144;visibility:visible;mso-wrap-style:square;mso-height-percent:0;mso-wrap-distance-left:9pt;mso-wrap-distance-top:0;mso-wrap-distance-right:9pt;mso-wrap-distance-bottom:0;mso-position-horizontal:absolute;mso-position-horizontal-relative:page;mso-position-vertical:absolute;mso-position-vertical-relative:page;mso-height-percent:0;mso-height-relative:margin" from="687.75pt,19.85pt" to="687.75pt,709.8pt" o:gfxdata="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" strokecolor="black [3213]" strokeweight=".5pt">
                 <v:stroke dashstyle="3 1" joinstyle="miter"/>
                 <w10:wrap anchorx="page" anchory="page"/>
               </v:line>
@@ -25276,7 +25266,7 @@
           </mc:Choice>
           <mc:Fallback>
             <w:pict>
-              <v:line w14:anchorId="30E9AEF8" id="直線接點 6" o:spid="_x0000_s1026" style="position:absolute;z-index:251665408;visibility:visible;mso-wrap-style:square;mso-width-percent:0;mso-height-percent:0;mso-wrap-distance-left:9pt;mso-wrap-distance-top:0;mso-wrap-distance-right:9pt;mso-wrap-distance-bottom:0;mso-position-horizontal:absolute;mso-position-horizontal-relative:page;mso-position-vertical:absolute;mso-position-vertical-relative:page;mso-width-percent:0;mso-height-percent:0;mso-width-relative:margin;mso-height-relative:margin" from="343.9pt,19.85pt" to="345.05pt,710.95pt" o:gfxdata="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" strokecolor="black [3213]" strokeweight=".5pt">
+              <v:line w14:anchorId="64576654" id="直線接點 6" o:spid="_x0000_s1026" style="position:absolute;z-index:251665408;visibility:visible;mso-wrap-style:square;mso-width-percent:0;mso-height-percent:0;mso-wrap-distance-left:9pt;mso-wrap-distance-top:0;mso-wrap-distance-right:9pt;mso-wrap-distance-bottom:0;mso-position-horizontal:absolute;mso-position-horizontal-relative:page;mso-position-vertical:absolute;mso-position-vertical-relative:page;mso-width-percent:0;mso-height-percent:0;mso-width-relative:margin;mso-height-relative:margin" from="343.9pt,19.85pt" to="345.05pt,710.95pt" o:gfxdata="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" strokecolor="black [3213]" strokeweight=".5pt">
                 <v:stroke dashstyle="3 1" joinstyle="miter"/>
                 <w10:wrap anchorx="page" anchory="page"/>
               </v:line>
@@ -25354,7 +25344,7 @@
           </mc:Choice>
           <mc:Fallback>
             <w:pict>
-              <v:line w14:anchorId="144FBEFB" id="直線接點 4" o:spid="_x0000_s1026" style="position:absolute;z-index:251661312;visibility:visible;mso-wrap-style:square;mso-width-percent:0;mso-height-percent:0;mso-wrap-distance-left:9pt;mso-wrap-distance-top:0;mso-wrap-distance-right:9pt;mso-wrap-distance-bottom:0;mso-position-horizontal:absolute;mso-position-horizontal-relative:page;mso-position-vertical:absolute;mso-position-vertical-relative:page;mso-width-percent:0;mso-height-percent:0;mso-width-relative:margin;mso-height-relative:margin" from="343.9pt,19.85pt" to="345.05pt,710.95pt" o:gfxdata="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" strokecolor="black [3213]" strokeweight=".5pt">
+              <v:line w14:anchorId="247F3600" id="直線接點 4" o:spid="_x0000_s1026" style="position:absolute;z-index:251661312;visibility:visible;mso-wrap-style:square;mso-width-percent:0;mso-height-percent:0;mso-wrap-distance-left:9pt;mso-wrap-distance-top:0;mso-wrap-distance-right:9pt;mso-wrap-distance-bottom:0;mso-position-horizontal:absolute;mso-position-horizontal-relative:page;mso-position-vertical:absolute;mso-position-vertical-relative:page;mso-width-percent:0;mso-height-percent:0;mso-width-relative:margin;mso-height-relative:margin" from="343.9pt,19.85pt" to="345.05pt,710.95pt" o:gfxdata="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" strokecolor="black [3213]" strokeweight=".5pt">
                 <v:stroke dashstyle="3 1" joinstyle="miter"/>
                 <w10:wrap anchorx="page" anchory="page"/>
               </v:line>
@@ -30727,7 +30717,7 @@
 </file>
 
 <file path=customXml/itemProps1.xml><?xml version="1.0" encoding="utf-8"?>
-<ds:datastoreItem xmlns:ds="http://schemas.openxmlformats.org/officeDocument/2006/customXml" ds:itemID="{634F6ED1-8CCC-4D7C-AA0C-CC8623C4E2C3}">
+<ds:datastoreItem xmlns:ds="http://schemas.openxmlformats.org/officeDocument/2006/customXml" ds:itemID="{7DE56F01-7774-43AF-952B-78057EBD4AF2}">
   <ds:schemaRefs>
     <ds:schemaRef ds:uri="http://schemas.openxmlformats.org/officeDocument/2006/bibliography"/>
   </ds:schemaRefs>
